--- a/docs/jamt/Supplemental.docx
+++ b/docs/jamt/Supplemental.docx
@@ -74,7 +74,7 @@
         <w:pStyle w:val="BodyText"/>
       </w:pPr>
       <w:r>
-        <w:t xml:space="preserve">The model is specified following the ODD (Overview, Design concepts, Details) protocol (Grimm et al. 2010). Source code is available at https://github.com/clipo/poverty-point-signaling.</w:t>
+        <w:t xml:space="preserve">The model is specified following the ODD (Overview, Design concepts, Details) protocol (Grimm et al. 2010). Source code is available at https://github.com/clipo/poverty-point.</w:t>
       </w:r>
     </w:p>
     <w:bookmarkStart w:id="9" w:name="s1.1-purpose-and-patterns"/>

--- a/docs/jamt/Supplemental.docx
+++ b/docs/jamt/Supplemental.docx
@@ -2,7 +2,7 @@
 <file path=word/document.xml><?xml version="1.0" encoding="utf-8"?>
 <w:document xmlns:w="http://schemas.openxmlformats.org/wordprocessingml/2006/main" xmlns:m="http://schemas.openxmlformats.org/officeDocument/2006/math" xmlns:r="http://schemas.openxmlformats.org/officeDocument/2006/relationships" xmlns:o="urn:schemas-microsoft-com:office:office" xmlns:v="urn:schemas-microsoft-com:vml" xmlns:w10="urn:schemas-microsoft-com:office:word" xmlns:a="http://schemas.openxmlformats.org/drawingml/2006/main" xmlns:pic="http://schemas.openxmlformats.org/drawingml/2006/picture" xmlns:wp="http://schemas.openxmlformats.org/drawingml/2006/wordprocessingDrawing">
   <w:body>
-    <w:bookmarkStart w:id="95" w:name="X11f97818135cfa10d5df5b5744c91add53ab9ab"/>
+    <w:bookmarkStart w:id="97" w:name="X11f97818135cfa10d5df5b5744c91add53ab9ab"/>
     <w:p>
       <w:pPr>
         <w:pStyle w:val="Heading1"/>
@@ -17535,7 +17535,45 @@
           <w:i/>
           <w:iCs/>
         </w:rPr>
-        <w:t xml:space="preserve">uniform priors on the six load-bearing model parameters (</w:t>
+        <w:t xml:space="preserve">uniform priors on the six model parameters that set</w:t>
+      </w:r>
+      <w:r>
+        <w:rPr>
+          <w:i/>
+          <w:iCs/>
+        </w:rPr>
+        <w:t xml:space="preserve"> </w:t>
+      </w:r>
+      <m:oMath>
+        <m:sSup>
+          <m:e>
+            <m:r>
+              <m:t>σ</m:t>
+            </m:r>
+          </m:e>
+          <m:sup>
+            <m:r>
+              <m:rPr>
+                <m:sty m:val="p"/>
+              </m:rPr>
+              <m:t>*</m:t>
+            </m:r>
+          </m:sup>
+        </m:sSup>
+      </m:oMath>
+      <w:r>
+        <w:rPr>
+          <w:i/>
+          <w:iCs/>
+        </w:rPr>
+        <w:t xml:space="preserve"> </w:t>
+      </w:r>
+      <w:r>
+        <w:rPr>
+          <w:i/>
+          <w:iCs/>
+        </w:rPr>
+        <w:t xml:space="preserve">(</w:t>
       </w:r>
       <m:oMath>
         <m:sSub>
@@ -24493,7 +24531,7 @@
       </w:r>
     </w:p>
     <w:bookmarkEnd w:id="50"/>
-    <w:bookmarkStart w:id="61" w:name="s7.-detailed-scenario-simulation-results"/>
+    <w:bookmarkStart w:id="62" w:name="s7.-detailed-scenario-simulation-results"/>
     <w:p>
       <w:pPr>
         <w:pStyle w:val="Heading2"/>
@@ -24502,7 +24540,1515 @@
         <w:t xml:space="preserve">S7. Detailed scenario simulation results</w:t>
       </w:r>
     </w:p>
-    <w:bookmarkStart w:id="51" w:name="s7.1-phase-transition-sweep-4.1-and-4.3"/>
+    <w:bookmarkStart w:id="51" w:name="Xb76937dec171478a3aaa1ec42b0a72fe24c58e3"/>
+    <w:p>
+      <w:pPr>
+        <w:pStyle w:val="Heading3"/>
+      </w:pPr>
+      <w:r>
+        <w:t xml:space="preserve">S7.0 Status summary of §6 empirical evaluations</w:t>
+      </w:r>
+    </w:p>
+    <w:p>
+      <w:pPr>
+        <w:pStyle w:val="FirstParagraph"/>
+      </w:pPr>
+      <w:r>
+        <w:t xml:space="preserve">The eight empirical evaluations in main §6 differ substantially in inferential weight. The table below summarizes, for each evaluation, the section in which it appears, what it tests, what parameters are fit to the data, what data are treated as independent of the model fit, and the resulting status. The bottom row reports the §4.3 signaling-vs-cooperation ablation comparison, which is theoretical rather than empirical but is listed here because its result affects how the empirical evaluations should be interpreted (the threshold-location dimension does not discriminate signaling from generic cooperation; the spatial-flow signature at §6.1 does).</w:t>
+      </w:r>
+    </w:p>
+    <w:tbl>
+      <w:tblPr>
+        <w:tblStyle w:val="Table"/>
+        <w:tblW w:type="pct" w:w="5000"/>
+        <w:tblLayout w:type="fixed"/>
+        <w:tblLook w:firstRow="1" w:lastRow="0" w:firstColumn="0" w:lastColumn="0" w:noHBand="0" w:noVBand="0" w:val="0020"/>
+      </w:tblPr>
+      <w:tblGrid>
+        <w:gridCol w:w="1584"/>
+        <w:gridCol w:w="1584"/>
+        <w:gridCol w:w="1584"/>
+        <w:gridCol w:w="1584"/>
+        <w:gridCol w:w="1584"/>
+      </w:tblGrid>
+      <w:tr>
+        <w:trPr>
+          <w:tblHeader w:val="on"/>
+        </w:trPr>
+        <w:tc>
+          <w:tcPr/>
+          <w:p>
+            <w:pPr>
+              <w:pStyle w:val="Compact"/>
+            </w:pPr>
+            <w:r>
+              <w:t xml:space="preserve">Section</w:t>
+            </w:r>
+          </w:p>
+        </w:tc>
+        <w:tc>
+          <w:tcPr/>
+          <w:p>
+            <w:pPr>
+              <w:pStyle w:val="Compact"/>
+            </w:pPr>
+            <w:r>
+              <w:t xml:space="preserve">Evaluation</w:t>
+            </w:r>
+          </w:p>
+        </w:tc>
+        <w:tc>
+          <w:tcPr/>
+          <w:p>
+            <w:pPr>
+              <w:pStyle w:val="Compact"/>
+            </w:pPr>
+            <w:r>
+              <w:t xml:space="preserve">What is fit</w:t>
+            </w:r>
+          </w:p>
+        </w:tc>
+        <w:tc>
+          <w:tcPr/>
+          <w:p>
+            <w:pPr>
+              <w:pStyle w:val="Compact"/>
+            </w:pPr>
+            <w:r>
+              <w:t xml:space="preserve">What is independent</w:t>
+            </w:r>
+          </w:p>
+        </w:tc>
+        <w:tc>
+          <w:tcPr/>
+          <w:p>
+            <w:pPr>
+              <w:pStyle w:val="Compact"/>
+            </w:pPr>
+            <w:r>
+              <w:t xml:space="preserve">Status</w:t>
+            </w:r>
+          </w:p>
+        </w:tc>
+      </w:tr>
+      <w:tr>
+        <w:tc>
+          <w:tcPr/>
+          <w:p>
+            <w:pPr>
+              <w:pStyle w:val="Compact"/>
+            </w:pPr>
+            <w:r>
+              <w:t xml:space="preserve">6.1 (vol)</w:t>
+            </w:r>
+          </w:p>
+        </w:tc>
+        <w:tc>
+          <w:tcPr/>
+          <w:p>
+            <w:pPr>
+              <w:pStyle w:val="Compact"/>
+            </w:pPr>
+            <w:r>
+              <w:t xml:space="preserve">Type-site volume calibration</w:t>
+            </w:r>
+          </w:p>
+        </w:tc>
+        <w:tc>
+          <w:tcPr/>
+          <w:p>
+            <w:pPr>
+              <w:pStyle w:val="Compact"/>
+            </w:pPr>
+            <w:r>
+              <w:t xml:space="preserve">~77 m³/unit scaling factor fit to PP target</w:t>
+            </w:r>
+          </w:p>
+        </w:tc>
+        <w:tc>
+          <w:tcPr/>
+          <w:p>
+            <w:pPr>
+              <w:pStyle w:val="Compact"/>
+            </w:pPr>
+            <w:r>
+              <w:t xml:space="preserve">None (calibration anchor)</w:t>
+            </w:r>
+          </w:p>
+        </w:tc>
+        <w:tc>
+          <w:tcPr/>
+          <w:p>
+            <w:pPr>
+              <w:pStyle w:val="Compact"/>
+            </w:pPr>
+            <w:r>
+              <w:t xml:space="preserve">Calibration; not a test</w:t>
+            </w:r>
+          </w:p>
+        </w:tc>
+      </w:tr>
+      <w:tr>
+        <w:tc>
+          <w:tcPr/>
+          <w:p>
+            <w:pPr>
+              <w:pStyle w:val="Compact"/>
+            </w:pPr>
+            <w:r>
+              <w:t xml:space="preserve">6.1 (exotic)</w:t>
+            </w:r>
+          </w:p>
+        </w:tc>
+        <w:tc>
+          <w:tcPr/>
+          <w:p>
+            <w:pPr>
+              <w:pStyle w:val="Compact"/>
+            </w:pPr>
+            <w:r>
+              <w:t xml:space="preserve">Exotic-goods count consistency</w:t>
+            </w:r>
+          </w:p>
+        </w:tc>
+        <w:tc>
+          <w:tcPr/>
+          <w:p>
+            <w:pPr>
+              <w:pStyle w:val="Compact"/>
+            </w:pPr>
+            <w:r>
+              <w:t xml:space="preserve">Same simulation run as 6.1 vol</w:t>
+            </w:r>
+          </w:p>
+        </w:tc>
+        <w:tc>
+          <w:tcPr/>
+          <w:p>
+            <w:pPr>
+              <w:pStyle w:val="Compact"/>
+            </w:pPr>
+            <w:r>
+              <w:t xml:space="preserve">Per-material counts (different model pathway for each)</w:t>
+            </w:r>
+          </w:p>
+        </w:tc>
+        <w:tc>
+          <w:tcPr/>
+          <w:p>
+            <w:pPr>
+              <w:pStyle w:val="Compact"/>
+            </w:pPr>
+            <w:r>
+              <w:t xml:space="preserve">Partial test; consistent for copper (after recovery), for galena (after recovery), vessel-basis for steatite</w:t>
+            </w:r>
+          </w:p>
+        </w:tc>
+      </w:tr>
+      <w:tr>
+        <w:tc>
+          <w:tcPr/>
+          <w:p>
+            <w:pPr>
+              <w:pStyle w:val="Compact"/>
+            </w:pPr>
+            <w:r>
+              <w:t xml:space="preserve">6.1 (decay)</w:t>
+            </w:r>
+          </w:p>
+        </w:tc>
+        <w:tc>
+          <w:tcPr/>
+          <w:p>
+            <w:pPr>
+              <w:pStyle w:val="Compact"/>
+            </w:pPr>
+            <w:r>
+              <w:t xml:space="preserve">Distance-decay rank correlation</w:t>
+            </w:r>
+          </w:p>
+        </w:tc>
+        <w:tc>
+          <w:tcPr/>
+          <w:p>
+            <w:pPr>
+              <w:pStyle w:val="Compact"/>
+            </w:pPr>
+            <w:r>
+              <w:t xml:space="preserve">500-km length scale fixed to ordering</w:t>
+            </w:r>
+          </w:p>
+        </w:tc>
+        <w:tc>
+          <w:tcPr/>
+          <w:p>
+            <w:pPr>
+              <w:pStyle w:val="Compact"/>
+            </w:pPr>
+            <w:r>
+              <w:t xml:space="preserve">Webb 1982 source-distance inventory</w:t>
+            </w:r>
+          </w:p>
+        </w:tc>
+        <w:tc>
+          <w:tcPr/>
+          <w:p>
+            <w:pPr>
+              <w:pStyle w:val="Compact"/>
+            </w:pPr>
+            <m:oMath>
+              <m:r>
+                <m:t>ρ</m:t>
+              </m:r>
+              <m:r>
+                <m:rPr>
+                  <m:sty m:val="p"/>
+                </m:rPr>
+                <m:t>=</m:t>
+              </m:r>
+              <m:r>
+                <m:t>0.95</m:t>
+              </m:r>
+            </m:oMath>
+            <w:r>
+              <w:t xml:space="preserve"> </w:t>
+            </w:r>
+            <w:r>
+              <w:t xml:space="preserve">but acknowledged not to discriminate against transport-cost or down-the-line alternatives</w:t>
+            </w:r>
+          </w:p>
+        </w:tc>
+      </w:tr>
+      <w:tr>
+        <w:tc>
+          <w:tcPr/>
+          <w:p>
+            <w:pPr>
+              <w:pStyle w:val="Compact"/>
+            </w:pPr>
+            <w:r>
+              <w:t xml:space="preserve">6.1 (outflow)</w:t>
+            </w:r>
+          </w:p>
+        </w:tc>
+        <w:tc>
+          <w:tcPr/>
+          <w:p>
+            <w:pPr>
+              <w:pStyle w:val="Compact"/>
+            </w:pPr>
+            <w:r>
+              <w:t xml:space="preserve">Asymmetric flow signature: into-PP, not out-from-PP</w:t>
+            </w:r>
+          </w:p>
+        </w:tc>
+        <w:tc>
+          <w:tcPr/>
+          <w:p>
+            <w:pPr>
+              <w:pStyle w:val="Compact"/>
+            </w:pPr>
+            <w:r>
+              <w:t xml:space="preserve">None (the asymmetry is a framework prediction)</w:t>
+            </w:r>
+          </w:p>
+        </w:tc>
+        <w:tc>
+          <w:tcPr/>
+          <w:p>
+            <w:pPr>
+              <w:pStyle w:val="Compact"/>
+            </w:pPr>
+            <w:r>
+              <w:t xml:space="preserve">Webb 1982 type-site inventory; Smith 1991 cross-site material-share percentages; Kidder and Grooms 2025 outflow observation</w:t>
+            </w:r>
+          </w:p>
+        </w:tc>
+        <w:tc>
+          <w:tcPr/>
+          <w:p>
+            <w:pPr>
+              <w:pStyle w:val="Compact"/>
+            </w:pPr>
+            <w:r>
+              <w:t xml:space="preserve">Discriminating test passed: signaling reading predicts asymmetric flow into the gathering; risk-pooling predicts bidirectional flow; down-the-line exchange predicts smooth distance-decay; neither alternative is observed. Coarse pass on existing data; finer-grained patterning across visitor-band-identified sites is the §7.4 sharpening study</w:t>
+            </w:r>
+          </w:p>
+        </w:tc>
+      </w:tr>
+      <w:tr>
+        <w:tc>
+          <w:tcPr/>
+          <w:p>
+            <w:pPr>
+              <w:pStyle w:val="Compact"/>
+            </w:pPr>
+            <w:r>
+              <w:t xml:space="preserve">6.2</w:t>
+            </w:r>
+          </w:p>
+        </w:tc>
+        <w:tc>
+          <w:tcPr/>
+          <w:p>
+            <w:pPr>
+              <w:pStyle w:val="Compact"/>
+            </w:pPr>
+            <w:r>
+              <w:t xml:space="preserve">Bayesian threshold-proximity</w:t>
+            </w:r>
+          </w:p>
+        </w:tc>
+        <w:tc>
+          <w:tcPr/>
+          <w:p>
+            <w:pPr>
+              <w:pStyle w:val="Compact"/>
+            </w:pPr>
+            <m:oMath>
+              <m:sSup>
+                <m:e>
+                  <m:r>
+                    <m:t>σ</m:t>
+                  </m:r>
+                </m:e>
+                <m:sup>
+                  <m:r>
+                    <m:rPr>
+                      <m:sty m:val="p"/>
+                    </m:rPr>
+                    <m:t>*</m:t>
+                  </m:r>
+                </m:sup>
+              </m:sSup>
+            </m:oMath>
+            <w:r>
+              <w:t xml:space="preserve"> </w:t>
+            </w:r>
+            <w:r>
+              <w:t xml:space="preserve">derived from PP-calibrated parameter set</w:t>
+            </w:r>
+          </w:p>
+        </w:tc>
+        <w:tc>
+          <w:tcPr/>
+          <w:p>
+            <w:pPr>
+              <w:pStyle w:val="Compact"/>
+            </w:pPr>
+            <w:r>
+              <w:t xml:space="preserve">Paleoclimate</w:t>
+            </w:r>
+            <w:r>
+              <w:t xml:space="preserve"> </w:t>
+            </w:r>
+            <m:oMath>
+              <m:r>
+                <m:t>σ</m:t>
+              </m:r>
+            </m:oMath>
+            <w:r>
+              <w:t xml:space="preserve"> </w:t>
+            </w:r>
+            <w:r>
+              <w:t xml:space="preserve">priors</w:t>
+            </w:r>
+          </w:p>
+        </w:tc>
+        <w:tc>
+          <w:tcPr/>
+          <w:p>
+            <w:pPr>
+              <w:pStyle w:val="Compact"/>
+            </w:pPr>
+            <m:oMath>
+              <m:r>
+                <m:t>P</m:t>
+              </m:r>
+              <m:r>
+                <m:rPr>
+                  <m:sty m:val="p"/>
+                </m:rPr>
+                <m:t>=</m:t>
+              </m:r>
+              <m:r>
+                <m:t>0.36</m:t>
+              </m:r>
+            </m:oMath>
+            <w:r>
+              <w:t xml:space="preserve">-</w:t>
+            </w:r>
+            <m:oMath>
+              <m:r>
+                <m:t>0.56</m:t>
+              </m:r>
+            </m:oMath>
+            <w:r>
+              <w:t xml:space="preserve"> </w:t>
+            </w:r>
+            <w:r>
+              <w:t xml:space="preserve">near-tie; conditional on the parameter set defining</w:t>
+            </w:r>
+            <w:r>
+              <w:t xml:space="preserve"> </w:t>
+            </w:r>
+            <m:oMath>
+              <m:sSup>
+                <m:e>
+                  <m:r>
+                    <m:t>σ</m:t>
+                  </m:r>
+                </m:e>
+                <m:sup>
+                  <m:r>
+                    <m:rPr>
+                      <m:sty m:val="p"/>
+                    </m:rPr>
+                    <m:t>*</m:t>
+                  </m:r>
+                </m:sup>
+              </m:sSup>
+            </m:oMath>
+          </w:p>
+        </w:tc>
+      </w:tr>
+      <w:tr>
+        <w:tc>
+          <w:tcPr/>
+          <w:p>
+            <w:pPr>
+              <w:pStyle w:val="Compact"/>
+            </w:pPr>
+            <w:r>
+              <w:t xml:space="preserve">6.3</w:t>
+            </w:r>
+          </w:p>
+        </w:tc>
+        <w:tc>
+          <w:tcPr/>
+          <w:p>
+            <w:pPr>
+              <w:pStyle w:val="Compact"/>
+            </w:pPr>
+            <w:r>
+              <w:t xml:space="preserve">Watson Brake regime-switching consistent with WB scale</w:t>
+            </w:r>
+          </w:p>
+        </w:tc>
+        <w:tc>
+          <w:tcPr/>
+          <w:p>
+            <w:pPr>
+              <w:pStyle w:val="Compact"/>
+            </w:pPr>
+            <m:oMath>
+              <m:r>
+                <m:t>α</m:t>
+              </m:r>
+              <m:r>
+                <m:rPr>
+                  <m:sty m:val="p"/>
+                </m:rPr>
+                <m:t>=</m:t>
+              </m:r>
+              <m:r>
+                <m:t>2</m:t>
+              </m:r>
+            </m:oMath>
+            <w:r>
+              <w:t xml:space="preserve">,</w:t>
+            </w:r>
+            <w:r>
+              <w:t xml:space="preserve"> </w:t>
+            </w:r>
+            <m:oMath>
+              <m:r>
+                <m:t>K</m:t>
+              </m:r>
+              <m:r>
+                <m:rPr>
+                  <m:sty m:val="p"/>
+                </m:rPr>
+                <m:t>=</m:t>
+              </m:r>
+              <m:r>
+                <m:t>3</m:t>
+              </m:r>
+            </m:oMath>
+            <w:r>
+              <w:t xml:space="preserve">,</w:t>
+            </w:r>
+            <w:r>
+              <w:t xml:space="preserve"> </w:t>
+            </w:r>
+            <m:oMath>
+              <m:r>
+                <m:t>σ</m:t>
+              </m:r>
+            </m:oMath>
+            <w:r>
+              <w:t xml:space="preserve">,</w:t>
+            </w:r>
+            <w:r>
+              <w:t xml:space="preserve"> </w:t>
+            </w:r>
+            <m:oMath>
+              <m:sSub>
+                <m:e>
+                  <m:r>
+                    <m:t>σ</m:t>
+                  </m:r>
+                </m:e>
+                <m:sub>
+                  <m:r>
+                    <m:t>s</m:t>
+                  </m:r>
+                  <m:r>
+                    <m:t>d</m:t>
+                  </m:r>
+                </m:sub>
+              </m:sSub>
+            </m:oMath>
+            <w:r>
+              <w:t xml:space="preserve">,</w:t>
+            </w:r>
+            <w:r>
+              <w:t xml:space="preserve"> </w:t>
+            </w:r>
+            <m:oMath>
+              <m:r>
+                <m:t>ε</m:t>
+              </m:r>
+            </m:oMath>
+          </w:p>
+        </w:tc>
+        <w:tc>
+          <w:tcPr/>
+          <w:p>
+            <w:pPr>
+              <w:pStyle w:val="Compact"/>
+            </w:pPr>
+            <m:oMath>
+              <m:sSub>
+                <m:e>
+                  <m:r>
+                    <m:t>n</m:t>
+                  </m:r>
+                </m:e>
+                <m:sub>
+                  <m:r>
+                    <m:t>a</m:t>
+                  </m:r>
+                  <m:r>
+                    <m:t>g</m:t>
+                  </m:r>
+                  <m:r>
+                    <m:t>g</m:t>
+                  </m:r>
+                </m:sub>
+              </m:sSub>
+            </m:oMath>
+            <w:r>
+              <w:t xml:space="preserve"> </w:t>
+            </w:r>
+            <w:r>
+              <w:t xml:space="preserve">derived independently</w:t>
+            </w:r>
+          </w:p>
+        </w:tc>
+        <w:tc>
+          <w:tcPr/>
+          <w:p>
+            <w:pPr>
+              <w:pStyle w:val="Compact"/>
+            </w:pPr>
+            <w:r>
+              <w:t xml:space="preserve">Consistency demonstration with three free parameters</w:t>
+            </w:r>
+          </w:p>
+        </w:tc>
+      </w:tr>
+      <w:tr>
+        <w:tc>
+          <w:tcPr/>
+          <w:p>
+            <w:pPr>
+              <w:pStyle w:val="Compact"/>
+            </w:pPr>
+            <w:r>
+              <w:t xml:space="preserve">6.4</w:t>
+            </w:r>
+          </w:p>
+        </w:tc>
+        <w:tc>
+          <w:tcPr/>
+          <w:p>
+            <w:pPr>
+              <w:pStyle w:val="Compact"/>
+            </w:pPr>
+            <w:r>
+              <w:t xml:space="preserve">Cross-LMV interior-vs-coastal screening</w:t>
+            </w:r>
+          </w:p>
+        </w:tc>
+        <w:tc>
+          <w:tcPr/>
+          <w:p>
+            <w:pPr>
+              <w:pStyle w:val="Compact"/>
+            </w:pPr>
+            <w:r>
+              <w:t xml:space="preserve">Static-rubric weights</w:t>
+            </w:r>
+          </w:p>
+        </w:tc>
+        <w:tc>
+          <w:tcPr/>
+          <w:p>
+            <w:pPr>
+              <w:pStyle w:val="Compact"/>
+            </w:pPr>
+            <w:r>
+              <w:t xml:space="preserve">LMV site catchment geomorphology (interior monument-building + non-mound comparator sample)</w:t>
+            </w:r>
+          </w:p>
+        </w:tc>
+        <w:tc>
+          <w:tcPr/>
+          <w:p>
+            <w:pPr>
+              <w:pStyle w:val="Compact"/>
+            </w:pPr>
+            <w:r>
+              <w:t xml:space="preserve">Sample-selection-bounded</w:t>
+            </w:r>
+          </w:p>
+        </w:tc>
+      </w:tr>
+      <w:tr>
+        <w:tc>
+          <w:tcPr/>
+          <w:p>
+            <w:pPr>
+              <w:pStyle w:val="Compact"/>
+            </w:pPr>
+            <w:r>
+              <w:t xml:space="preserve">6.5</w:t>
+            </w:r>
+          </w:p>
+        </w:tc>
+        <w:tc>
+          <w:tcPr/>
+          <w:p>
+            <w:pPr>
+              <w:pStyle w:val="Compact"/>
+            </w:pPr>
+            <w:r>
+              <w:t xml:space="preserve">Multi-drainage shortfall buffering of contemporary regimes</w:t>
+            </w:r>
+          </w:p>
+        </w:tc>
+        <w:tc>
+          <w:tcPr/>
+          <w:p>
+            <w:pPr>
+              <w:pStyle w:val="Compact"/>
+            </w:pPr>
+            <w:r>
+              <w:t xml:space="preserve">Modern USGS gauge correlations</w:t>
+            </w:r>
+          </w:p>
+        </w:tc>
+        <w:tc>
+          <w:tcPr/>
+          <w:p>
+            <w:pPr>
+              <w:pStyle w:val="Compact"/>
+            </w:pPr>
+            <w:r>
+              <w:t xml:space="preserve">None (descriptive; modern-as-proxy concession)</w:t>
+            </w:r>
+          </w:p>
+        </w:tc>
+        <w:tc>
+          <w:tcPr/>
+          <w:p>
+            <w:pPr>
+              <w:pStyle w:val="Compact"/>
+            </w:pPr>
+            <w:r>
+              <w:t xml:space="preserve">Descriptive; modern-as-proxy concession</w:t>
+            </w:r>
+          </w:p>
+        </w:tc>
+      </w:tr>
+      <w:tr>
+        <w:tc>
+          <w:tcPr/>
+          <w:p>
+            <w:pPr>
+              <w:pStyle w:val="Compact"/>
+            </w:pPr>
+            <w:r>
+              <w:t xml:space="preserve">6.6</w:t>
+            </w:r>
+          </w:p>
+        </w:tc>
+        <w:tc>
+          <w:tcPr/>
+          <w:p>
+            <w:pPr>
+              <w:pStyle w:val="Compact"/>
+            </w:pPr>
+            <w:r>
+              <w:t xml:space="preserve">Cross-site magnitude</w:t>
+            </w:r>
+            <w:r>
+              <w:t xml:space="preserve"> </w:t>
+            </w:r>
+            <m:oMath>
+              <m:sSub>
+                <m:e>
+                  <m:r>
+                    <m:t>M</m:t>
+                  </m:r>
+                </m:e>
+                <m:sub>
+                  <m:r>
+                    <m:t>g</m:t>
+                  </m:r>
+                </m:sub>
+              </m:sSub>
+              <m:r>
+                <m:rPr>
+                  <m:sty m:val="p"/>
+                </m:rPr>
+                <m:t>(</m:t>
+              </m:r>
+              <m:r>
+                <m:t>ε</m:t>
+              </m:r>
+              <m:r>
+                <m:rPr>
+                  <m:sty m:val="p"/>
+                </m:rPr>
+                <m:t>,</m:t>
+              </m:r>
+              <m:sSub>
+                <m:e>
+                  <m:r>
+                    <m:t>n</m:t>
+                  </m:r>
+                </m:e>
+                <m:sub>
+                  <m:r>
+                    <m:t>a</m:t>
+                  </m:r>
+                  <m:r>
+                    <m:t>g</m:t>
+                  </m:r>
+                  <m:r>
+                    <m:t>g</m:t>
+                  </m:r>
+                </m:sub>
+              </m:sSub>
+              <m:r>
+                <m:rPr>
+                  <m:sty m:val="p"/>
+                </m:rPr>
+                <m:t>)</m:t>
+              </m:r>
+            </m:oMath>
+          </w:p>
+        </w:tc>
+        <w:tc>
+          <w:tcPr/>
+          <w:p>
+            <w:pPr>
+              <w:pStyle w:val="Compact"/>
+            </w:pPr>
+            <m:oMath>
+              <m:sSub>
+                <m:e>
+                  <m:r>
+                    <m:t>n</m:t>
+                  </m:r>
+                </m:e>
+                <m:sub>
+                  <m:r>
+                    <m:t>a</m:t>
+                  </m:r>
+                  <m:r>
+                    <m:t>g</m:t>
+                  </m:r>
+                  <m:r>
+                    <m:t>g</m:t>
+                  </m:r>
+                </m:sub>
+              </m:sSub>
+            </m:oMath>
+            <w:r>
+              <w:t xml:space="preserve"> </w:t>
+            </w:r>
+            <w:r>
+              <w:t xml:space="preserve">from convergence-model literature</w:t>
+            </w:r>
+          </w:p>
+        </w:tc>
+        <w:tc>
+          <w:tcPr/>
+          <w:p>
+            <w:pPr>
+              <w:pStyle w:val="Compact"/>
+            </w:pPr>
+            <m:oMath>
+              <m:r>
+                <m:t>ε</m:t>
+              </m:r>
+            </m:oMath>
+            <w:r>
+              <w:t xml:space="preserve"> </w:t>
+            </w:r>
+            <w:r>
+              <w:t xml:space="preserve">from rubric</w:t>
+            </w:r>
+          </w:p>
+        </w:tc>
+        <w:tc>
+          <w:tcPr/>
+          <w:p>
+            <w:pPr>
+              <w:pStyle w:val="Compact"/>
+            </w:pPr>
+            <w:r>
+              <w:t xml:space="preserve">Joint</w:t>
+            </w:r>
+            <w:r>
+              <w:t xml:space="preserve"> </w:t>
+            </w:r>
+            <m:oMath>
+              <m:r>
+                <m:t>ρ</m:t>
+              </m:r>
+              <m:r>
+                <m:rPr>
+                  <m:sty m:val="p"/>
+                </m:rPr>
+                <m:t>=</m:t>
+              </m:r>
+              <m:r>
+                <m:rPr>
+                  <m:sty m:val="p"/>
+                </m:rPr>
+                <m:t>+</m:t>
+              </m:r>
+              <m:r>
+                <m:t>0.85</m:t>
+              </m:r>
+            </m:oMath>
+            <w:r>
+              <w:t xml:space="preserve"> </w:t>
+            </w:r>
+            <w:r>
+              <w:t xml:space="preserve">to</w:t>
+            </w:r>
+            <w:r>
+              <w:t xml:space="preserve"> </w:t>
+            </w:r>
+            <m:oMath>
+              <m:r>
+                <m:rPr>
+                  <m:sty m:val="p"/>
+                </m:rPr>
+                <m:t>+</m:t>
+              </m:r>
+              <m:r>
+                <m:t>0.91</m:t>
+              </m:r>
+            </m:oMath>
+            <w:r>
+              <w:t xml:space="preserve">, but partial-correlation:</w:t>
+            </w:r>
+            <w:r>
+              <w:t xml:space="preserve"> </w:t>
+            </w:r>
+            <m:oMath>
+              <m:r>
+                <m:t>ε</m:t>
+              </m:r>
+            </m:oMath>
+            <w:r>
+              <w:t xml:space="preserve"> </w:t>
+            </w:r>
+            <w:r>
+              <w:t xml:space="preserve">contributes</w:t>
+            </w:r>
+            <w:r>
+              <w:t xml:space="preserve"> </w:t>
+            </w:r>
+            <m:oMath>
+              <m:r>
+                <m:rPr>
+                  <m:sty m:val="p"/>
+                </m:rPr>
+                <m:t>≤</m:t>
+              </m:r>
+              <m:r>
+                <m:rPr>
+                  <m:sty m:val="p"/>
+                </m:rPr>
+                <m:t>+</m:t>
+              </m:r>
+              <m:r>
+                <m:t>0.014</m:t>
+              </m:r>
+            </m:oMath>
+          </w:p>
+        </w:tc>
+      </w:tr>
+      <w:tr>
+        <w:tc>
+          <w:tcPr/>
+          <w:p>
+            <w:pPr>
+              <w:pStyle w:val="Compact"/>
+            </w:pPr>
+            <w:r>
+              <w:t xml:space="preserve">6.7</w:t>
+            </w:r>
+          </w:p>
+        </w:tc>
+        <w:tc>
+          <w:tcPr/>
+          <w:p>
+            <w:pPr>
+              <w:pStyle w:val="Compact"/>
+            </w:pPr>
+            <w:r>
+              <w:t xml:space="preserve">Within-year aggregation timing</w:t>
+            </w:r>
+          </w:p>
+        </w:tc>
+        <w:tc>
+          <w:tcPr/>
+          <w:p>
+            <w:pPr>
+              <w:pStyle w:val="Compact"/>
+            </w:pPr>
+            <w:r>
+              <w:t xml:space="preserve">Same Webb (1982) and Jackson (1986) calendar that informs the published peak attribution</w:t>
+            </w:r>
+          </w:p>
+        </w:tc>
+        <w:tc>
+          <w:tcPr/>
+          <w:p>
+            <w:pPr>
+              <w:pStyle w:val="Compact"/>
+            </w:pPr>
+            <w:r>
+              <w:t xml:space="preserve">None (circular)</w:t>
+            </w:r>
+          </w:p>
+        </w:tc>
+        <w:tc>
+          <w:tcPr/>
+          <w:p>
+            <w:pPr>
+              <w:pStyle w:val="Compact"/>
+            </w:pPr>
+            <w:r>
+              <w:t xml:space="preserve">Plausibility check, not independent test</w:t>
+            </w:r>
+          </w:p>
+        </w:tc>
+      </w:tr>
+      <w:tr>
+        <w:tc>
+          <w:tcPr/>
+          <w:p>
+            <w:pPr>
+              <w:pStyle w:val="Compact"/>
+            </w:pPr>
+            <w:r>
+              <w:t xml:space="preserve">6.8</w:t>
+            </w:r>
+          </w:p>
+        </w:tc>
+        <w:tc>
+          <w:tcPr/>
+          <w:p>
+            <w:pPr>
+              <w:pStyle w:val="Compact"/>
+            </w:pPr>
+            <w:r>
+              <w:t xml:space="preserve">Construction tempo and pulsed accumulation; maintenance-to-new-construction event density</w:t>
+            </w:r>
+          </w:p>
+        </w:tc>
+        <w:tc>
+          <w:tcPr/>
+          <w:p>
+            <w:pPr>
+              <w:pStyle w:val="Compact"/>
+            </w:pPr>
+            <m:oMath>
+              <m:r>
+                <m:t>δ</m:t>
+              </m:r>
+              <m:r>
+                <m:rPr>
+                  <m:sty m:val="p"/>
+                </m:rPr>
+                <m:t>=</m:t>
+              </m:r>
+              <m:r>
+                <m:t>0.08</m:t>
+              </m:r>
+            </m:oMath>
+            <w:r>
+              <w:t xml:space="preserve"> </w:t>
+            </w:r>
+            <w:r>
+              <w:t xml:space="preserve">assumed (Table S2 range</w:t>
+            </w:r>
+            <w:r>
+              <w:t xml:space="preserve"> </w:t>
+            </w:r>
+            <m:oMath>
+              <m:r>
+                <m:rPr>
+                  <m:sty m:val="p"/>
+                </m:rPr>
+                <m:t>[</m:t>
+              </m:r>
+              <m:r>
+                <m:t>0.04</m:t>
+              </m:r>
+              <m:r>
+                <m:rPr>
+                  <m:sty m:val="p"/>
+                </m:rPr>
+                <m:t>,</m:t>
+              </m:r>
+              <m:r>
+                <m:t>0.16</m:t>
+              </m:r>
+              <m:r>
+                <m:rPr>
+                  <m:sty m:val="p"/>
+                </m:rPr>
+                <m:t>]</m:t>
+              </m:r>
+            </m:oMath>
+            <w:r>
+              <w:t xml:space="preserve">);</w:t>
+            </w:r>
+            <w:r>
+              <w:t xml:space="preserve"> </w:t>
+            </w:r>
+            <m:oMath>
+              <m:sSub>
+                <m:e>
+                  <m:r>
+                    <m:t>n</m:t>
+                  </m:r>
+                </m:e>
+                <m:sub>
+                  <m:r>
+                    <m:t>a</m:t>
+                  </m:r>
+                  <m:r>
+                    <m:t>g</m:t>
+                  </m:r>
+                  <m:r>
+                    <m:t>g</m:t>
+                  </m:r>
+                </m:sub>
+              </m:sSub>
+            </m:oMath>
+            <w:r>
+              <w:t xml:space="preserve"> </w:t>
+            </w:r>
+            <w:r>
+              <w:t xml:space="preserve">scenarios from §6.6</w:t>
+            </w:r>
+          </w:p>
+        </w:tc>
+        <w:tc>
+          <w:tcPr/>
+          <w:p>
+            <w:pPr>
+              <w:pStyle w:val="Compact"/>
+            </w:pPr>
+            <w:r>
+              <w:t xml:space="preserve">PP and WB event counts (Clay 2023; Hargrave et al. 2021; Kidder et al. 2021; Saunders et al. 2005);</w:t>
+            </w:r>
+            <w:r>
+              <w:t xml:space="preserve"> </w:t>
+            </w:r>
+            <m:oMath>
+              <m:r>
+                <m:t>R</m:t>
+              </m:r>
+              <m:r>
+                <m:rPr>
+                  <m:sty m:val="p"/>
+                </m:rPr>
+                <m:t>(</m:t>
+              </m:r>
+              <m:sSub>
+                <m:e>
+                  <m:r>
+                    <m:t>M</m:t>
+                  </m:r>
+                </m:e>
+                <m:sub>
+                  <m:r>
+                    <m:t>g</m:t>
+                  </m:r>
+                </m:sub>
+              </m:sSub>
+              <m:r>
+                <m:rPr>
+                  <m:sty m:val="p"/>
+                </m:rPr>
+                <m:t>)</m:t>
+              </m:r>
+            </m:oMath>
+            <w:r>
+              <w:t xml:space="preserve"> </w:t>
+            </w:r>
+            <w:r>
+              <w:t xml:space="preserve">derivation from geometric depreciation</w:t>
+            </w:r>
+          </w:p>
+        </w:tc>
+        <w:tc>
+          <w:tcPr/>
+          <w:p>
+            <w:pPr>
+              <w:pStyle w:val="Compact"/>
+            </w:pPr>
+            <w:r>
+              <w:t xml:space="preserve">Pulsed-accumulation reading consistent with framework but not discriminating; the</w:t>
+            </w:r>
+            <w:r>
+              <w:t xml:space="preserve"> </w:t>
+            </w:r>
+            <m:oMath>
+              <m:r>
+                <m:t>R</m:t>
+              </m:r>
+              <m:r>
+                <m:rPr>
+                  <m:sty m:val="p"/>
+                </m:rPr>
+                <m:t>(</m:t>
+              </m:r>
+              <m:sSub>
+                <m:e>
+                  <m:r>
+                    <m:t>M</m:t>
+                  </m:r>
+                </m:e>
+                <m:sub>
+                  <m:r>
+                    <m:t>g</m:t>
+                  </m:r>
+                </m:sub>
+              </m:sSub>
+              <m:r>
+                <m:rPr>
+                  <m:sty m:val="p"/>
+                </m:rPr>
+                <m:t>)</m:t>
+              </m:r>
+            </m:oMath>
+            <w:r>
+              <w:t xml:space="preserve"> </w:t>
+            </w:r>
+            <w:r>
+              <w:t xml:space="preserve">event-density contrast (PP</w:t>
+            </w:r>
+            <w:r>
+              <w:t xml:space="preserve"> </w:t>
+            </w:r>
+            <m:oMath>
+              <m:r>
+                <m:rPr>
+                  <m:sty m:val="p"/>
+                </m:rPr>
+                <m:t>≈</m:t>
+              </m:r>
+              <m:r>
+                <m:t>1.3</m:t>
+              </m:r>
+            </m:oMath>
+            <w:r>
+              <w:t xml:space="preserve"> </w:t>
+            </w:r>
+            <w:r>
+              <w:t xml:space="preserve">events/yr vs WB</w:t>
+            </w:r>
+            <w:r>
+              <w:t xml:space="preserve"> </w:t>
+            </w:r>
+            <m:oMath>
+              <m:r>
+                <m:rPr>
+                  <m:sty m:val="p"/>
+                </m:rPr>
+                <m:t>≈</m:t>
+              </m:r>
+              <m:r>
+                <m:t>0.02</m:t>
+              </m:r>
+            </m:oMath>
+            <w:r>
+              <w:t xml:space="preserve">-</w:t>
+            </w:r>
+            <m:oMath>
+              <m:r>
+                <m:t>0.03</m:t>
+              </m:r>
+            </m:oMath>
+            <w:r>
+              <w:t xml:space="preserve"> </w:t>
+            </w:r>
+            <w:r>
+              <w:t xml:space="preserve">events/yr, 47-85</w:t>
+            </w:r>
+            <m:oMath>
+              <m:r>
+                <m:rPr>
+                  <m:sty m:val="p"/>
+                </m:rPr>
+                <m:t>×</m:t>
+              </m:r>
+            </m:oMath>
+            <w:r>
+              <w:t xml:space="preserve"> </w:t>
+            </w:r>
+            <w:r>
+              <w:t xml:space="preserve">ratio) is independently weighted: it follows from the signal-half-life mechanism without additional free parameters, and a reversal or order-of-magnitude reduction of the contrast would weaken the mechanism. Listed as falsifiable prediction §7.4(h)</w:t>
+            </w:r>
+          </w:p>
+        </w:tc>
+      </w:tr>
+      <w:tr>
+        <w:tc>
+          <w:tcPr/>
+          <w:p>
+            <w:pPr>
+              <w:pStyle w:val="Compact"/>
+            </w:pPr>
+            <w:r>
+              <w:t xml:space="preserve">4.3</w:t>
+            </w:r>
+          </w:p>
+        </w:tc>
+        <w:tc>
+          <w:tcPr/>
+          <w:p>
+            <w:pPr>
+              <w:pStyle w:val="Compact"/>
+            </w:pPr>
+            <w:r>
+              <w:t xml:space="preserve">Signaling-vs-cooperation ablation (signal-conditional vs random partners)</w:t>
+            </w:r>
+          </w:p>
+        </w:tc>
+        <w:tc>
+          <w:tcPr/>
+          <w:p>
+            <w:pPr>
+              <w:pStyle w:val="Compact"/>
+            </w:pPr>
+            <m:oMath>
+              <m:sSub>
+                <m:e>
+                  <m:r>
+                    <m:t>σ</m:t>
+                  </m:r>
+                </m:e>
+                <m:sub>
+                  <m:r>
+                    <m:t>e</m:t>
+                  </m:r>
+                  <m:r>
+                    <m:t>f</m:t>
+                  </m:r>
+                  <m:r>
+                    <m:t>f</m:t>
+                  </m:r>
+                </m:sub>
+              </m:sSub>
+            </m:oMath>
+            <w:r>
+              <w:t xml:space="preserve"> </w:t>
+            </w:r>
+            <w:r>
+              <w:t xml:space="preserve">controlled via ShortfallParams.mean_interval matched</w:t>
+            </w:r>
+            <w:r>
+              <w:t xml:space="preserve"> </w:t>
+            </w:r>
+            <m:oMath>
+              <m:sSub>
+                <m:e>
+                  <m:r>
+                    <m:t>k</m:t>
+                  </m:r>
+                </m:e>
+                <m:sub>
+                  <m:r>
+                    <m:t>a</m:t>
+                  </m:r>
+                  <m:r>
+                    <m:t>g</m:t>
+                  </m:r>
+                  <m:r>
+                    <m:t>g</m:t>
+                  </m:r>
+                </m:sub>
+              </m:sSub>
+            </m:oMath>
+          </w:p>
+        </w:tc>
+        <w:tc>
+          <w:tcPr/>
+          <w:p>
+            <w:pPr>
+              <w:pStyle w:val="Compact"/>
+            </w:pPr>
+            <w:r>
+              <w:t xml:space="preserve">None; direct comparison</w:t>
+            </w:r>
+          </w:p>
+        </w:tc>
+        <w:tc>
+          <w:tcPr/>
+          <w:p>
+            <w:pPr>
+              <w:pStyle w:val="Compact"/>
+            </w:pPr>
+            <w:r>
+              <w:rPr>
+                <w:b/>
+                <w:bCs/>
+              </w:rPr>
+              <w:t xml:space="preserve">Threshold shift</w:t>
+            </w:r>
+            <w:r>
+              <w:rPr>
+                <w:b/>
+                <w:bCs/>
+              </w:rPr>
+              <w:t xml:space="preserve"> </w:t>
+            </w:r>
+            <m:oMath>
+              <m:r>
+                <m:rPr>
+                  <m:sty m:val="p"/>
+                </m:rPr>
+                <m:t>−</m:t>
+              </m:r>
+              <m:r>
+                <m:t>0.010</m:t>
+              </m:r>
+            </m:oMath>
+            <w:r>
+              <w:rPr>
+                <w:b/>
+                <w:bCs/>
+              </w:rPr>
+              <w:t xml:space="preserve"> </w:t>
+            </w:r>
+            <w:r>
+              <w:rPr>
+                <w:b/>
+                <w:bCs/>
+              </w:rPr>
+              <w:t xml:space="preserve">in</w:t>
+            </w:r>
+            <w:r>
+              <w:rPr>
+                <w:b/>
+                <w:bCs/>
+              </w:rPr>
+              <w:t xml:space="preserve"> </w:t>
+            </w:r>
+            <m:oMath>
+              <m:sSub>
+                <m:e>
+                  <m:r>
+                    <m:t>σ</m:t>
+                  </m:r>
+                </m:e>
+                <m:sub>
+                  <m:r>
+                    <m:t>e</m:t>
+                  </m:r>
+                  <m:r>
+                    <m:t>f</m:t>
+                  </m:r>
+                  <m:r>
+                    <m:t>f</m:t>
+                  </m:r>
+                </m:sub>
+              </m:sSub>
+            </m:oMath>
+            <w:r>
+              <w:rPr>
+                <w:b/>
+                <w:bCs/>
+              </w:rPr>
+              <w:t xml:space="preserve"> </w:t>
+            </w:r>
+            <w:r>
+              <w:rPr>
+                <w:b/>
+                <w:bCs/>
+              </w:rPr>
+              <w:t xml:space="preserve">(</w:t>
+            </w:r>
+            <m:oMath>
+              <m:r>
+                <m:rPr>
+                  <m:sty m:val="p"/>
+                </m:rPr>
+                <m:t>−</m:t>
+              </m:r>
+              <m:r>
+                <m:t>2.4</m:t>
+              </m:r>
+              <m:r>
+                <m:rPr>
+                  <m:sty m:val="p"/>
+                </m:rPr>
+                <m:t>%</m:t>
+              </m:r>
+            </m:oMath>
+            <w:r>
+              <w:rPr>
+                <w:b/>
+                <w:bCs/>
+              </w:rPr>
+              <w:t xml:space="preserve">); no discriminating shift.</w:t>
+            </w:r>
+            <w:r>
+              <w:t xml:space="preserve"> </w:t>
+            </w:r>
+            <w:r>
+              <w:t xml:space="preserve">Signaling apparatus does not move the threshold relative to cooperation-network mechanics with random partner formation. Empirical adjudication runs through §6.1 outflow asymmetry, not threshold location</w:t>
+            </w:r>
+          </w:p>
+        </w:tc>
+      </w:tr>
+    </w:tbl>
+    <w:bookmarkEnd w:id="51"/>
+    <w:bookmarkStart w:id="52" w:name="s7.1-phase-transition-sweep-4.1-and-4.3"/>
     <w:p>
       <w:pPr>
         <w:pStyle w:val="Heading3"/>
@@ -26000,8 +27546,8 @@
         <w:t xml:space="preserve">.</w:t>
       </w:r>
     </w:p>
-    <w:bookmarkEnd w:id="51"/>
-    <w:bookmarkStart w:id="52" w:name="s7.2-calibration-scenarios"/>
+    <w:bookmarkEnd w:id="52"/>
+    <w:bookmarkStart w:id="53" w:name="s7.2-calibration-scenarios"/>
     <w:p>
       <w:pPr>
         <w:pStyle w:val="Heading3"/>
@@ -26556,8 +28102,8 @@
         <w:t xml:space="preserve">The 5,521 / 5,920 / 7,193 / 8,744 monument-unit values reported in earlier drafts came from a 10-replicate × 500-year configuration superseded by the canonical 8 × 200 run; the present numbers are those used in the main text and Figure 3 and supersede the earlier table.</w:t>
       </w:r>
     </w:p>
-    <w:bookmarkEnd w:id="52"/>
-    <w:bookmarkStart w:id="53" w:name="s7.3-phase-space-structure"/>
+    <w:bookmarkEnd w:id="53"/>
+    <w:bookmarkStart w:id="54" w:name="s7.3-phase-space-structure"/>
     <w:p>
       <w:pPr>
         <w:pStyle w:val="Heading3"/>
@@ -26606,11 +28152,11 @@
         <w:t xml:space="preserve"> </w:t>
       </w:r>
       <w:r>
-        <w:t xml:space="preserve">plane is presented as main-text Figure 8 (§4.2).</w:t>
+        <w:t xml:space="preserve">plane is presented as main-text Figure 9 (§4.2).</w:t>
       </w:r>
     </w:p>
-    <w:bookmarkEnd w:id="53"/>
-    <w:bookmarkStart w:id="60" w:name="s7.4-aggregation-size-and-signaling-cost"/>
+    <w:bookmarkEnd w:id="54"/>
+    <w:bookmarkStart w:id="61" w:name="s7.4-aggregation-size-and-signaling-cost"/>
     <w:p>
       <w:pPr>
         <w:pStyle w:val="Heading3"/>
@@ -26626,20 +28172,20 @@
       <w:r>
         <w:drawing>
           <wp:inline>
-            <wp:extent cx="5943600" cy="2082628"/>
+            <wp:extent cx="5943600" cy="2519755"/>
             <wp:effectExtent b="0" l="0" r="0" t="0"/>
-            <wp:docPr descr="" title="" id="55" name="Picture"/>
+            <wp:docPr descr="" title="" id="56" name="Picture"/>
             <a:graphic>
               <a:graphicData uri="http://schemas.openxmlformats.org/drawingml/2006/picture">
                 <pic:pic>
                   <pic:nvPicPr>
-                    <pic:cNvPr descr="../../figures/supplemental/figure_S06_sigma_vs_aggregation.png" id="56" name="Picture"/>
+                    <pic:cNvPr descr="../../figures/supplemental/figure_S06_sigma_vs_aggregation.png" id="57" name="Picture"/>
                     <pic:cNvPicPr>
                       <a:picLocks noChangeArrowheads="1" noChangeAspect="1"/>
                     </pic:cNvPicPr>
                   </pic:nvPicPr>
                   <pic:blipFill>
-                    <a:blip r:embed="rId54"/>
+                    <a:blip r:embed="rId55"/>
                     <a:stretch>
                       <a:fillRect/>
                     </a:stretch>
@@ -26647,7 +28193,7 @@
                   <pic:spPr bwMode="auto">
                     <a:xfrm>
                       <a:off x="0" y="0"/>
-                      <a:ext cx="5943600" cy="2082628"/>
+                      <a:ext cx="5943600" cy="2519755"/>
                     </a:xfrm>
                     <a:prstGeom prst="rect">
                       <a:avLst/>
@@ -27155,20 +28701,20 @@
       <w:r>
         <w:drawing>
           <wp:inline>
-            <wp:extent cx="5943600" cy="2082189"/>
+            <wp:extent cx="5943600" cy="2521181"/>
             <wp:effectExtent b="0" l="0" r="0" t="0"/>
-            <wp:docPr descr="" title="" id="58" name="Picture"/>
+            <wp:docPr descr="" title="" id="59" name="Picture"/>
             <a:graphic>
               <a:graphicData uri="http://schemas.openxmlformats.org/drawingml/2006/picture">
                 <pic:pic>
                   <pic:nvPicPr>
-                    <pic:cNvPr descr="../../figures/supplemental/figure_S07_sigma_vs_cost.png" id="59" name="Picture"/>
+                    <pic:cNvPr descr="../../figures/supplemental/figure_S07_sigma_vs_cost.png" id="60" name="Picture"/>
                     <pic:cNvPicPr>
                       <a:picLocks noChangeArrowheads="1" noChangeAspect="1"/>
                     </pic:cNvPicPr>
                   </pic:nvPicPr>
                   <pic:blipFill>
-                    <a:blip r:embed="rId57"/>
+                    <a:blip r:embed="rId58"/>
                     <a:stretch>
                       <a:fillRect/>
                     </a:stretch>
@@ -27176,7 +28722,7 @@
                   <pic:spPr bwMode="auto">
                     <a:xfrm>
                       <a:off x="0" y="0"/>
-                      <a:ext cx="5943600" cy="2082189"/>
+                      <a:ext cx="5943600" cy="2521181"/>
                     </a:xfrm>
                     <a:prstGeom prst="rect">
                       <a:avLst/>
@@ -27689,7 +29235,7 @@
           <w:i/>
           <w:iCs/>
         </w:rPr>
-        <w:t xml:space="preserve">is a load-bearing parameter for the framework’s threshold prediction.</w:t>
+        <w:t xml:space="preserve">is the principal driver of the framework’s threshold prediction.</w:t>
       </w:r>
     </w:p>
     <w:p>
@@ -27699,9 +29245,9 @@
         </w:pict>
       </w:r>
     </w:p>
-    <w:bookmarkEnd w:id="60"/>
     <w:bookmarkEnd w:id="61"/>
-    <w:bookmarkStart w:id="69" w:name="s8.-full-set-of-testable-predictions"/>
+    <w:bookmarkEnd w:id="62"/>
+    <w:bookmarkStart w:id="70" w:name="s8.-full-set-of-testable-predictions"/>
     <w:p>
       <w:pPr>
         <w:pStyle w:val="Heading2"/>
@@ -27718,7 +29264,7 @@
         <w:t xml:space="preserve">The framework generates 12 specific, testable predictions across 6 categories. Each identifies what the framework expects, how it can be tested, and what would falsify it.</w:t>
       </w:r>
     </w:p>
-    <w:bookmarkStart w:id="62" w:name="temporal-patterns"/>
+    <w:bookmarkStart w:id="63" w:name="temporal-patterns"/>
     <w:p>
       <w:pPr>
         <w:pStyle w:val="Heading3"/>
@@ -27763,8 +29309,8 @@
         <w:t xml:space="preserve">Stratigraphic variation in artifact density across ridge and mound deposits should show cyclical patterns with periods of approximately 15-30 years, matching the shortfall recurrence intervals in the model.</w:t>
       </w:r>
     </w:p>
-    <w:bookmarkEnd w:id="62"/>
-    <w:bookmarkStart w:id="63" w:name="spatial-patterns"/>
+    <w:bookmarkEnd w:id="63"/>
+    <w:bookmarkStart w:id="64" w:name="spatial-patterns"/>
     <w:p>
       <w:pPr>
         <w:pStyle w:val="Heading3"/>
@@ -27809,8 +29355,8 @@
         <w:t xml:space="preserve">The frequency of Poverty Point-affiliated artifacts at regional sites should decay with distance from Poverty Point following an approximately exponential curve, with a characteristic catchment radius of 100-150 km.</w:t>
       </w:r>
     </w:p>
-    <w:bookmarkEnd w:id="63"/>
-    <w:bookmarkStart w:id="64" w:name="material-patterns"/>
+    <w:bookmarkEnd w:id="64"/>
+    <w:bookmarkStart w:id="65" w:name="material-patterns"/>
     <w:p>
       <w:pPr>
         <w:pStyle w:val="Heading3"/>
@@ -27923,8 +29469,8 @@
         <w:t xml:space="preserve">Within-site, exotic-goods densities and monument investment should covary spatially, since both are signaling investments by the same bands.</w:t>
       </w:r>
     </w:p>
-    <w:bookmarkEnd w:id="64"/>
-    <w:bookmarkStart w:id="65" w:name="demographic-patterns"/>
+    <w:bookmarkEnd w:id="65"/>
+    <w:bookmarkStart w:id="66" w:name="demographic-patterns"/>
     <w:p>
       <w:pPr>
         <w:pStyle w:val="Heading3"/>
@@ -27969,8 +29515,8 @@
         <w:t xml:space="preserve">Bioarchaeological evidence (when available) should show fewer indicators of nutritional stress in aggregation-context individuals than in contemporaneous small-site individuals, reflecting buffering by multi-zone access and obligation networks.</w:t>
       </w:r>
     </w:p>
-    <w:bookmarkEnd w:id="65"/>
-    <w:bookmarkStart w:id="66" w:name="network-structure"/>
+    <w:bookmarkEnd w:id="66"/>
+    <w:bookmarkStart w:id="67" w:name="network-structure"/>
     <w:p>
       <w:pPr>
         <w:pStyle w:val="Heading3"/>
@@ -28015,8 +29561,8 @@
         <w:t xml:space="preserve">Terminal-occupation layers should show narrowing source diversity in the exotic assemblage, reflecting network attrition that precedes systemic collapse.</w:t>
       </w:r>
     </w:p>
-    <w:bookmarkEnd w:id="66"/>
-    <w:bookmarkStart w:id="67" w:name="cross-cultural"/>
+    <w:bookmarkEnd w:id="67"/>
+    <w:bookmarkStart w:id="68" w:name="cross-cultural"/>
     <w:p>
       <w:pPr>
         <w:pStyle w:val="Heading3"/>
@@ -28061,8 +29607,8 @@
         <w:t xml:space="preserve">Collapse should follow a specific sequence: declining aggregation attendance precedes declining construction investment, which in turn precedes narrowing exchange-network diversity. Sequential rather than simultaneous decline distinguishes adaptive collapse from catastrophic disruption.</w:t>
       </w:r>
     </w:p>
-    <w:bookmarkEnd w:id="67"/>
-    <w:bookmarkStart w:id="68" w:name="falsification-conditions"/>
+    <w:bookmarkEnd w:id="68"/>
+    <w:bookmarkStart w:id="69" w:name="falsification-conditions"/>
     <w:p>
       <w:pPr>
         <w:pStyle w:val="Heading3"/>
@@ -28146,9 +29692,9 @@
         </w:pict>
       </w:r>
     </w:p>
-    <w:bookmarkEnd w:id="68"/>
     <w:bookmarkEnd w:id="69"/>
-    <w:bookmarkStart w:id="76" w:name="s9.-supplemental-empirical-figures"/>
+    <w:bookmarkEnd w:id="70"/>
+    <w:bookmarkStart w:id="77" w:name="s9.-supplemental-empirical-figures"/>
     <w:p>
       <w:pPr>
         <w:pStyle w:val="Heading2"/>
@@ -28176,7 +29722,7 @@
         <w:t xml:space="preserve"> </w:t>
       </w:r>
       <w:r>
-        <w:t xml:space="preserve">comparison and theoretical phase-space panel) and the regional chronological synthesis are presented in main-text Figures 9 and 8 respectively.</w:t>
+        <w:t xml:space="preserve">comparison and theoretical phase-space panel) and the regional chronological synthesis are presented in main-text Figures 11 and 10 respectively.</w:t>
       </w:r>
     </w:p>
     <w:p>
@@ -28188,18 +29734,18 @@
           <wp:inline>
             <wp:extent cx="5943600" cy="2029521"/>
             <wp:effectExtent b="0" l="0" r="0" t="0"/>
-            <wp:docPr descr="" title="" id="71" name="Picture"/>
+            <wp:docPr descr="" title="" id="72" name="Picture"/>
             <a:graphic>
               <a:graphicData uri="http://schemas.openxmlformats.org/drawingml/2006/picture">
                 <pic:pic>
                   <pic:nvPicPr>
-                    <pic:cNvPr descr="../../figures/supplemental/figure_S08_obligation_network.png" id="72" name="Picture"/>
+                    <pic:cNvPr descr="../../figures/supplemental/figure_S08_obligation_network.png" id="73" name="Picture"/>
                     <pic:cNvPicPr>
                       <a:picLocks noChangeArrowheads="1" noChangeAspect="1"/>
                     </pic:cNvPicPr>
                   </pic:nvPicPr>
                   <pic:blipFill>
-                    <a:blip r:embed="rId70"/>
+                    <a:blip r:embed="rId71"/>
                     <a:stretch>
                       <a:fillRect/>
                     </a:stretch>
@@ -28259,18 +29805,18 @@
           <wp:inline>
             <wp:extent cx="5943600" cy="2071391"/>
             <wp:effectExtent b="0" l="0" r="0" t="0"/>
-            <wp:docPr descr="" title="" id="74" name="Picture"/>
+            <wp:docPr descr="" title="" id="75" name="Picture"/>
             <a:graphic>
               <a:graphicData uri="http://schemas.openxmlformats.org/drawingml/2006/picture">
                 <pic:pic>
                   <pic:nvPicPr>
-                    <pic:cNvPr descr="../../figures/supplemental/figure_S09_exotic_distance_decay.png" id="75" name="Picture"/>
+                    <pic:cNvPr descr="../../figures/supplemental/figure_S09_exotic_distance_decay.png" id="76" name="Picture"/>
                     <pic:cNvPicPr>
                       <a:picLocks noChangeArrowheads="1" noChangeAspect="1"/>
                     </pic:cNvPicPr>
                   </pic:nvPicPr>
                   <pic:blipFill>
-                    <a:blip r:embed="rId73"/>
+                    <a:blip r:embed="rId74"/>
                     <a:stretch>
                       <a:fillRect/>
                     </a:stretch>
@@ -28448,8 +29994,8 @@
         </w:pict>
       </w:r>
     </w:p>
-    <w:bookmarkEnd w:id="76"/>
-    <w:bookmarkStart w:id="79" w:name="s10.-watson-brake-bistable-analysis"/>
+    <w:bookmarkEnd w:id="77"/>
+    <w:bookmarkStart w:id="80" w:name="s10.-watson-brake-bistable-analysis"/>
     <w:p>
       <w:pPr>
         <w:pStyle w:val="Heading2"/>
@@ -28458,13 +30004,13 @@
         <w:t xml:space="preserve">S10. Watson Brake bistable analysis</w:t>
       </w:r>
     </w:p>
-    <w:bookmarkStart w:id="77" w:name="Xdb6c3cdb89a9cec7415fbd1da99ad3bbb57e625"/>
+    <w:bookmarkStart w:id="78" w:name="X73ecfc38308f507df91a0ba97d8614b49d276f1"/>
     <w:p>
       <w:pPr>
         <w:pStyle w:val="Heading3"/>
       </w:pPr>
       <w:r>
-        <w:t xml:space="preserve">S10.1 Derivation of the 30× overprediction</w:t>
+        <w:t xml:space="preserve">S10.1 Derivation of the continuous-equilibrium overshoot</w:t>
       </w:r>
     </w:p>
     <w:p>
@@ -28472,7 +30018,7 @@
         <w:pStyle w:val="FirstParagraph"/>
       </w:pPr>
       <w:r>
-        <w:t xml:space="preserve">The main text (§4.3) reports that the calibrated model overpredicts the Watson Brake (WB) earthwork volume by approximately 30×. The derivation, omitted from the main text for length, is:</w:t>
+        <w:t xml:space="preserve">The main text (§6.3) reports that the calibrated model under continuous-equilibrium operation predicts ~240,000 m³ of earthwork at WB, compared to the LiDAR-derived per-mound volume of 27,065 m³ (§5.1) — an overshoot ratio of approximately 9×. The derivation of the 240,000 m³ continuous-equilibrium prediction, omitted from the main text for length, is:</w:t>
       </w:r>
     </w:p>
     <w:p>
@@ -29039,7 +30585,7 @@
           <w:i/>
           <w:iCs/>
         </w:rPr>
-        <w:t xml:space="preserve">Comparison with the observed 7,000 m³.</w:t>
+        <w:t xml:space="preserve">Comparison with the LiDAR-derived per-mound volume (27,065 m³).</w:t>
       </w:r>
       <w:r>
         <w:t xml:space="preserve"> </w:t>
@@ -29070,7 +30616,7 @@
           <m:t>/</m:t>
         </m:r>
         <m:r>
-          <m:t>7</m:t>
+          <m:t>27</m:t>
         </m:r>
         <m:r>
           <m:rPr>
@@ -29079,7 +30625,7 @@
           <m:t>,</m:t>
         </m:r>
         <m:r>
-          <m:t>000</m:t>
+          <m:t>065</m:t>
         </m:r>
         <m:r>
           <m:rPr>
@@ -29088,7 +30634,7 @@
           <m:t>≈</m:t>
         </m:r>
         <m:r>
-          <m:t>34</m:t>
+          <m:t>9</m:t>
         </m:r>
         <m:r>
           <m:rPr>
@@ -29098,19 +30644,19 @@
         </m:r>
       </m:oMath>
       <w:r>
-        <w:t xml:space="preserve">, which we round to</w:t>
-      </w:r>
-      <w:r>
-        <w:t xml:space="preserve"> </w:t>
-      </w:r>
-      <w:r>
-        <w:t xml:space="preserve">“approximately 30×”</w:t>
-      </w:r>
-      <w:r>
-        <w:t xml:space="preserve"> </w:t>
-      </w:r>
-      <w:r>
-        <w:t xml:space="preserve">in the main text and figure captions. (We use 30× rather than 34× to reflect the order-of-magnitude character of the discrepancy and to avoid over-precise reporting given the calibration’s own ±10-15% uncertainty from the PP volume estimate; Kidder and Grooms (2025) extend the type-site volume to ~1,000,000 m³ across a 300-ha constructed landscape, which would shift the conversion factor and the overprediction ratio toward 25-28×.) The qualitative point — that the continuous-equilibrium calculation overshoots WB’s observed volume by more than an order of magnitude — is robust to the volume-anchor choice within the plausible range. The same calculation propagated through the</w:t>
+        <w:t xml:space="preserve">. The earlier 7,000 m³ figure used in pre-LiDAR drafts of the manuscript (which gave the often-cited ~30× ratio) was an under-estimate; the LiDAR re-analysis (§5.1;</w:t>
+      </w:r>
+      <w:r>
+        <w:t xml:space="preserve"> </w:t>
+      </w:r>
+      <w:r>
+        <w:rPr>
+          <w:rStyle w:val="VerbatimChar"/>
+        </w:rPr>
+        <w:t xml:space="preserve">scripts/analysis/watson_brake_volume.py</w:t>
+      </w:r>
+      <w:r>
+        <w:t xml:space="preserve">) replaces it. An intermediate LiDAR baseline-method sensitivity range of 15,000-120,000 m³ (the seven polygon-wide baselines in the analysis script) is documented in the JSON output for transparency, but the per-mound estimate of 27,065 m³ is the authoritative central value because it uses local rather than polygon-wide baselines and treats the mounds and ridges as resting on natural ground rather than on a constructed inter-mound surface. The same continuous-equilibrium calculation propagated through the</w:t>
       </w:r>
       <w:r>
         <w:t xml:space="preserve"> </w:t>
@@ -29168,7 +30714,7 @@
         <w:t xml:space="preserve"> </w:t>
       </w:r>
       <w:r>
-        <w:t xml:space="preserve">value closes the gap.</w:t>
+        <w:t xml:space="preserve">value closes the 9× gap.</w:t>
       </w:r>
     </w:p>
     <w:p>
@@ -29424,8 +30970,8 @@
         <w:t xml:space="preserve">is small, and stochastic excursions below threshold dominate the long-term record. We emphasize the conditional. Until the regime-switching extension is fully implemented in the agent-based model, the WB pattern is consistent with the framework’s qualitative bistability prediction but is not a quantitative test of it.</w:t>
       </w:r>
     </w:p>
-    <w:bookmarkEnd w:id="77"/>
-    <w:bookmarkStart w:id="78" w:name="s10.2-n_agg-sensitivity-probe"/>
+    <w:bookmarkEnd w:id="78"/>
+    <w:bookmarkStart w:id="79" w:name="s10.2-n_agg-sensitivity-probe"/>
     <w:p>
       <w:pPr>
         <w:pStyle w:val="Heading3"/>
@@ -30086,7 +31632,7 @@
         <w:t xml:space="preserve"> </w:t>
       </w:r>
       <w:r>
-        <w:t xml:space="preserve">m³, still more than 12× larger than the observed 7,000 m³. Demographic uncertainty over plausible WB band counts therefore cannot by itself account for the 30× discrepancy under continuous-equilibrium operation. Some additional mechanism (regime-switching, smaller per-event labor concentration, or both) is required.</w:t>
+        <w:t xml:space="preserve">m³, still ~3× larger than the LiDAR-derived per-mound volume of 27,065 m³. Demographic uncertainty over plausible WB band counts therefore cannot by itself close the continuous-equilibrium overshoot. Some additional mechanism (regime-switching, smaller per-event labor concentration, or both) is required.</w:t>
       </w:r>
     </w:p>
     <w:p>
@@ -30166,7 +31712,30 @@
         </m:r>
       </m:oMath>
       <w:r>
-        <w:t xml:space="preserve">, the model predicts approximately 22.5% of the 700-year WB span (95% CI 18-27%) as years in the aggregator regime; the remaining 77.5% are years below threshold in the independent regime. By comparison, the PP active 75-year window with the same noise model has approximately 31.6% aggregator-years, yielding a higher and more consistent above-threshold occupancy. The WB result is qualitatively consistent with the bistable hypothesis: WB is predicted to spend most centuries below threshold, with intermittent above-threshold pulses producing the multi-stage construction record. We do not present this pilot as a quantitative reproduction of the WB volume, however. Even at 22.5% aggregator-share, the cumulative investment under PP-calibrated rates would still exceed the observed WB volume by a factor of several. Closing the remaining gap will require either implementing per-event labor scaling (so that smaller WB construction events convert investment effort to physical earthwork less efficiently than PP’s mass-mobilization events) or identifying the per-band-per-year aggregator-regime contribution rate empirically rather than fitting it at PP. We treat this pilot as evidence that the bistable mechanism contributes substantially to the WB-vs-PP magnitude gap but does not by itself close it; the full account requires the regime-switching extension</w:t>
+        <w:t xml:space="preserve">, the model predicts approximately 22.5% of the 700-year WB span (95% CI 18-27%) as years in the aggregator regime; the remaining 77.5% are years below threshold in the independent regime. By comparison, the PP active 75-year window with the same noise model has approximately 31.6% aggregator-years, yielding a higher and more consistent above-threshold occupancy. The WB result is qualitatively consistent with the bistable hypothesis: WB is predicted to spend most centuries below threshold, with intermittent above-threshold pulses producing the multi-stage construction record. Under the refined LiDAR-derived per-mound WB volume of 27,065 m³, the 22.5% aggregator-share interval combined with per-event labor scaling at</w:t>
+      </w:r>
+      <w:r>
+        <w:t xml:space="preserve"> </w:t>
+      </w:r>
+      <m:oMath>
+        <m:r>
+          <m:t>α</m:t>
+        </m:r>
+        <m:r>
+          <m:rPr>
+            <m:sty m:val="p"/>
+          </m:rPr>
+          <m:t>=</m:t>
+        </m:r>
+        <m:r>
+          <m:t>2</m:t>
+        </m:r>
+      </m:oMath>
+      <w:r>
+        <w:t xml:space="preserve"> </w:t>
+      </w:r>
+      <w:r>
+        <w:t xml:space="preserve">(§S17.2) produces ~25,000 m³ of cumulative investment, essentially matching the observed value within ~7%. Closing the gap therefore primarily requires the per-event labor-scaling extension; the bistable regime-switching mechanism contributes the episodic</w:t>
       </w:r>
       <w:r>
         <w:t xml:space="preserve"> </w:t>
@@ -30176,13 +31745,13 @@
           <w:i/>
           <w:iCs/>
         </w:rPr>
-        <w:t xml:space="preserve">and</w:t>
-      </w:r>
-      <w:r>
-        <w:t xml:space="preserve"> </w:t>
-      </w:r>
-      <w:r>
-        <w:t xml:space="preserve">a per-event labor-scaling extension. Both are flagged as priority follow-up work in main §7.4 and implemented in §S17.1 (regime switching) and §S17.2 (per-event labor scaling) below.</w:t>
+        <w:t xml:space="preserve">tempo</w:t>
+      </w:r>
+      <w:r>
+        <w:t xml:space="preserve"> </w:t>
+      </w:r>
+      <w:r>
+        <w:t xml:space="preserve">(matching the 200+-year inter-stage gaps documented by Saunders et al. 2005) rather than the total volume. Both extensions are implemented in §S17.1 (regime switching) and §S17.2 (per-event labor scaling) below.</w:t>
       </w:r>
     </w:p>
     <w:p>
@@ -30192,9 +31761,9 @@
         </w:pict>
       </w:r>
     </w:p>
-    <w:bookmarkEnd w:id="78"/>
     <w:bookmarkEnd w:id="79"/>
-    <w:bookmarkStart w:id="80" w:name="X0769aa5741e11170a5f27a581a02296b6581b8e"/>
+    <w:bookmarkEnd w:id="80"/>
+    <w:bookmarkStart w:id="81" w:name="X0769aa5741e11170a5f27a581a02296b6581b8e"/>
     <w:p>
       <w:pPr>
         <w:pStyle w:val="Heading2"/>
@@ -30545,8 +32114,8 @@
         </w:pict>
       </w:r>
     </w:p>
-    <w:bookmarkEnd w:id="80"/>
-    <w:bookmarkStart w:id="81" w:name="Xe0ea6b23fc108217560814ad28b4dba14359c18"/>
+    <w:bookmarkEnd w:id="81"/>
+    <w:bookmarkStart w:id="82" w:name="Xe0ea6b23fc108217560814ad28b4dba14359c18"/>
     <w:p>
       <w:pPr>
         <w:pStyle w:val="Heading2"/>
@@ -30807,7 +32376,7 @@
         <w:pStyle w:val="BodyText"/>
       </w:pPr>
       <w:r>
-        <w:t xml:space="preserve">The cross-LMV ecoregion map showing all eleven sites with 25-km foraging buffers on the EPA Level IV ecoregion polygon background is now main-text Figure 11.</w:t>
+        <w:t xml:space="preserve">The cross-LMV ecoregion map showing all eleven sites with 25-km foraging buffers on the EPA Level IV ecoregion polygon background is now main-text Figure 13.</w:t>
       </w:r>
     </w:p>
     <w:p>
@@ -31255,8 +32824,8 @@
         </w:pict>
       </w:r>
     </w:p>
-    <w:bookmarkEnd w:id="81"/>
-    <w:bookmarkStart w:id="82" w:name="X93a86e26ee9455cac49026e2f6b920d4c40c83f"/>
+    <w:bookmarkEnd w:id="82"/>
+    <w:bookmarkStart w:id="83" w:name="X93a86e26ee9455cac49026e2f6b920d4c40c83f"/>
     <w:p>
       <w:pPr>
         <w:pStyle w:val="Heading2"/>
@@ -31405,8 +32974,8 @@
         </w:pict>
       </w:r>
     </w:p>
-    <w:bookmarkEnd w:id="82"/>
-    <w:bookmarkStart w:id="83" w:name="X212a8a5c68b94ccf018abad951e52510cd00633"/>
+    <w:bookmarkEnd w:id="83"/>
+    <w:bookmarkStart w:id="84" w:name="X212a8a5c68b94ccf018abad951e52510cd00633"/>
     <w:p>
       <w:pPr>
         <w:pStyle w:val="Heading2"/>
@@ -31744,8 +33313,8 @@
         </w:pict>
       </w:r>
     </w:p>
-    <w:bookmarkEnd w:id="83"/>
-    <w:bookmarkStart w:id="84" w:name="Xae4e2e09dac333b71eb214b52917dfa5d2cdd61"/>
+    <w:bookmarkEnd w:id="84"/>
+    <w:bookmarkStart w:id="85" w:name="Xae4e2e09dac333b71eb214b52917dfa5d2cdd61"/>
     <w:p>
       <w:pPr>
         <w:pStyle w:val="Heading2"/>
@@ -33112,8 +34681,8 @@
         </w:pict>
       </w:r>
     </w:p>
-    <w:bookmarkEnd w:id="84"/>
-    <w:bookmarkStart w:id="85" w:name="Xf8019c3df050ee7c851b7155ab1292c8dda8ae8"/>
+    <w:bookmarkEnd w:id="85"/>
+    <w:bookmarkStart w:id="86" w:name="Xf8019c3df050ee7c851b7155ab1292c8dda8ae8"/>
     <w:p>
       <w:pPr>
         <w:pStyle w:val="Heading2"/>
@@ -33157,7 +34726,7 @@
         <w:t xml:space="preserve"> </w:t>
       </w:r>
       <w:r>
-        <w:t xml:space="preserve">between local zone productivity and the regional shortfall driver. The Shannon-diversity proxies (qualitative, Saucier-geomorphic, EPA L4) used in main §6.4 and S12 measure raw zone count and area within a 25-km buffer; they treat each zone as if it produced continuously and equally. They do not measure the temporal staggering of productivity peaks across zones, which is what determines whether multi-zone access actually buffers shortfall. A site with four zones whose productivity peaks all coincide in fall has lower negative covariance than a site with three zones whose peaks span fall, spring, and summer. Main-text Figure 14 makes this distinction visible.</w:t>
+        <w:t xml:space="preserve">between local zone productivity and the regional shortfall driver. The Shannon-diversity proxies (qualitative, Saucier-geomorphic, EPA L4) used in main §6.4 and S12 measure raw zone count and area within a 25-km buffer; they treat each zone as if it produced continuously and equally. They do not measure the temporal staggering of productivity peaks across zones, which is what determines whether multi-zone access actually buffers shortfall. A site with four zones whose productivity peaks all coincide in fall has lower negative covariance than a site with three zones whose peaks span fall, spring, and summer. Main-text Figure 15 makes this distinction visible.</w:t>
       </w:r>
     </w:p>
     <w:p>
@@ -33217,7 +34786,7 @@
         <w:pStyle w:val="BodyText"/>
       </w:pPr>
       <w:r>
-        <w:t xml:space="preserve">The independent peak window count, summarizing this in Panel C of main-text Figure 14, separates Poverty Point from the other LMV sites more sharply than any of the static-diversity proxies do. PP integrates five independent peak windows; Jaketown three; Lower Jackson, Cowpen Slough, and J.W. Copes two; the remaining six interior sites and the coastal pair one each. Static Shannon-diversity at the 25-km terrestrial scale spreads sites across a narrow band; temporal staggering across canoe-accessible drainages produces a clearer hierarchy that aligns better with the qualitative framework expectation.</w:t>
+        <w:t xml:space="preserve">The peak-window access measure, summarized in Panel C of main-text Figure 15, is a weighted sum (full access contributes 1.0, partial single-drainage access contributes 0.5, no access contributes 0.0; maximum 5.0 across the five peak windows). Poverty Point alone reaches 5.0; J.W. Copes and Jaketown follow at 4.0; Lower Jackson at 3.5; Watson Brake and Cowpen Slough at 3.0; Frenchman’s Bend and Insley at 2.5; Caney, Claiborne, and Cedarland at 2.0. The weighted sum graduates the partial-access codings that a binary threshold count collapses, producing a graded hierarchy that places PP alone at the top. The two coding corrections relative to the prior coding pass are: Cowpen Slough hardwood mast set to 0.0 (per §6.5 the site is on the Red/Black confluence floodplain only with no upland regime), and J.W. Copes hardwood mast set to 1.0 (per §6.5 Copes is on Macon Ridge). The weighted sum is complementary to §6.5’s regime count: §6.5 measures the number of substantively independent shortfall regimes (clusters of drainages and uplands); Panel C measures the integrated peak-access weight across the five regional peak windows. Both place PP at the top; the graded middle differs slightly because the two metrics weight partial drainage access differently.</w:t>
       </w:r>
     </w:p>
     <w:p>
@@ -34952,7 +36521,7 @@
         <w:pStyle w:val="BodyText"/>
       </w:pPr>
       <w:r>
-        <w:t xml:space="preserve">The seasonal phenology figure is presented as main-text Figure 14 (§6.7); see also §S16 below.</w:t>
+        <w:t xml:space="preserve">The seasonal phenology figure is presented as main-text Figure 15 (§6.7); see also §S16 below.</w:t>
       </w:r>
     </w:p>
     <w:p>
@@ -34962,8 +36531,8 @@
         </w:pict>
       </w:r>
     </w:p>
-    <w:bookmarkEnd w:id="85"/>
-    <w:bookmarkStart w:id="93" w:name="X36576ea3f795908e3034c54bbd7a9ce1f683672"/>
+    <w:bookmarkEnd w:id="86"/>
+    <w:bookmarkStart w:id="95" w:name="X36576ea3f795908e3034c54bbd7a9ce1f683672"/>
     <w:p>
       <w:pPr>
         <w:pStyle w:val="Heading2"/>
@@ -34977,7 +36546,7 @@
         <w:pStyle w:val="FirstParagraph"/>
       </w:pPr>
       <w:r>
-        <w:t xml:space="preserve">This section consolidates the six model components developed for the empirical evaluations in §6 and, for each, identifies the follow-up work that would tighten or extend the present implementation. Three components are load-bearing for specific §6 results (regime switching for §6.3 Watson Brake; per-event labor scaling for §6.3 and §6.6; water-route catchment for §6.5). Two are sensitivity demonstrations of internal consistency (per-site</w:t>
+        <w:t xml:space="preserve">This section consolidates the seven model components developed for the empirical evaluations in §6 and, for each, identifies the follow-up work that would tighten or extend the present implementation. Three components are central to specific §6 results (regime switching for §6.3 Watson Brake; per-event labor scaling for §6.3 and §6.6; water-route catchment for §6.5). Two are sensitivity demonstrations of internal consistency (per-site</w:t>
       </w:r>
       <w:r>
         <w:t xml:space="preserve"> </w:t>
@@ -35006,10 +36575,10 @@
         <w:t xml:space="preserve"> </w:t>
       </w:r>
       <w:r>
-        <w:t xml:space="preserve">scale ratios in §6.6; regional band allocation in §6.6). One is a plausibility check (seasonally resolved aggregation timing in §6.7). The two structural-architecture components reported in §S5 above (a near-threshold parameter sweep and a restructured network-saturation function) are referenced by section pointer. A consolidated list of priority follow-up work appears in §S17.7.</w:t>
+        <w:t xml:space="preserve">scale ratios in §6.6; regional band allocation in §6.6). One is a plausibility check (seasonally resolved aggregation timing in §6.7). One is an independently weighted falsifiable prediction (maintenance-to-new-construction ratio for §6.8 / §7.4(h)). The two structural-architecture components reported in §S5 above (a near-threshold parameter sweep and a restructured network-saturation function) are referenced by section pointer. A consolidated list of priority follow-up work appears in §S17.8.</w:t>
       </w:r>
     </w:p>
-    <w:bookmarkStart w:id="86" w:name="Xde57d3fc74c0c8da7e408217bf51105bc4f0e8f"/>
+    <w:bookmarkStart w:id="87" w:name="Xde57d3fc74c0c8da7e408217bf51105bc4f0e8f"/>
     <w:p>
       <w:pPr>
         <w:pStyle w:val="Heading3"/>
@@ -35049,7 +36618,7 @@
           <w:b/>
           <w:bCs/>
         </w:rPr>
-        <w:t xml:space="preserve">Implemented in this revision (analytical-stochastic version); load-bearing for the §6.3 closure.</w:t>
+        <w:t xml:space="preserve">Implemented in this revision (analytical-stochastic version); central to the §6.3 closure.</w:t>
       </w:r>
       <w:r>
         <w:t xml:space="preserve"> </w:t>
@@ -36023,7 +37592,30 @@
         <w:pStyle w:val="BodyText"/>
       </w:pPr>
       <w:r>
-        <w:t xml:space="preserve">At the paleoclimate-central</w:t>
+        <w:t xml:space="preserve">Under the prior 7,000 m³ WB volume figure,</w:t>
+      </w:r>
+      <w:r>
+        <w:t xml:space="preserve"> </w:t>
+      </w:r>
+      <m:oMath>
+        <m:r>
+          <m:t>K</m:t>
+        </m:r>
+        <m:r>
+          <m:rPr>
+            <m:sty m:val="p"/>
+          </m:rPr>
+          <m:t>=</m:t>
+        </m:r>
+        <m:r>
+          <m:t>3</m:t>
+        </m:r>
+      </m:oMath>
+      <w:r>
+        <w:t xml:space="preserve"> </w:t>
+      </w:r>
+      <w:r>
+        <w:t xml:space="preserve">years and</w:t>
       </w:r>
       <w:r>
         <w:t xml:space="preserve"> </w:t>
@@ -36058,35 +37650,18 @@
         <w:t xml:space="preserve"> </w:t>
       </w:r>
       <w:r>
-        <w:t xml:space="preserve">and a band-coordination persistence of</w:t>
-      </w:r>
-      <w:r>
-        <w:t xml:space="preserve"> </w:t>
-      </w:r>
-      <m:oMath>
-        <m:r>
-          <m:t>K</m:t>
-        </m:r>
-        <m:r>
-          <m:rPr>
-            <m:sty m:val="p"/>
-          </m:rPr>
-          <m:t>=</m:t>
-        </m:r>
-        <m:r>
-          <m:t>3</m:t>
-        </m:r>
-      </m:oMath>
-      <w:r>
-        <w:t xml:space="preserve"> </w:t>
-      </w:r>
-      <w:r>
-        <w:t xml:space="preserve">years, the simulation predicts cumulative WB volume = 5,408 m³ (95% CI [2,622, 8,694]); the observed 7,000 m³ falls within the predictive interval. At</w:t>
-      </w:r>
-      <w:r>
-        <w:t xml:space="preserve"> </w:t>
-      </w:r>
-      <m:oMath>
+        <w:t xml:space="preserve">gave a sweep-selected closure (predicted 5,408 m³ inside the prior observed value’s 95% CI). Under the refined LiDAR-derived per-mound WB volume of 27,065 m³ (§5.1), the role of regime switching shifts. Across the swept</w:t>
+      </w:r>
+      <w:r>
+        <w:t xml:space="preserve"> </w:t>
+      </w:r>
+      <m:oMath>
+        <m:r>
+          <m:rPr>
+            <m:sty m:val="p"/>
+          </m:rPr>
+          <m:t>(</m:t>
+        </m:r>
         <m:sSub>
           <m:e>
             <m:r>
@@ -36106,17 +37681,152 @@
           <m:rPr>
             <m:sty m:val="p"/>
           </m:rPr>
+          <m:t>,</m:t>
+        </m:r>
+        <m:r>
+          <m:t>K</m:t>
+        </m:r>
+        <m:r>
+          <m:rPr>
+            <m:sty m:val="p"/>
+          </m:rPr>
+          <m:t>)</m:t>
+        </m:r>
+      </m:oMath>
+      <w:r>
+        <w:t xml:space="preserve"> </w:t>
+      </w:r>
+      <w:r>
+        <w:t xml:space="preserve">grid, regime-switching predictions for cumulative WB volume span ~5,000 to ~54,000 m³ at</w:t>
+      </w:r>
+      <w:r>
+        <w:t xml:space="preserve"> </w:t>
+      </w:r>
+      <m:oMath>
+        <m:r>
+          <m:t>K</m:t>
+        </m:r>
+        <m:r>
+          <m:rPr>
+            <m:sty m:val="p"/>
+          </m:rPr>
+          <m:t>∈</m:t>
+        </m:r>
+        <m:r>
+          <m:rPr>
+            <m:sty m:val="p"/>
+          </m:rPr>
+          <m:t>{</m:t>
+        </m:r>
+        <m:r>
+          <m:t>1</m:t>
+        </m:r>
+        <m:r>
+          <m:rPr>
+            <m:sty m:val="p"/>
+          </m:rPr>
+          <m:t>,</m:t>
+        </m:r>
+        <m:r>
+          <m:t>2</m:t>
+        </m:r>
+        <m:r>
+          <m:rPr>
+            <m:sty m:val="p"/>
+          </m:rPr>
+          <m:t>,</m:t>
+        </m:r>
+        <m:r>
+          <m:t>3</m:t>
+        </m:r>
+        <m:r>
+          <m:rPr>
+            <m:sty m:val="p"/>
+          </m:rPr>
+          <m:t>}</m:t>
+        </m:r>
+      </m:oMath>
+      <w:r>
+        <w:t xml:space="preserve"> </w:t>
+      </w:r>
+      <w:r>
+        <w:t xml:space="preserve">and</w:t>
+      </w:r>
+      <w:r>
+        <w:t xml:space="preserve"> </w:t>
+      </w:r>
+      <m:oMath>
+        <m:sSub>
+          <m:e>
+            <m:r>
+              <m:t>σ</m:t>
+            </m:r>
+          </m:e>
+          <m:sub>
+            <m:r>
+              <m:t>s</m:t>
+            </m:r>
+            <m:r>
+              <m:t>d</m:t>
+            </m:r>
+          </m:sub>
+        </m:sSub>
+        <m:r>
+          <m:rPr>
+            <m:sty m:val="p"/>
+          </m:rPr>
+          <m:t>∈</m:t>
+        </m:r>
+        <m:r>
+          <m:rPr>
+            <m:sty m:val="p"/>
+          </m:rPr>
+          <m:t>[</m:t>
+        </m:r>
+        <m:r>
+          <m:t>0.075</m:t>
+        </m:r>
+        <m:r>
+          <m:rPr>
+            <m:sty m:val="p"/>
+          </m:rPr>
+          <m:t>,</m:t>
+        </m:r>
+        <m:r>
+          <m:t>0.20</m:t>
+        </m:r>
+        <m:r>
+          <m:rPr>
+            <m:sty m:val="p"/>
+          </m:rPr>
+          <m:t>]</m:t>
+        </m:r>
+      </m:oMath>
+      <w:r>
+        <w:t xml:space="preserve">. The observed 27,065 m³ sits between the</w:t>
+      </w:r>
+      <w:r>
+        <w:t xml:space="preserve"> </w:t>
+      </w:r>
+      <m:oMath>
+        <m:r>
+          <m:t>K</m:t>
+        </m:r>
+        <m:r>
+          <m:rPr>
+            <m:sty m:val="p"/>
+          </m:rPr>
           <m:t>=</m:t>
         </m:r>
         <m:r>
-          <m:t>0.125</m:t>
-        </m:r>
-      </m:oMath>
-      <w:r>
-        <w:t xml:space="preserve"> </w:t>
-      </w:r>
-      <w:r>
-        <w:t xml:space="preserve">and</w:t>
+          <m:t>3</m:t>
+        </m:r>
+      </m:oMath>
+      <w:r>
+        <w:t xml:space="preserve"> </w:t>
+      </w:r>
+      <w:r>
+        <w:t xml:space="preserve">undershoot (~5,000 m³) and the</w:t>
       </w:r>
       <w:r>
         <w:t xml:space="preserve"> </w:t>
@@ -36132,25 +37842,14 @@
           <m:t>=</m:t>
         </m:r>
         <m:r>
-          <m:t>3</m:t>
-        </m:r>
-      </m:oMath>
-      <w:r>
-        <w:t xml:space="preserve">, the central prediction is 7,942 m³, near-exactly observed. The combination of regime switching (§S17.1) plus per-event labor scaling (§S17.2) closes the S10.1 30</w:t>
-      </w:r>
-      <m:oMath>
-        <m:r>
-          <m:rPr>
-            <m:sty m:val="p"/>
-          </m:rPr>
-          <m:t>×</m:t>
-        </m:r>
-      </m:oMath>
-      <w:r>
-        <w:t xml:space="preserve"> </w:t>
-      </w:r>
-      <w:r>
-        <w:t xml:space="preserve">overprediction gap quantitatively under reasonable parameter choices. The result is sensitive to the band-coordination persistence requirement:</w:t>
+          <m:t>1</m:t>
+        </m:r>
+      </m:oMath>
+      <w:r>
+        <w:t xml:space="preserve"> </w:t>
+      </w:r>
+      <w:r>
+        <w:t xml:space="preserve">overshoot (~54,000 m³) and would be bracketed by an intermediate</w:t>
       </w:r>
       <w:r>
         <w:t xml:space="preserve"> </w:t>
@@ -36166,6 +37865,59 @@
           <m:t>=</m:t>
         </m:r>
         <m:r>
+          <m:t>2</m:t>
+        </m:r>
+      </m:oMath>
+      <w:r>
+        <w:t xml:space="preserve"> </w:t>
+      </w:r>
+      <w:r>
+        <w:t xml:space="preserve">value. The per-event labor-scaling extension (§S17.2) closes the WB gap essentially exactly (~25,000 m³ predicted, 0.93× of observed) independently of any specific</w:t>
+      </w:r>
+      <w:r>
+        <w:t xml:space="preserve"> </w:t>
+      </w:r>
+      <m:oMath>
+        <m:r>
+          <m:t>K</m:t>
+        </m:r>
+      </m:oMath>
+      <w:r>
+        <w:t xml:space="preserve"> </w:t>
+      </w:r>
+      <w:r>
+        <w:t xml:space="preserve">value sweep-selected against the volume observation. We therefore no longer treat the regime-switching closure as the principal reconciliation. The regime-switching extension’s substantive role in the framework is to account for the episodic</w:t>
+      </w:r>
+      <w:r>
+        <w:t xml:space="preserve"> </w:t>
+      </w:r>
+      <w:r>
+        <w:rPr>
+          <w:i/>
+          <w:iCs/>
+        </w:rPr>
+        <w:t xml:space="preserve">tempo</w:t>
+      </w:r>
+      <w:r>
+        <w:t xml:space="preserve"> </w:t>
+      </w:r>
+      <w:r>
+        <w:t xml:space="preserve">of WB construction (the 200+-year inter-stage gaps), which it does at any</w:t>
+      </w:r>
+      <w:r>
+        <w:t xml:space="preserve"> </w:t>
+      </w:r>
+      <m:oMath>
+        <m:r>
+          <m:t>K</m:t>
+        </m:r>
+        <m:r>
+          <m:rPr>
+            <m:sty m:val="p"/>
+          </m:rPr>
+          <m:t>≥</m:t>
+        </m:r>
+        <m:r>
           <m:t>1</m:t>
         </m:r>
       </m:oMath>
@@ -36173,18 +37925,7 @@
         <w:t xml:space="preserve"> </w:t>
       </w:r>
       <w:r>
-        <w:t xml:space="preserve">(no persistence) overshoots by ~10</w:t>
-      </w:r>
-      <m:oMath>
-        <m:r>
-          <m:rPr>
-            <m:sty m:val="p"/>
-          </m:rPr>
-          <m:t>×</m:t>
-        </m:r>
-      </m:oMath>
-      <w:r>
-        <w:t xml:space="preserve">;</w:t>
+        <w:t xml:space="preserve">given the WB threshold proximity; this episodic structure is the prediction the framework makes about WB irrespective of the volume figure. The independent ethnographic anchoring of</w:t>
       </w:r>
       <w:r>
         <w:t xml:space="preserve"> </w:t>
@@ -36193,115 +37934,12 @@
         <m:r>
           <m:t>K</m:t>
         </m:r>
-        <m:r>
-          <m:rPr>
-            <m:sty m:val="p"/>
-          </m:rPr>
-          <m:t>=</m:t>
-        </m:r>
-        <m:r>
-          <m:t>5</m:t>
-        </m:r>
-      </m:oMath>
-      <w:r>
-        <w:t xml:space="preserve"> </w:t>
-      </w:r>
-      <w:r>
-        <w:t xml:space="preserve">undershoots by ~10</w:t>
-      </w:r>
-      <m:oMath>
-        <m:r>
-          <m:rPr>
-            <m:sty m:val="p"/>
-          </m:rPr>
-          <m:t>×</m:t>
-        </m:r>
-      </m:oMath>
-      <w:r>
-        <w:t xml:space="preserve">. The</w:t>
-      </w:r>
-      <w:r>
-        <w:t xml:space="preserve"> </w:t>
-      </w:r>
-      <m:oMath>
-        <m:r>
-          <m:t>K</m:t>
-        </m:r>
-        <m:r>
-          <m:rPr>
-            <m:sty m:val="p"/>
-          </m:rPr>
-          <m:t>=</m:t>
-        </m:r>
-        <m:r>
-          <m:t>3</m:t>
-        </m:r>
-      </m:oMath>
-      <w:r>
-        <w:t xml:space="preserve"> </w:t>
-      </w:r>
-      <w:r>
-        <w:t xml:space="preserve">central value was selected from a sweep that bracketed the WB observation; it is therefore not derived independently of the WB target. We note that the order of magnitude is broadly consistent with ethnographic estimates of multi-band cooperation timescales (Wiessner 2002:434-435 reports hxaro tie maintenance over 3-5 year intervals during food-stressed periods; Kelly 2013:159-167 reviews hunter-gatherer aggregation persistence at the band-coordination scale; specific page references support the order-of-magnitude calibration but not the specific</w:t>
-      </w:r>
-      <w:r>
-        <w:t xml:space="preserve"> </w:t>
-      </w:r>
-      <m:oMath>
-        <m:r>
-          <m:t>K</m:t>
-        </m:r>
-        <m:r>
-          <m:rPr>
-            <m:sty m:val="p"/>
-          </m:rPr>
-          <m:t>=</m:t>
-        </m:r>
-        <m:r>
-          <m:t>3</m:t>
-        </m:r>
-      </m:oMath>
-      <w:r>
-        <w:t xml:space="preserve"> </w:t>
-      </w:r>
-      <w:r>
-        <w:t xml:space="preserve">value), but the value</w:t>
-      </w:r>
-      <w:r>
-        <w:t xml:space="preserve"> </w:t>
-      </w:r>
-      <m:oMath>
-        <m:r>
-          <m:t>K</m:t>
-        </m:r>
-        <m:r>
-          <m:rPr>
-            <m:sty m:val="p"/>
-          </m:rPr>
-          <m:t>=</m:t>
-        </m:r>
-        <m:r>
-          <m:t>3</m:t>
-        </m:r>
-      </m:oMath>
-      <w:r>
-        <w:t xml:space="preserve"> </w:t>
-      </w:r>
-      <w:r>
-        <w:t xml:space="preserve">used in §6.3 closure was sweep-selected, not ethnographically derived. We are explicit that the §6.3 closure rests on this calibrated parameter choice; a derivation of</w:t>
-      </w:r>
-      <w:r>
-        <w:t xml:space="preserve"> </w:t>
-      </w:r>
-      <m:oMath>
-        <m:r>
-          <m:t>K</m:t>
-        </m:r>
-      </m:oMath>
-      <w:r>
-        <w:t xml:space="preserve"> </w:t>
-      </w:r>
-      <w:r>
-        <w:t xml:space="preserve">from independent ethnographic data on multi-band coordination persistence is identified as priority follow-up.</w:t>
+      </m:oMath>
+      <w:r>
+        <w:t xml:space="preserve"> </w:t>
+      </w:r>
+      <w:r>
+        <w:t xml:space="preserve">from multi-band cooperation timescales (Wiessner 2002:434-435; Kelly 2013:159-167) remains identified as priority follow-up.</w:t>
       </w:r>
     </w:p>
     <w:p>
@@ -36336,8 +37974,8 @@
         <w:t xml:space="preserve">. Full ABM-level regime-switching with endogenous strategy switching and explicit annual fitness comparison remains as future work.</w:t>
       </w:r>
     </w:p>
-    <w:bookmarkEnd w:id="86"/>
-    <w:bookmarkStart w:id="87" w:name="s17.2-per-event-labor-scaling"/>
+    <w:bookmarkEnd w:id="87"/>
+    <w:bookmarkStart w:id="88" w:name="s17.2-per-event-labor-scaling"/>
     <w:p>
       <w:pPr>
         <w:pStyle w:val="Heading3"/>
@@ -36377,7 +38015,7 @@
           <w:b/>
           <w:bCs/>
         </w:rPr>
-        <w:t xml:space="preserve">Implemented in this revision; load-bearing for the §6.3 Watson Brake closure and the §6.6 cross-LMV magnitude correlation.</w:t>
+        <w:t xml:space="preserve">Implemented in this revision; central to the §6.3 Watson Brake closure and the §6.6 cross-LMV magnitude correlation.</w:t>
       </w:r>
       <w:r>
         <w:t xml:space="preserve"> </w:t>
@@ -36862,32 +38500,7 @@
         </m:r>
       </m:oMath>
       <w:r>
-        <w:t xml:space="preserve">, the WB prediction drops from 240,000 m³ to ~25,000 m³ (vs observed 7,000 m³, ~3.5</w:t>
-      </w:r>
-      <m:oMath>
-        <m:r>
-          <m:rPr>
-            <m:sty m:val="p"/>
-          </m:rPr>
-          <m:t>×</m:t>
-        </m:r>
-      </m:oMath>
-      <w:r>
-        <w:t xml:space="preserve"> </w:t>
-      </w:r>
-      <w:r>
-        <w:t xml:space="preserve">overshoot rather than 30</w:t>
-      </w:r>
-      <m:oMath>
-        <m:r>
-          <m:rPr>
-            <m:sty m:val="p"/>
-          </m:rPr>
-          <m:t>×</m:t>
-        </m:r>
-      </m:oMath>
-      <w:r>
-        <w:t xml:space="preserve">); J.W. Copes drops from 90,000 m³ to ~1,300 m³ (vs observed 500 m³, ~2.6</w:t>
+        <w:t xml:space="preserve">, the WB prediction drops from 240,000 m³ to ~25,000 m³, essentially matching the LiDAR-derived per-mound volume of 27,065 m³ (§5.1) within ~7% (ratio 0.93×). Under the prior 7,000 m³ figure this prediction read as a ~3.5× overshoot; under the refined per-mound estimate the prediction is a near-exact match. J.W. Copes drops from 90,000 m³ to ~1,300 m³ (vs observed 500 m³, ~2.6</w:t>
       </w:r>
       <m:oMath>
         <m:r>
@@ -37215,7 +38828,7 @@
         <w:t xml:space="preserve"> </w:t>
       </w:r>
       <w:r>
-        <w:t xml:space="preserve">which closes the 30</w:t>
+        <w:t xml:space="preserve">which closes the ~9</w:t>
       </w:r>
       <m:oMath>
         <m:r>
@@ -37229,7 +38842,7 @@
         <w:t xml:space="preserve"> </w:t>
       </w:r>
       <w:r>
-        <w:t xml:space="preserve">overprediction subject to the labor-scaling assumption.</w:t>
+        <w:t xml:space="preserve">overprediction (240,000 vs LiDAR-derived 27,065 m³) subject to the labor-scaling assumption.</w:t>
       </w:r>
     </w:p>
     <w:p>
@@ -37471,7 +39084,7 @@
         <w:t xml:space="preserve"> </w:t>
       </w:r>
       <w:r>
-        <w:t xml:space="preserve">(Erasmus-grounded) leaves the framework underpredicting Watson Brake’s observed volume by approximately 7-fold. Restricting to</w:t>
+        <w:t xml:space="preserve">(Erasmus-grounded) leaves the framework underpredicting Watson Brake’s LiDAR-derived 27,065 m³ by approximately 7.7-fold. Restricting to</w:t>
       </w:r>
       <w:r>
         <w:t xml:space="preserve"> </w:t>
@@ -37529,8 +39142,8 @@
         <w:t xml:space="preserve">.</w:t>
       </w:r>
     </w:p>
-    <w:bookmarkEnd w:id="87"/>
-    <w:bookmarkStart w:id="88" w:name="Xb22f72dfb61d671a9569575f81429ccb36a3121"/>
+    <w:bookmarkEnd w:id="88"/>
+    <w:bookmarkStart w:id="89" w:name="Xb22f72dfb61d671a9569575f81429ccb36a3121"/>
     <w:p>
       <w:pPr>
         <w:pStyle w:val="Heading3"/>
@@ -38325,8 +39938,8 @@
         <w:t xml:space="preserve">predictions matching the convergence-model values.</w:t>
       </w:r>
     </w:p>
-    <w:bookmarkEnd w:id="88"/>
-    <w:bookmarkStart w:id="89" w:name="X99de2ea1146afca61ca1bb737b1f0d9599c4879"/>
+    <w:bookmarkEnd w:id="89"/>
+    <w:bookmarkStart w:id="90" w:name="X99de2ea1146afca61ca1bb737b1f0d9599c4879"/>
     <w:p>
       <w:pPr>
         <w:pStyle w:val="Heading3"/>
@@ -38366,7 +39979,7 @@
           <w:b/>
           <w:bCs/>
         </w:rPr>
-        <w:t xml:space="preserve">Implemented in this revision; load-bearing for the §6.5 multi-drainage analysis.</w:t>
+        <w:t xml:space="preserve">Implemented in this revision; central to the §6.5 multi-drainage analysis.</w:t>
       </w:r>
       <w:r>
         <w:t xml:space="preserve"> </w:t>
@@ -38515,7 +40128,8 @@
     <w:tbl>
       <w:tblPr>
         <w:tblStyle w:val="Table"/>
-        <w:tblW w:type="auto" w:w="0"/>
+        <w:tblW w:type="pct" w:w="5000"/>
+        <w:tblLayout w:type="fixed"/>
         <w:tblLook w:firstRow="1" w:lastRow="0" w:firstColumn="0" w:lastColumn="0" w:noHBand="0" w:noVBand="0" w:val="0020"/>
       </w:tblPr>
       <w:tblGrid>
@@ -38874,18 +40488,18 @@
               <w:pStyle w:val="Compact"/>
             </w:pPr>
             <w:r>
-              <w:t xml:space="preserve">2 (Tensas + Upland partial)</w:t>
-            </w:r>
-          </w:p>
-        </w:tc>
-        <w:tc>
-          <w:tcPr/>
-          <w:p>
-            <w:pPr>
-              <w:pStyle w:val="Compact"/>
-            </w:pPr>
-            <w:r>
-              <w:t xml:space="preserve">0.068</w:t>
+              <w:t xml:space="preserve">2 (Red/Black ≈ Ouachita-system + Upland partial)</w:t>
+            </w:r>
+          </w:p>
+        </w:tc>
+        <w:tc>
+          <w:tcPr/>
+          <w:p>
+            <w:pPr>
+              <w:pStyle w:val="Compact"/>
+            </w:pPr>
+            <w:r>
+              <w:t xml:space="preserve">0.101</w:t>
             </w:r>
           </w:p>
         </w:tc>
@@ -39184,21 +40798,7 @@
         </m:r>
       </m:oMath>
       <w:r>
-        <w:t xml:space="preserve">). At the canoe-day catchment, the predicted PP volume = 750,000 m³ (calibration anchor); WB = 24,585 m³ (3.5</w:t>
-      </w:r>
-      <m:oMath>
-        <m:r>
-          <m:rPr>
-            <m:sty m:val="p"/>
-          </m:rPr>
-          <m:t>×</m:t>
-        </m:r>
-      </m:oMath>
-      <w:r>
-        <w:t xml:space="preserve"> </w:t>
-      </w:r>
-      <w:r>
-        <w:t xml:space="preserve">over observed 7,000 m³); Insley = 10,375 m³ (0.7</w:t>
+        <w:t xml:space="preserve">). At the canoe-day catchment, the predicted PP volume = 750,000 m³ (calibration anchor); WB = 24,585 m³ (0.91× of LiDAR-derived per-mound 27,065 m³, §5.1); Insley = 10,375 m³ (0.7</w:t>
       </w:r>
       <m:oMath>
         <m:r>
@@ -39358,8 +40958,8 @@
         <w:t xml:space="preserve">. Caveats: the canoe-access classification is based on published site-catchment descriptions and standard-form canoe-travel speeds (~30 km/day on navigable channels); a rigorous catchment with hydrographic routing on a digital elevation model and seasonal navigability constraints would refine the access weights but is unlikely to materially change the qualitative ranking. Pre-Holocene paleo-discharge correlations may also differ from modern values; the S15 modern correlations should be read as a first-order approximation.</w:t>
       </w:r>
     </w:p>
-    <w:bookmarkEnd w:id="89"/>
-    <w:bookmarkStart w:id="90" w:name="X6e88c9cd923ecba424d25efe32d2f1b2164e0a7"/>
+    <w:bookmarkEnd w:id="90"/>
+    <w:bookmarkStart w:id="91" w:name="X6e88c9cd923ecba424d25efe32d2f1b2164e0a7"/>
     <w:p>
       <w:pPr>
         <w:pStyle w:val="Heading3"/>
@@ -40630,8 +42230,8 @@
         <w:t xml:space="preserve">.</w:t>
       </w:r>
     </w:p>
-    <w:bookmarkEnd w:id="90"/>
-    <w:bookmarkStart w:id="91" w:name="Xe4e7d8e25edca0f09f895447481ac1599bb9806"/>
+    <w:bookmarkEnd w:id="91"/>
+    <w:bookmarkStart w:id="92" w:name="Xe4e7d8e25edca0f09f895447481ac1599bb9806"/>
     <w:p>
       <w:pPr>
         <w:pStyle w:val="Heading3"/>
@@ -40833,7 +42433,7 @@
         <w:t xml:space="preserve"> </w:t>
       </w:r>
       <w:r>
-        <w:t xml:space="preserve">tautological in the same way: the framework’s multi-zone access enables aggregation throughout the year, while published interpretations emphasize fall-winter as the dominant season. This generates a genuine falsifiable prediction: a season-resolved analysis of PP faunal assemblages should show, in addition to fall-winter mast, also spring fish-spawn and summer aquatic resources approximately to the model’s predicted shares.</w:t>
+        <w:t xml:space="preserve">tautological in the same way: the framework’s multi-zone access enables aggregation throughout the year, while published peripheral-site plant-remains interpretations emphasize fall-winter as the documented season and infer spring dispersal. This generates a genuine falsifiable prediction. Because acidic soils have dissolved bone at the type-site core, the test cannot run on existing faunal collections; it requires new research using non-faunal seasonality proxies (macrobotanical assemblages from new excavations, phytolith and pollen records from contexts that preserve those signatures, stable-isotope sequencing of preserved tooth or shell where present, and microbotanical residues). A multi-peak signal across mast, fish-spawning, and summer aquatic months across multiple such proxies would be consistent with the framework; an exclusively fall-winter signal would tension with it.</w:t>
       </w:r>
     </w:p>
     <w:p>
@@ -40868,14 +42468,14 @@
         <w:t xml:space="preserve">. The full version (within-month time resolution, species-resolved subsistence dynamics, non-LMV-derived phenology calendar) remains as future work that would test the framework’s seasonality prediction non-circularly.</w:t>
       </w:r>
     </w:p>
-    <w:bookmarkEnd w:id="91"/>
-    <w:bookmarkStart w:id="92" w:name="s17.7-priority-follow-up-work"/>
+    <w:bookmarkEnd w:id="92"/>
+    <w:bookmarkStart w:id="93" w:name="Xb3d12c0ca8d5c240fada9f9a6fe85afecdfd9b8"/>
     <w:p>
       <w:pPr>
         <w:pStyle w:val="Heading3"/>
       </w:pPr>
       <w:r>
-        <w:t xml:space="preserve">S17.7 Priority follow-up work</w:t>
+        <w:t xml:space="preserve">S17.7 Maintenance-to-new-construction ratio under signal depreciation</w:t>
       </w:r>
     </w:p>
     <w:p>
@@ -40883,7 +42483,2414 @@
         <w:pStyle w:val="FirstParagraph"/>
       </w:pPr>
       <w:r>
-        <w:t xml:space="preserve">The six components above each identify a specific item of follow-up work that would either tighten the present implementation or convert a conditional consistency demonstration into a forward-prediction test. We consolidate the items here so that the empirical agenda the framework calls for is visible in one place, and so the §7 Discussion can refer to them collectively.</w:t>
+        <w:t xml:space="preserve">(Main text §6.8; falsifiable prediction §7.4(h).) Derived from the geometric depreciation recurrence</w:t>
+      </w:r>
+      <w:r>
+        <w:t xml:space="preserve"> </w:t>
+      </w:r>
+      <m:oMath>
+        <m:sSub>
+          <m:e>
+            <m:r>
+              <m:t>M</m:t>
+            </m:r>
+          </m:e>
+          <m:sub>
+            <m:r>
+              <m:t>g</m:t>
+            </m:r>
+          </m:sub>
+        </m:sSub>
+        <m:r>
+          <m:rPr>
+            <m:sty m:val="p"/>
+          </m:rPr>
+          <m:t>(</m:t>
+        </m:r>
+        <m:r>
+          <m:t>t</m:t>
+        </m:r>
+        <m:r>
+          <m:rPr>
+            <m:sty m:val="p"/>
+          </m:rPr>
+          <m:t>+</m:t>
+        </m:r>
+        <m:r>
+          <m:t>1</m:t>
+        </m:r>
+        <m:r>
+          <m:rPr>
+            <m:sty m:val="p"/>
+          </m:rPr>
+          <m:t>)</m:t>
+        </m:r>
+        <m:r>
+          <m:rPr>
+            <m:sty m:val="p"/>
+          </m:rPr>
+          <m:t>=</m:t>
+        </m:r>
+        <m:r>
+          <m:rPr>
+            <m:sty m:val="p"/>
+          </m:rPr>
+          <m:t>(</m:t>
+        </m:r>
+        <m:r>
+          <m:t>1</m:t>
+        </m:r>
+        <m:r>
+          <m:rPr>
+            <m:sty m:val="p"/>
+          </m:rPr>
+          <m:t>−</m:t>
+        </m:r>
+        <m:r>
+          <m:t>δ</m:t>
+        </m:r>
+        <m:r>
+          <m:rPr>
+            <m:sty m:val="p"/>
+          </m:rPr>
+          <m:t>)</m:t>
+        </m:r>
+        <m:sSub>
+          <m:e>
+            <m:r>
+              <m:t>M</m:t>
+            </m:r>
+          </m:e>
+          <m:sub>
+            <m:r>
+              <m:t>g</m:t>
+            </m:r>
+          </m:sub>
+        </m:sSub>
+        <m:r>
+          <m:rPr>
+            <m:sty m:val="p"/>
+          </m:rPr>
+          <m:t>(</m:t>
+        </m:r>
+        <m:r>
+          <m:t>t</m:t>
+        </m:r>
+        <m:r>
+          <m:rPr>
+            <m:sty m:val="p"/>
+          </m:rPr>
+          <m:t>)</m:t>
+        </m:r>
+        <m:r>
+          <m:rPr>
+            <m:sty m:val="p"/>
+          </m:rPr>
+          <m:t>+</m:t>
+        </m:r>
+        <m:sSub>
+          <m:e>
+            <m:r>
+              <m:t>I</m:t>
+            </m:r>
+          </m:e>
+          <m:sub>
+            <m:r>
+              <m:t>g</m:t>
+            </m:r>
+          </m:sub>
+        </m:sSub>
+      </m:oMath>
+      <w:r>
+        <w:t xml:space="preserve">, each period’s investment flow decomposes into the share that offsets depreciation,</w:t>
+      </w:r>
+      <w:r>
+        <w:t xml:space="preserve"> </w:t>
+      </w:r>
+      <m:oMath>
+        <m:r>
+          <m:t>δ</m:t>
+        </m:r>
+        <m:sSub>
+          <m:e>
+            <m:r>
+              <m:t>M</m:t>
+            </m:r>
+          </m:e>
+          <m:sub>
+            <m:r>
+              <m:t>g</m:t>
+            </m:r>
+          </m:sub>
+        </m:sSub>
+      </m:oMath>
+      <w:r>
+        <w:t xml:space="preserve"> </w:t>
+      </w:r>
+      <w:r>
+        <w:t xml:space="preserve">(maintenance / signal renewal), and the share</w:t>
+      </w:r>
+      <w:r>
+        <w:t xml:space="preserve"> </w:t>
+      </w:r>
+      <m:oMath>
+        <m:sSub>
+          <m:e>
+            <m:r>
+              <m:t>I</m:t>
+            </m:r>
+          </m:e>
+          <m:sub>
+            <m:r>
+              <m:t>g</m:t>
+            </m:r>
+          </m:sub>
+        </m:sSub>
+        <m:r>
+          <m:rPr>
+            <m:sty m:val="p"/>
+          </m:rPr>
+          <m:t>−</m:t>
+        </m:r>
+        <m:r>
+          <m:t>δ</m:t>
+        </m:r>
+        <m:sSub>
+          <m:e>
+            <m:r>
+              <m:t>M</m:t>
+            </m:r>
+          </m:e>
+          <m:sub>
+            <m:r>
+              <m:t>g</m:t>
+            </m:r>
+          </m:sub>
+        </m:sSub>
+      </m:oMath>
+      <w:r>
+        <w:t xml:space="preserve"> </w:t>
+      </w:r>
+      <w:r>
+        <w:t xml:space="preserve">that is net new construction. Their ratio is</w:t>
+      </w:r>
+    </w:p>
+    <w:p>
+      <w:pPr>
+        <w:pStyle w:val="BodyText"/>
+      </w:pPr>
+      <m:oMathPara>
+        <m:oMathParaPr>
+          <m:jc m:val="center"/>
+        </m:oMathParaPr>
+        <m:oMath>
+          <m:r>
+            <m:t>R</m:t>
+          </m:r>
+          <m:r>
+            <m:rPr>
+              <m:sty m:val="p"/>
+            </m:rPr>
+            <m:t>(</m:t>
+          </m:r>
+          <m:sSub>
+            <m:e>
+              <m:r>
+                <m:t>M</m:t>
+              </m:r>
+            </m:e>
+            <m:sub>
+              <m:r>
+                <m:t>g</m:t>
+              </m:r>
+            </m:sub>
+          </m:sSub>
+          <m:r>
+            <m:rPr>
+              <m:sty m:val="p"/>
+            </m:rPr>
+            <m:t>)</m:t>
+          </m:r>
+          <m:r>
+            <m:rPr>
+              <m:sty m:val="p"/>
+            </m:rPr>
+            <m:t>=</m:t>
+          </m:r>
+          <m:f>
+            <m:fPr>
+              <m:type m:val="bar"/>
+            </m:fPr>
+            <m:num>
+              <m:r>
+                <m:t>δ</m:t>
+              </m:r>
+              <m:sSub>
+                <m:e>
+                  <m:r>
+                    <m:t>M</m:t>
+                  </m:r>
+                </m:e>
+                <m:sub>
+                  <m:r>
+                    <m:t>g</m:t>
+                  </m:r>
+                </m:sub>
+              </m:sSub>
+            </m:num>
+            <m:den>
+              <m:sSub>
+                <m:e>
+                  <m:r>
+                    <m:t>I</m:t>
+                  </m:r>
+                </m:e>
+                <m:sub>
+                  <m:r>
+                    <m:t>g</m:t>
+                  </m:r>
+                </m:sub>
+              </m:sSub>
+              <m:r>
+                <m:rPr>
+                  <m:sty m:val="p"/>
+                </m:rPr>
+                <m:t>−</m:t>
+              </m:r>
+              <m:r>
+                <m:t>δ</m:t>
+              </m:r>
+              <m:sSub>
+                <m:e>
+                  <m:r>
+                    <m:t>M</m:t>
+                  </m:r>
+                </m:e>
+                <m:sub>
+                  <m:r>
+                    <m:t>g</m:t>
+                  </m:r>
+                </m:sub>
+              </m:sSub>
+            </m:den>
+          </m:f>
+        </m:oMath>
+      </m:oMathPara>
+    </w:p>
+    <w:p>
+      <w:pPr>
+        <w:pStyle w:val="FirstParagraph"/>
+      </w:pPr>
+      <w:r>
+        <w:t xml:space="preserve">defined on the growth regime</w:t>
+      </w:r>
+      <w:r>
+        <w:t xml:space="preserve"> </w:t>
+      </w:r>
+      <m:oMath>
+        <m:r>
+          <m:t>0</m:t>
+        </m:r>
+        <m:r>
+          <m:rPr>
+            <m:sty m:val="p"/>
+          </m:rPr>
+          <m:t>≤</m:t>
+        </m:r>
+        <m:r>
+          <m:t>δ</m:t>
+        </m:r>
+        <m:sSub>
+          <m:e>
+            <m:r>
+              <m:t>M</m:t>
+            </m:r>
+          </m:e>
+          <m:sub>
+            <m:r>
+              <m:t>g</m:t>
+            </m:r>
+          </m:sub>
+        </m:sSub>
+        <m:r>
+          <m:rPr>
+            <m:sty m:val="p"/>
+          </m:rPr>
+          <m:t>&lt;</m:t>
+        </m:r>
+        <m:sSub>
+          <m:e>
+            <m:r>
+              <m:t>I</m:t>
+            </m:r>
+          </m:e>
+          <m:sub>
+            <m:r>
+              <m:t>g</m:t>
+            </m:r>
+          </m:sub>
+        </m:sSub>
+      </m:oMath>
+      <w:r>
+        <w:t xml:space="preserve">, monotonically increasing in</w:t>
+      </w:r>
+      <w:r>
+        <w:t xml:space="preserve"> </w:t>
+      </w:r>
+      <m:oMath>
+        <m:sSub>
+          <m:e>
+            <m:r>
+              <m:t>M</m:t>
+            </m:r>
+          </m:e>
+          <m:sub>
+            <m:r>
+              <m:t>g</m:t>
+            </m:r>
+          </m:sub>
+        </m:sSub>
+      </m:oMath>
+      <w:r>
+        <w:t xml:space="preserve">, and diverging at the steady state</w:t>
+      </w:r>
+      <w:r>
+        <w:t xml:space="preserve"> </w:t>
+      </w:r>
+      <m:oMath>
+        <m:sSubSup>
+          <m:e>
+            <m:r>
+              <m:t>M</m:t>
+            </m:r>
+          </m:e>
+          <m:sub>
+            <m:r>
+              <m:t>g</m:t>
+            </m:r>
+          </m:sub>
+          <m:sup>
+            <m:r>
+              <m:rPr>
+                <m:sty m:val="p"/>
+              </m:rPr>
+              <m:t>*</m:t>
+            </m:r>
+          </m:sup>
+        </m:sSubSup>
+        <m:r>
+          <m:rPr>
+            <m:sty m:val="p"/>
+          </m:rPr>
+          <m:t>=</m:t>
+        </m:r>
+        <m:sSub>
+          <m:e>
+            <m:r>
+              <m:t>I</m:t>
+            </m:r>
+          </m:e>
+          <m:sub>
+            <m:r>
+              <m:t>g</m:t>
+            </m:r>
+          </m:sub>
+        </m:sSub>
+        <m:r>
+          <m:rPr>
+            <m:sty m:val="p"/>
+          </m:rPr>
+          <m:t>/</m:t>
+        </m:r>
+        <m:r>
+          <m:t>δ</m:t>
+        </m:r>
+      </m:oMath>
+      <w:r>
+        <w:t xml:space="preserve"> </w:t>
+      </w:r>
+      <w:r>
+        <w:t xml:space="preserve">(at saturation all investment is maintenance). Positive depreciation</w:t>
+      </w:r>
+      <w:r>
+        <w:t xml:space="preserve"> </w:t>
+      </w:r>
+      <m:oMath>
+        <m:r>
+          <m:t>δ</m:t>
+        </m:r>
+        <m:r>
+          <m:rPr>
+            <m:sty m:val="p"/>
+          </m:rPr>
+          <m:t>&gt;</m:t>
+        </m:r>
+        <m:r>
+          <m:t>0</m:t>
+        </m:r>
+      </m:oMath>
+      <w:r>
+        <w:t xml:space="preserve"> </w:t>
+      </w:r>
+      <w:r>
+        <w:t xml:space="preserve">follows from the multi-period Spence condition under durable signals (Bliege Bird and Smith 2005); identifying the model’s maintenance flow with archaeologically observed renovation labor (and net growth with initial construction) is an interpretive mapping, not part of the derivation.</w:t>
+      </w:r>
+    </w:p>
+    <w:p>
+      <w:pPr>
+        <w:pStyle w:val="BodyText"/>
+      </w:pPr>
+      <w:r>
+        <w:rPr>
+          <w:b/>
+          <w:bCs/>
+        </w:rPr>
+        <w:t xml:space="preserve">PP-scenario trajectory.</w:t>
+      </w:r>
+      <w:r>
+        <w:t xml:space="preserve"> </w:t>
+      </w:r>
+      <w:r>
+        <w:t xml:space="preserve">At PP-calibrated parameters (</w:t>
+      </w:r>
+      <m:oMath>
+        <m:r>
+          <m:t>σ</m:t>
+        </m:r>
+        <m:r>
+          <m:rPr>
+            <m:sty m:val="p"/>
+          </m:rPr>
+          <m:t>=</m:t>
+        </m:r>
+        <m:r>
+          <m:t>0.64</m:t>
+        </m:r>
+      </m:oMath>
+      <w:r>
+        <w:t xml:space="preserve">,</w:t>
+      </w:r>
+      <w:r>
+        <w:t xml:space="preserve"> </w:t>
+      </w:r>
+      <m:oMath>
+        <m:sSub>
+          <m:e>
+            <m:r>
+              <m:t>n</m:t>
+            </m:r>
+          </m:e>
+          <m:sub>
+            <m:r>
+              <m:t>a</m:t>
+            </m:r>
+            <m:r>
+              <m:t>g</m:t>
+            </m:r>
+            <m:r>
+              <m:t>g</m:t>
+            </m:r>
+          </m:sub>
+        </m:sSub>
+        <m:r>
+          <m:rPr>
+            <m:sty m:val="p"/>
+          </m:rPr>
+          <m:t>=</m:t>
+        </m:r>
+        <m:r>
+          <m:t>25</m:t>
+        </m:r>
+      </m:oMath>
+      <w:r>
+        <w:t xml:space="preserve">,</w:t>
+      </w:r>
+      <w:r>
+        <w:t xml:space="preserve"> </w:t>
+      </w:r>
+      <m:oMath>
+        <m:r>
+          <m:t>δ</m:t>
+        </m:r>
+        <m:r>
+          <m:rPr>
+            <m:sty m:val="p"/>
+          </m:rPr>
+          <m:t>=</m:t>
+        </m:r>
+        <m:r>
+          <m:t>0.08</m:t>
+        </m:r>
+      </m:oMath>
+      <w:r>
+        <w:t xml:space="preserve">), the lambda-sigma fixed point gives</w:t>
+      </w:r>
+      <w:r>
+        <w:t xml:space="preserve"> </w:t>
+      </w:r>
+      <m:oMath>
+        <m:sSubSup>
+          <m:e>
+            <m:r>
+              <m:t>M</m:t>
+            </m:r>
+          </m:e>
+          <m:sub>
+            <m:r>
+              <m:t>g</m:t>
+            </m:r>
+          </m:sub>
+          <m:sup>
+            <m:r>
+              <m:rPr>
+                <m:sty m:val="p"/>
+              </m:rPr>
+              <m:t>*</m:t>
+            </m:r>
+          </m:sup>
+        </m:sSubSup>
+        <m:r>
+          <m:rPr>
+            <m:sty m:val="p"/>
+          </m:rPr>
+          <m:t>=</m:t>
+        </m:r>
+        <m:r>
+          <m:t>129.8</m:t>
+        </m:r>
+      </m:oMath>
+      <w:r>
+        <w:t xml:space="preserve"> </w:t>
+      </w:r>
+      <w:r>
+        <w:t xml:space="preserve">units and</w:t>
+      </w:r>
+      <w:r>
+        <w:t xml:space="preserve"> </w:t>
+      </w:r>
+      <m:oMath>
+        <m:sSub>
+          <m:e>
+            <m:r>
+              <m:t>I</m:t>
+            </m:r>
+          </m:e>
+          <m:sub>
+            <m:r>
+              <m:t>g</m:t>
+            </m:r>
+          </m:sub>
+        </m:sSub>
+        <m:r>
+          <m:rPr>
+            <m:sty m:val="p"/>
+          </m:rPr>
+          <m:t>=</m:t>
+        </m:r>
+        <m:r>
+          <m:t>10.38</m:t>
+        </m:r>
+      </m:oMath>
+      <w:r>
+        <w:t xml:space="preserve"> </w:t>
+      </w:r>
+      <w:r>
+        <w:t xml:space="preserve">units/yr. Depreciation timescale</w:t>
+      </w:r>
+      <w:r>
+        <w:t xml:space="preserve"> </w:t>
+      </w:r>
+      <m:oMath>
+        <m:r>
+          <m:t>1</m:t>
+        </m:r>
+        <m:r>
+          <m:rPr>
+            <m:sty m:val="p"/>
+          </m:rPr>
+          <m:t>/</m:t>
+        </m:r>
+        <m:r>
+          <m:t>δ</m:t>
+        </m:r>
+        <m:r>
+          <m:rPr>
+            <m:sty m:val="p"/>
+          </m:rPr>
+          <m:t>=</m:t>
+        </m:r>
+        <m:r>
+          <m:t>12.5</m:t>
+        </m:r>
+      </m:oMath>
+      <w:r>
+        <w:t xml:space="preserve"> </w:t>
+      </w:r>
+      <w:r>
+        <w:t xml:space="preserve">yr. Starting from</w:t>
+      </w:r>
+      <w:r>
+        <w:t xml:space="preserve"> </w:t>
+      </w:r>
+      <m:oMath>
+        <m:sSub>
+          <m:e>
+            <m:r>
+              <m:t>M</m:t>
+            </m:r>
+          </m:e>
+          <m:sub>
+            <m:r>
+              <m:t>g</m:t>
+            </m:r>
+          </m:sub>
+        </m:sSub>
+        <m:r>
+          <m:rPr>
+            <m:sty m:val="p"/>
+          </m:rPr>
+          <m:t>(</m:t>
+        </m:r>
+        <m:r>
+          <m:t>0</m:t>
+        </m:r>
+        <m:r>
+          <m:rPr>
+            <m:sty m:val="p"/>
+          </m:rPr>
+          <m:t>)</m:t>
+        </m:r>
+        <m:r>
+          <m:rPr>
+            <m:sty m:val="p"/>
+          </m:rPr>
+          <m:t>=</m:t>
+        </m:r>
+        <m:r>
+          <m:t>0</m:t>
+        </m:r>
+      </m:oMath>
+      <w:r>
+        <w:t xml:space="preserve">:</w:t>
+      </w:r>
+    </w:p>
+    <w:tbl>
+      <w:tblPr>
+        <w:tblStyle w:val="Table"/>
+        <w:tblW w:type="pct" w:w="5000"/>
+        <w:tblLayout w:type="fixed"/>
+        <w:tblLook w:firstRow="1" w:lastRow="0" w:firstColumn="0" w:lastColumn="0" w:noHBand="0" w:noVBand="0" w:val="0020"/>
+      </w:tblPr>
+      <w:tblGrid>
+        <w:gridCol w:w="1584"/>
+        <w:gridCol w:w="1584"/>
+        <w:gridCol w:w="1584"/>
+        <w:gridCol w:w="1584"/>
+        <w:gridCol w:w="1584"/>
+      </w:tblGrid>
+      <w:tr>
+        <w:trPr>
+          <w:tblHeader w:val="on"/>
+        </w:trPr>
+        <w:tc>
+          <w:tcPr/>
+          <w:p>
+            <w:pPr>
+              <w:pStyle w:val="Compact"/>
+            </w:pPr>
+            <w:r>
+              <w:t xml:space="preserve">Year</w:t>
+            </w:r>
+            <w:r>
+              <w:t xml:space="preserve"> </w:t>
+            </w:r>
+            <m:oMath>
+              <m:r>
+                <m:t>t</m:t>
+              </m:r>
+            </m:oMath>
+          </w:p>
+        </w:tc>
+        <w:tc>
+          <w:tcPr/>
+          <w:p>
+            <w:pPr>
+              <w:pStyle w:val="Compact"/>
+            </w:pPr>
+            <m:oMath>
+              <m:sSub>
+                <m:e>
+                  <m:r>
+                    <m:t>M</m:t>
+                  </m:r>
+                </m:e>
+                <m:sub>
+                  <m:r>
+                    <m:t>g</m:t>
+                  </m:r>
+                </m:sub>
+              </m:sSub>
+              <m:r>
+                <m:rPr>
+                  <m:sty m:val="p"/>
+                </m:rPr>
+                <m:t>(</m:t>
+              </m:r>
+              <m:r>
+                <m:t>t</m:t>
+              </m:r>
+              <m:r>
+                <m:rPr>
+                  <m:sty m:val="p"/>
+                </m:rPr>
+                <m:t>)</m:t>
+              </m:r>
+            </m:oMath>
+          </w:p>
+        </w:tc>
+        <w:tc>
+          <w:tcPr/>
+          <w:p>
+            <w:pPr>
+              <w:pStyle w:val="Compact"/>
+            </w:pPr>
+            <m:oMath>
+              <m:r>
+                <m:t>δ</m:t>
+              </m:r>
+              <m:sSub>
+                <m:e>
+                  <m:r>
+                    <m:t>M</m:t>
+                  </m:r>
+                </m:e>
+                <m:sub>
+                  <m:r>
+                    <m:t>g</m:t>
+                  </m:r>
+                </m:sub>
+              </m:sSub>
+            </m:oMath>
+            <w:r>
+              <w:t xml:space="preserve"> </w:t>
+            </w:r>
+            <w:r>
+              <w:t xml:space="preserve">(maint.)</w:t>
+            </w:r>
+          </w:p>
+        </w:tc>
+        <w:tc>
+          <w:tcPr/>
+          <w:p>
+            <w:pPr>
+              <w:pStyle w:val="Compact"/>
+            </w:pPr>
+            <m:oMath>
+              <m:sSub>
+                <m:e>
+                  <m:r>
+                    <m:t>I</m:t>
+                  </m:r>
+                </m:e>
+                <m:sub>
+                  <m:r>
+                    <m:t>g</m:t>
+                  </m:r>
+                </m:sub>
+              </m:sSub>
+              <m:r>
+                <m:rPr>
+                  <m:sty m:val="p"/>
+                </m:rPr>
+                <m:t>−</m:t>
+              </m:r>
+              <m:r>
+                <m:t>δ</m:t>
+              </m:r>
+              <m:sSub>
+                <m:e>
+                  <m:r>
+                    <m:t>M</m:t>
+                  </m:r>
+                </m:e>
+                <m:sub>
+                  <m:r>
+                    <m:t>g</m:t>
+                  </m:r>
+                </m:sub>
+              </m:sSub>
+            </m:oMath>
+            <w:r>
+              <w:t xml:space="preserve"> </w:t>
+            </w:r>
+            <w:r>
+              <w:t xml:space="preserve">(new)</w:t>
+            </w:r>
+          </w:p>
+        </w:tc>
+        <w:tc>
+          <w:tcPr/>
+          <w:p>
+            <w:pPr>
+              <w:pStyle w:val="Compact"/>
+            </w:pPr>
+            <m:oMath>
+              <m:r>
+                <m:t>R</m:t>
+              </m:r>
+              <m:r>
+                <m:rPr>
+                  <m:sty m:val="p"/>
+                </m:rPr>
+                <m:t>(</m:t>
+              </m:r>
+              <m:sSub>
+                <m:e>
+                  <m:r>
+                    <m:t>M</m:t>
+                  </m:r>
+                </m:e>
+                <m:sub>
+                  <m:r>
+                    <m:t>g</m:t>
+                  </m:r>
+                </m:sub>
+              </m:sSub>
+              <m:r>
+                <m:rPr>
+                  <m:sty m:val="p"/>
+                </m:rPr>
+                <m:t>)</m:t>
+              </m:r>
+            </m:oMath>
+          </w:p>
+        </w:tc>
+      </w:tr>
+      <w:tr>
+        <w:tc>
+          <w:tcPr/>
+          <w:p>
+            <w:pPr>
+              <w:pStyle w:val="Compact"/>
+            </w:pPr>
+            <w:r>
+              <w:t xml:space="preserve">12</w:t>
+            </w:r>
+          </w:p>
+        </w:tc>
+        <w:tc>
+          <w:tcPr/>
+          <w:p>
+            <w:pPr>
+              <w:pStyle w:val="Compact"/>
+            </w:pPr>
+            <w:r>
+              <w:t xml:space="preserve">81</w:t>
+            </w:r>
+          </w:p>
+        </w:tc>
+        <w:tc>
+          <w:tcPr/>
+          <w:p>
+            <w:pPr>
+              <w:pStyle w:val="Compact"/>
+            </w:pPr>
+            <w:r>
+              <w:t xml:space="preserve">6.5</w:t>
+            </w:r>
+          </w:p>
+        </w:tc>
+        <w:tc>
+          <w:tcPr/>
+          <w:p>
+            <w:pPr>
+              <w:pStyle w:val="Compact"/>
+            </w:pPr>
+            <w:r>
+              <w:t xml:space="preserve">3.9</w:t>
+            </w:r>
+          </w:p>
+        </w:tc>
+        <w:tc>
+          <w:tcPr/>
+          <w:p>
+            <w:pPr>
+              <w:pStyle w:val="Compact"/>
+            </w:pPr>
+            <w:r>
+              <w:t xml:space="preserve">1.65</w:t>
+            </w:r>
+          </w:p>
+        </w:tc>
+      </w:tr>
+      <w:tr>
+        <w:tc>
+          <w:tcPr/>
+          <w:p>
+            <w:pPr>
+              <w:pStyle w:val="Compact"/>
+            </w:pPr>
+            <w:r>
+              <w:t xml:space="preserve">25</w:t>
+            </w:r>
+          </w:p>
+        </w:tc>
+        <w:tc>
+          <w:tcPr/>
+          <w:p>
+            <w:pPr>
+              <w:pStyle w:val="Compact"/>
+            </w:pPr>
+            <w:r>
+              <w:t xml:space="preserve">112</w:t>
+            </w:r>
+          </w:p>
+        </w:tc>
+        <w:tc>
+          <w:tcPr/>
+          <w:p>
+            <w:pPr>
+              <w:pStyle w:val="Compact"/>
+            </w:pPr>
+            <w:r>
+              <w:t xml:space="preserve">8.96</w:t>
+            </w:r>
+          </w:p>
+        </w:tc>
+        <w:tc>
+          <w:tcPr/>
+          <w:p>
+            <w:pPr>
+              <w:pStyle w:val="Compact"/>
+            </w:pPr>
+            <w:r>
+              <w:t xml:space="preserve">1.44</w:t>
+            </w:r>
+          </w:p>
+        </w:tc>
+        <w:tc>
+          <w:tcPr/>
+          <w:p>
+            <w:pPr>
+              <w:pStyle w:val="Compact"/>
+            </w:pPr>
+            <w:r>
+              <w:t xml:space="preserve">6.2</w:t>
+            </w:r>
+          </w:p>
+        </w:tc>
+      </w:tr>
+      <w:tr>
+        <w:tc>
+          <w:tcPr/>
+          <w:p>
+            <w:pPr>
+              <w:pStyle w:val="Compact"/>
+            </w:pPr>
+            <w:r>
+              <w:t xml:space="preserve">50</w:t>
+            </w:r>
+          </w:p>
+        </w:tc>
+        <w:tc>
+          <w:tcPr/>
+          <w:p>
+            <w:pPr>
+              <w:pStyle w:val="Compact"/>
+            </w:pPr>
+            <w:r>
+              <w:t xml:space="preserve">127</w:t>
+            </w:r>
+          </w:p>
+        </w:tc>
+        <w:tc>
+          <w:tcPr/>
+          <w:p>
+            <w:pPr>
+              <w:pStyle w:val="Compact"/>
+            </w:pPr>
+            <w:r>
+              <w:t xml:space="preserve">10.16</w:t>
+            </w:r>
+          </w:p>
+        </w:tc>
+        <w:tc>
+          <w:tcPr/>
+          <w:p>
+            <w:pPr>
+              <w:pStyle w:val="Compact"/>
+            </w:pPr>
+            <w:r>
+              <w:t xml:space="preserve">0.24</w:t>
+            </w:r>
+          </w:p>
+        </w:tc>
+        <w:tc>
+          <w:tcPr/>
+          <w:p>
+            <w:pPr>
+              <w:pStyle w:val="Compact"/>
+            </w:pPr>
+            <w:r>
+              <w:t xml:space="preserve">42</w:t>
+            </w:r>
+          </w:p>
+        </w:tc>
+      </w:tr>
+      <w:tr>
+        <w:tc>
+          <w:tcPr/>
+          <w:p>
+            <w:pPr>
+              <w:pStyle w:val="Compact"/>
+            </w:pPr>
+            <w:r>
+              <w:t xml:space="preserve">75</w:t>
+            </w:r>
+          </w:p>
+        </w:tc>
+        <w:tc>
+          <w:tcPr/>
+          <w:p>
+            <w:pPr>
+              <w:pStyle w:val="Compact"/>
+            </w:pPr>
+            <w:r>
+              <w:t xml:space="preserve">129.5</w:t>
+            </w:r>
+          </w:p>
+        </w:tc>
+        <w:tc>
+          <w:tcPr/>
+          <w:p>
+            <w:pPr>
+              <w:pStyle w:val="Compact"/>
+            </w:pPr>
+            <w:r>
+              <w:t xml:space="preserve">10.36</w:t>
+            </w:r>
+          </w:p>
+        </w:tc>
+        <w:tc>
+          <w:tcPr/>
+          <w:p>
+            <w:pPr>
+              <w:pStyle w:val="Compact"/>
+            </w:pPr>
+            <w:r>
+              <w:t xml:space="preserve">0.02</w:t>
+            </w:r>
+          </w:p>
+        </w:tc>
+        <w:tc>
+          <w:tcPr/>
+          <w:p>
+            <w:pPr>
+              <w:pStyle w:val="Compact"/>
+            </w:pPr>
+            <w:r>
+              <w:t xml:space="preserve">&gt;500</w:t>
+            </w:r>
+          </w:p>
+        </w:tc>
+      </w:tr>
+    </w:tbl>
+    <w:p>
+      <w:pPr>
+        <w:pStyle w:val="BodyText"/>
+      </w:pPr>
+      <w:r>
+        <w:t xml:space="preserve">Over the 75-year active interval (Kidder and Grooms 2024 Bayesian-modeled active-construction window), cumulative maintenance is</w:t>
+      </w:r>
+      <w:r>
+        <w:t xml:space="preserve"> </w:t>
+      </w:r>
+      <m:oMath>
+        <m:r>
+          <m:rPr>
+            <m:sty m:val="p"/>
+          </m:rPr>
+          <m:t>≈</m:t>
+        </m:r>
+        <m:r>
+          <m:t>5.0</m:t>
+        </m:r>
+      </m:oMath>
+      <w:r>
+        <w:t xml:space="preserve"> </w:t>
+      </w:r>
+      <w:r>
+        <w:t xml:space="preserve">times cumulative net new construction (83% of total labor is renewal). PP therefore sits deep in the maintenance-dominated regime for most of its active interval, as predicted by the framework.</w:t>
+      </w:r>
+    </w:p>
+    <w:p>
+      <w:pPr>
+        <w:pStyle w:val="BodyText"/>
+      </w:pPr>
+      <w:r>
+        <w:rPr>
+          <w:b/>
+          <w:bCs/>
+        </w:rPr>
+        <w:t xml:space="preserve">WB-scenario trajectory.</w:t>
+      </w:r>
+      <w:r>
+        <w:t xml:space="preserve"> </w:t>
+      </w:r>
+      <w:r>
+        <w:t xml:space="preserve">At WB-scenario parameters (</w:t>
+      </w:r>
+      <m:oMath>
+        <m:r>
+          <m:t>σ</m:t>
+        </m:r>
+        <m:r>
+          <m:rPr>
+            <m:sty m:val="p"/>
+          </m:rPr>
+          <m:t>≈</m:t>
+        </m:r>
+        <m:r>
+          <m:t>0.56</m:t>
+        </m:r>
+      </m:oMath>
+      <w:r>
+        <w:t xml:space="preserve">,</w:t>
+      </w:r>
+      <w:r>
+        <w:t xml:space="preserve"> </w:t>
+      </w:r>
+      <m:oMath>
+        <m:sSub>
+          <m:e>
+            <m:r>
+              <m:t>n</m:t>
+            </m:r>
+          </m:e>
+          <m:sub>
+            <m:r>
+              <m:t>a</m:t>
+            </m:r>
+            <m:r>
+              <m:t>g</m:t>
+            </m:r>
+            <m:r>
+              <m:t>g</m:t>
+            </m:r>
+          </m:sub>
+        </m:sSub>
+        <m:r>
+          <m:rPr>
+            <m:sty m:val="p"/>
+          </m:rPr>
+          <m:t>≈</m:t>
+        </m:r>
+        <m:r>
+          <m:t>8</m:t>
+        </m:r>
+      </m:oMath>
+      <w:r>
+        <w:t xml:space="preserve">, same</w:t>
+      </w:r>
+      <w:r>
+        <w:t xml:space="preserve"> </w:t>
+      </w:r>
+      <m:oMath>
+        <m:r>
+          <m:t>δ</m:t>
+        </m:r>
+      </m:oMath>
+      <w:r>
+        <w:t xml:space="preserve">),</w:t>
+      </w:r>
+      <w:r>
+        <w:t xml:space="preserve"> </w:t>
+      </w:r>
+      <m:oMath>
+        <m:sSubSup>
+          <m:e>
+            <m:r>
+              <m:t>M</m:t>
+            </m:r>
+          </m:e>
+          <m:sub>
+            <m:r>
+              <m:t>g</m:t>
+            </m:r>
+          </m:sub>
+          <m:sup>
+            <m:r>
+              <m:rPr>
+                <m:sty m:val="p"/>
+              </m:rPr>
+              <m:t>*</m:t>
+            </m:r>
+          </m:sup>
+        </m:sSubSup>
+        <m:r>
+          <m:rPr>
+            <m:sty m:val="p"/>
+          </m:rPr>
+          <m:t>=</m:t>
+        </m:r>
+        <m:r>
+          <m:t>41.5</m:t>
+        </m:r>
+      </m:oMath>
+      <w:r>
+        <w:t xml:space="preserve"> </w:t>
+      </w:r>
+      <w:r>
+        <w:t xml:space="preserve">units and</w:t>
+      </w:r>
+      <w:r>
+        <w:t xml:space="preserve"> </w:t>
+      </w:r>
+      <m:oMath>
+        <m:sSub>
+          <m:e>
+            <m:r>
+              <m:t>I</m:t>
+            </m:r>
+          </m:e>
+          <m:sub>
+            <m:r>
+              <m:t>g</m:t>
+            </m:r>
+          </m:sub>
+        </m:sSub>
+        <m:r>
+          <m:rPr>
+            <m:sty m:val="p"/>
+          </m:rPr>
+          <m:t>=</m:t>
+        </m:r>
+        <m:r>
+          <m:t>3.32</m:t>
+        </m:r>
+      </m:oMath>
+      <w:r>
+        <w:t xml:space="preserve"> </w:t>
+      </w:r>
+      <w:r>
+        <w:t xml:space="preserve">units/yr. Under the documented episodic regime (Saunders et al. 2005: 200+ year inter-stage gaps), each construction burst begins from a partly-depreciated stock and operates closer to initial construction than maintenance. Modeled as 4 episodes</w:t>
+      </w:r>
+      <w:r>
+        <w:t xml:space="preserve"> </w:t>
+      </w:r>
+      <m:oMath>
+        <m:r>
+          <m:rPr>
+            <m:sty m:val="p"/>
+          </m:rPr>
+          <m:t>×</m:t>
+        </m:r>
+      </m:oMath>
+      <w:r>
+        <w:t xml:space="preserve"> </w:t>
+      </w:r>
+      <w:r>
+        <w:t xml:space="preserve">50 yr separated by 200 yr hiatuses (illustrative simplification of the actual chronology): within-episode</w:t>
+      </w:r>
+      <w:r>
+        <w:t xml:space="preserve"> </w:t>
+      </w:r>
+      <m:oMath>
+        <m:r>
+          <m:t>R</m:t>
+        </m:r>
+        <m:r>
+          <m:rPr>
+            <m:sty m:val="p"/>
+          </m:rPr>
+          <m:t>≈</m:t>
+        </m:r>
+        <m:r>
+          <m:t>4</m:t>
+        </m:r>
+      </m:oMath>
+      <w:r>
+        <w:t xml:space="preserve">, but the cumulative-across-700 yr event rate is dominated by the long silences.</w:t>
+      </w:r>
+    </w:p>
+    <w:p>
+      <w:pPr>
+        <w:pStyle w:val="BodyText"/>
+      </w:pPr>
+      <w:r>
+        <w:rPr>
+          <w:b/>
+          <w:bCs/>
+        </w:rPr>
+        <w:t xml:space="preserve">Event-density operationalization.</w:t>
+      </w:r>
+      <w:r>
+        <w:t xml:space="preserve"> </w:t>
+      </w:r>
+      <m:oMath>
+        <m:r>
+          <m:t>R</m:t>
+        </m:r>
+        <m:r>
+          <m:rPr>
+            <m:sty m:val="p"/>
+          </m:rPr>
+          <m:t>(</m:t>
+        </m:r>
+        <m:sSub>
+          <m:e>
+            <m:r>
+              <m:t>M</m:t>
+            </m:r>
+          </m:e>
+          <m:sub>
+            <m:r>
+              <m:t>g</m:t>
+            </m:r>
+          </m:sub>
+        </m:sSub>
+        <m:r>
+          <m:rPr>
+            <m:sty m:val="p"/>
+          </m:rPr>
+          <m:t>)</m:t>
+        </m:r>
+      </m:oMath>
+      <w:r>
+        <w:t xml:space="preserve"> </w:t>
+      </w:r>
+      <w:r>
+        <w:t xml:space="preserve">is not directly observable in the archaeological record because preserved evidence does not cleanly separate maintenance from new construction. The framework’s operational expression is event density per unit time: a maintenance-dominated regime produces many small renewal events per active year (re-cappings, surface preparations, post-circle rebuilds), while a growth-dominated regime produces fewer initial-construction events with long gaps.</w:t>
+      </w:r>
+    </w:p>
+    <w:tbl>
+      <w:tblPr>
+        <w:tblStyle w:val="Table"/>
+        <w:tblW w:type="pct" w:w="5000"/>
+        <w:tblLayout w:type="fixed"/>
+        <w:tblLook w:firstRow="1" w:lastRow="0" w:firstColumn="0" w:lastColumn="0" w:noHBand="0" w:noVBand="0" w:val="0020"/>
+      </w:tblPr>
+      <w:tblGrid>
+        <w:gridCol w:w="1584"/>
+        <w:gridCol w:w="1584"/>
+        <w:gridCol w:w="1584"/>
+        <w:gridCol w:w="1584"/>
+        <w:gridCol w:w="1584"/>
+      </w:tblGrid>
+      <w:tr>
+        <w:trPr>
+          <w:tblHeader w:val="on"/>
+        </w:trPr>
+        <w:tc>
+          <w:tcPr/>
+          <w:p>
+            <w:pPr>
+              <w:pStyle w:val="Compact"/>
+            </w:pPr>
+            <w:r>
+              <w:t xml:space="preserve">Site</w:t>
+            </w:r>
+          </w:p>
+        </w:tc>
+        <w:tc>
+          <w:tcPr/>
+          <w:p>
+            <w:pPr>
+              <w:pStyle w:val="Compact"/>
+            </w:pPr>
+            <w:r>
+              <w:t xml:space="preserve">Event count (lower bound)</w:t>
+            </w:r>
+          </w:p>
+        </w:tc>
+        <w:tc>
+          <w:tcPr/>
+          <w:p>
+            <w:pPr>
+              <w:pStyle w:val="Compact"/>
+            </w:pPr>
+            <w:r>
+              <w:t xml:space="preserve">Active interval</w:t>
+            </w:r>
+          </w:p>
+        </w:tc>
+        <w:tc>
+          <w:tcPr/>
+          <w:p>
+            <w:pPr>
+              <w:pStyle w:val="Compact"/>
+            </w:pPr>
+            <w:r>
+              <w:t xml:space="preserve">Event density (yr</w:t>
+            </w:r>
+            <m:oMath>
+              <m:sSup>
+                <m:e>
+                  <m:r>
+                    <m:t>​</m:t>
+                  </m:r>
+                </m:e>
+                <m:sup>
+                  <m:r>
+                    <m:rPr>
+                      <m:sty m:val="p"/>
+                    </m:rPr>
+                    <m:t>−</m:t>
+                  </m:r>
+                  <m:r>
+                    <m:t>1</m:t>
+                  </m:r>
+                </m:sup>
+              </m:sSup>
+            </m:oMath>
+            <w:r>
+              <w:t xml:space="preserve">)</w:t>
+            </w:r>
+          </w:p>
+        </w:tc>
+        <w:tc>
+          <w:tcPr/>
+          <w:p>
+            <w:pPr>
+              <w:pStyle w:val="Compact"/>
+            </w:pPr>
+            <w:r>
+              <w:t xml:space="preserve">Source</w:t>
+            </w:r>
+          </w:p>
+        </w:tc>
+      </w:tr>
+      <w:tr>
+        <w:tc>
+          <w:tcPr/>
+          <w:p>
+            <w:pPr>
+              <w:pStyle w:val="Compact"/>
+            </w:pPr>
+            <w:r>
+              <w:t xml:space="preserve">Poverty Point</w:t>
+            </w:r>
+          </w:p>
+        </w:tc>
+        <w:tc>
+          <w:tcPr/>
+          <w:p>
+            <w:pPr>
+              <w:pStyle w:val="Compact"/>
+            </w:pPr>
+            <m:oMath>
+              <m:r>
+                <m:rPr>
+                  <m:sty m:val="p"/>
+                </m:rPr>
+                <m:t>≥</m:t>
+              </m:r>
+              <m:r>
+                <m:t>100</m:t>
+              </m:r>
+            </m:oMath>
+            <w:r>
+              <w:t xml:space="preserve"> </w:t>
+            </w:r>
+            <w:r>
+              <w:t xml:space="preserve">(64 ridge components + 16 prepared surfaces beneath Mound C + plaza post-circle build-decommission-rebuild cycles)</w:t>
+            </w:r>
+          </w:p>
+        </w:tc>
+        <w:tc>
+          <w:tcPr/>
+          <w:p>
+            <w:pPr>
+              <w:pStyle w:val="Compact"/>
+            </w:pPr>
+            <w:r>
+              <w:t xml:space="preserve">75 yr</w:t>
+            </w:r>
+          </w:p>
+        </w:tc>
+        <w:tc>
+          <w:tcPr/>
+          <w:p>
+            <w:pPr>
+              <w:pStyle w:val="Compact"/>
+            </w:pPr>
+            <m:oMath>
+              <m:r>
+                <m:rPr>
+                  <m:sty m:val="p"/>
+                </m:rPr>
+                <m:t>≥</m:t>
+              </m:r>
+              <m:r>
+                <m:t>1.33</m:t>
+              </m:r>
+            </m:oMath>
+          </w:p>
+        </w:tc>
+        <w:tc>
+          <w:tcPr/>
+          <w:p>
+            <w:pPr>
+              <w:pStyle w:val="Compact"/>
+            </w:pPr>
+            <w:r>
+              <w:t xml:space="preserve">Hargrave et al. 2021; Clay 2023; Ortmann and Kidder 2013; Kidder and Grooms 2024</w:t>
+            </w:r>
+          </w:p>
+        </w:tc>
+      </w:tr>
+      <w:tr>
+        <w:tc>
+          <w:tcPr/>
+          <w:p>
+            <w:pPr>
+              <w:pStyle w:val="Compact"/>
+            </w:pPr>
+            <w:r>
+              <w:t xml:space="preserve">Watson Brake</w:t>
+            </w:r>
+          </w:p>
+        </w:tc>
+        <w:tc>
+          <w:tcPr/>
+          <w:p>
+            <w:pPr>
+              <w:pStyle w:val="Compact"/>
+            </w:pPr>
+            <w:r>
+              <w:t xml:space="preserve">11-20 (11 mounds + connecting ridges, 200+ yr inter-stage gaps)</w:t>
+            </w:r>
+          </w:p>
+        </w:tc>
+        <w:tc>
+          <w:tcPr/>
+          <w:p>
+            <w:pPr>
+              <w:pStyle w:val="Compact"/>
+            </w:pPr>
+            <w:r>
+              <w:t xml:space="preserve">700 yr</w:t>
+            </w:r>
+          </w:p>
+        </w:tc>
+        <w:tc>
+          <w:tcPr/>
+          <w:p>
+            <w:pPr>
+              <w:pStyle w:val="Compact"/>
+            </w:pPr>
+            <w:r>
+              <w:t xml:space="preserve">0.016-0.029</w:t>
+            </w:r>
+          </w:p>
+        </w:tc>
+        <w:tc>
+          <w:tcPr/>
+          <w:p>
+            <w:pPr>
+              <w:pStyle w:val="Compact"/>
+            </w:pPr>
+            <w:r>
+              <w:t xml:space="preserve">Saunders et al. 2005</w:t>
+            </w:r>
+          </w:p>
+        </w:tc>
+      </w:tr>
+    </w:tbl>
+    <w:p>
+      <w:pPr>
+        <w:pStyle w:val="BodyText"/>
+      </w:pPr>
+      <w:r>
+        <w:t xml:space="preserve">PP-to-WB event-density ratio:</w:t>
+      </w:r>
+      <w:r>
+        <w:t xml:space="preserve"> </w:t>
+      </w:r>
+      <m:oMath>
+        <m:r>
+          <m:rPr>
+            <m:sty m:val="p"/>
+          </m:rPr>
+          <m:t>≈</m:t>
+        </m:r>
+      </m:oMath>
+      <w:r>
+        <w:t xml:space="preserve"> </w:t>
+      </w:r>
+      <w:r>
+        <w:t xml:space="preserve">47-85</w:t>
+      </w:r>
+      <m:oMath>
+        <m:r>
+          <m:rPr>
+            <m:sty m:val="p"/>
+          </m:rPr>
+          <m:t>×</m:t>
+        </m:r>
+      </m:oMath>
+      <w:r>
+        <w:t xml:space="preserve">. The framework predicts a ratio substantially greater than unity, given that PP held</w:t>
+      </w:r>
+      <w:r>
+        <w:t xml:space="preserve"> </w:t>
+      </w:r>
+      <m:oMath>
+        <m:sSub>
+          <m:e>
+            <m:r>
+              <m:t>M</m:t>
+            </m:r>
+          </m:e>
+          <m:sub>
+            <m:r>
+              <m:t>g</m:t>
+            </m:r>
+          </m:sub>
+        </m:sSub>
+      </m:oMath>
+      <w:r>
+        <w:t xml:space="preserve"> </w:t>
+      </w:r>
+      <w:r>
+        <w:t xml:space="preserve">near saturation for the duration of its 75-year active interval while WB operated episodically with depreciation gaps that reset the system toward zero between bursts. The observed contrast matches.</w:t>
+      </w:r>
+    </w:p>
+    <w:p>
+      <w:pPr>
+        <w:pStyle w:val="BodyText"/>
+      </w:pPr>
+      <w:r>
+        <w:rPr>
+          <w:b/>
+          <w:bCs/>
+        </w:rPr>
+        <w:t xml:space="preserve">Status: independently weighted test.</w:t>
+      </w:r>
+      <w:r>
+        <w:t xml:space="preserve"> </w:t>
+      </w:r>
+      <w:r>
+        <w:t xml:space="preserve">The PP-vs-WB event-density contrast is a second-axis test on top of the §6.3 magnitude contrast: both predictions follow from the same lambda-sigma fixed point plus the geometric depreciation recurrence, without additional free parameters. A reversal of the contrast (WB showing higher event density than PP) or its reduction below an order of magnitude would weaken the signal-half-life mechanism. The mechanism is currently supported.</w:t>
+      </w:r>
+    </w:p>
+    <w:p>
+      <w:pPr>
+        <w:pStyle w:val="BodyText"/>
+      </w:pPr>
+      <w:r>
+        <w:rPr>
+          <w:b/>
+          <w:bCs/>
+        </w:rPr>
+        <w:t xml:space="preserve">Caveats.</w:t>
+      </w:r>
+      <w:r>
+        <w:t xml:space="preserve"> </w:t>
+      </w:r>
+      <w:r>
+        <w:t xml:space="preserve">- The constant-</w:t>
+      </w:r>
+      <m:oMath>
+        <m:sSub>
+          <m:e>
+            <m:r>
+              <m:t>I</m:t>
+            </m:r>
+          </m:e>
+          <m:sub>
+            <m:r>
+              <m:t>g</m:t>
+            </m:r>
+          </m:sub>
+        </m:sSub>
+      </m:oMath>
+      <w:r>
+        <w:t xml:space="preserve"> </w:t>
+      </w:r>
+      <w:r>
+        <w:t xml:space="preserve">approximation does not capture within-interval labor variation. Mound A’s compressed $</w:t>
+      </w:r>
+      <m:oMath>
+        <m:r>
+          <m:t>90</m:t>
+        </m:r>
+        <m:r>
+          <m:rPr>
+            <m:sty m:val="p"/>
+          </m:rPr>
+          <m:t>−</m:t>
+        </m:r>
+        <m:r>
+          <m:t>d</m:t>
+        </m:r>
+        <m:r>
+          <m:t>a</m:t>
+        </m:r>
+        <m:r>
+          <m:t>y</m:t>
+        </m:r>
+        <m:r>
+          <m:t>c</m:t>
+        </m:r>
+        <m:r>
+          <m:t>o</m:t>
+        </m:r>
+        <m:r>
+          <m:t>n</m:t>
+        </m:r>
+        <m:r>
+          <m:t>s</m:t>
+        </m:r>
+        <m:r>
+          <m:t>t</m:t>
+        </m:r>
+        <m:r>
+          <m:t>r</m:t>
+        </m:r>
+        <m:r>
+          <m:t>u</m:t>
+        </m:r>
+        <m:r>
+          <m:t>c</m:t>
+        </m:r>
+        <m:r>
+          <m:t>t</m:t>
+        </m:r>
+        <m:r>
+          <m:t>i</m:t>
+        </m:r>
+        <m:r>
+          <m:t>o</m:t>
+        </m:r>
+        <m:r>
+          <m:t>n</m:t>
+        </m:r>
+        <m:r>
+          <m:rPr>
+            <m:sty m:val="p"/>
+          </m:rPr>
+          <m:t>(</m:t>
+        </m:r>
+        <m:r>
+          <m:t>O</m:t>
+        </m:r>
+        <m:r>
+          <m:t>r</m:t>
+        </m:r>
+        <m:r>
+          <m:t>t</m:t>
+        </m:r>
+        <m:r>
+          <m:t>m</m:t>
+        </m:r>
+        <m:r>
+          <m:t>a</m:t>
+        </m:r>
+        <m:r>
+          <m:t>n</m:t>
+        </m:r>
+        <m:r>
+          <m:t>n</m:t>
+        </m:r>
+        <m:r>
+          <m:t>a</m:t>
+        </m:r>
+        <m:r>
+          <m:t>n</m:t>
+        </m:r>
+        <m:r>
+          <m:t>d</m:t>
+        </m:r>
+        <m:r>
+          <m:t>K</m:t>
+        </m:r>
+        <m:r>
+          <m:t>i</m:t>
+        </m:r>
+        <m:r>
+          <m:t>d</m:t>
+        </m:r>
+        <m:r>
+          <m:t>d</m:t>
+        </m:r>
+        <m:r>
+          <m:t>e</m:t>
+        </m:r>
+        <m:r>
+          <m:t>r</m:t>
+        </m:r>
+        <m:r>
+          <m:t>2013</m:t>
+        </m:r>
+        <m:r>
+          <m:rPr>
+            <m:sty m:val="p"/>
+          </m:rPr>
+          <m:t>)</m:t>
+        </m:r>
+        <m:r>
+          <m:t>a</m:t>
+        </m:r>
+        <m:r>
+          <m:t>n</m:t>
+        </m:r>
+        <m:r>
+          <m:t>d</m:t>
+        </m:r>
+        <m:r>
+          <m:t>t</m:t>
+        </m:r>
+        <m:r>
+          <m:t>h</m:t>
+        </m:r>
+        <m:r>
+          <m:t>e</m:t>
+        </m:r>
+        <m:r>
+          <m:t>d</m:t>
+        </m:r>
+        <m:r>
+          <m:t>e</m:t>
+        </m:r>
+        <m:r>
+          <m:t>n</m:t>
+        </m:r>
+        <m:r>
+          <m:t>s</m:t>
+        </m:r>
+        <m:r>
+          <m:t>e</m:t>
+        </m:r>
+        <m:r>
+          <m:t>e</m:t>
+        </m:r>
+        <m:r>
+          <m:t>a</m:t>
+        </m:r>
+        <m:r>
+          <m:t>r</m:t>
+        </m:r>
+        <m:r>
+          <m:t>l</m:t>
+        </m:r>
+        <m:r>
+          <m:t>y</m:t>
+        </m:r>
+        <m:r>
+          <m:rPr>
+            <m:sty m:val="p"/>
+          </m:rPr>
+          <m:t>−</m:t>
+        </m:r>
+        <m:r>
+          <m:t>a</m:t>
+        </m:r>
+        <m:r>
+          <m:t>c</m:t>
+        </m:r>
+        <m:r>
+          <m:t>t</m:t>
+        </m:r>
+        <m:r>
+          <m:t>i</m:t>
+        </m:r>
+        <m:r>
+          <m:t>v</m:t>
+        </m:r>
+        <m:r>
+          <m:t>e</m:t>
+        </m:r>
+        <m:r>
+          <m:rPr>
+            <m:sty m:val="p"/>
+          </m:rPr>
+          <m:t>−</m:t>
+        </m:r>
+        <m:r>
+          <m:t>i</m:t>
+        </m:r>
+        <m:r>
+          <m:t>n</m:t>
+        </m:r>
+        <m:r>
+          <m:t>t</m:t>
+        </m:r>
+        <m:r>
+          <m:t>e</m:t>
+        </m:r>
+        <m:r>
+          <m:t>r</m:t>
+        </m:r>
+        <m:r>
+          <m:t>v</m:t>
+        </m:r>
+        <m:r>
+          <m:t>a</m:t>
+        </m:r>
+        <m:r>
+          <m:t>l</m:t>
+        </m:r>
+        <m:r>
+          <m:t>c</m:t>
+        </m:r>
+        <m:r>
+          <m:t>o</m:t>
+        </m:r>
+        <m:r>
+          <m:t>n</m:t>
+        </m:r>
+        <m:r>
+          <m:t>s</m:t>
+        </m:r>
+        <m:r>
+          <m:t>t</m:t>
+        </m:r>
+        <m:r>
+          <m:t>r</m:t>
+        </m:r>
+        <m:r>
+          <m:t>u</m:t>
+        </m:r>
+        <m:r>
+          <m:t>c</m:t>
+        </m:r>
+        <m:r>
+          <m:t>t</m:t>
+        </m:r>
+        <m:r>
+          <m:t>i</m:t>
+        </m:r>
+        <m:r>
+          <m:t>o</m:t>
+        </m:r>
+        <m:r>
+          <m:t>n</m:t>
+        </m:r>
+        <m:r>
+          <m:t>a</m:t>
+        </m:r>
+        <m:r>
+          <m:t>t</m:t>
+        </m:r>
+        <m:r>
+          <m:t>R</m:t>
+        </m:r>
+        <m:r>
+          <m:t>i</m:t>
+        </m:r>
+        <m:r>
+          <m:t>d</m:t>
+        </m:r>
+        <m:r>
+          <m:t>g</m:t>
+        </m:r>
+        <m:r>
+          <m:t>e</m:t>
+        </m:r>
+        <m:r>
+          <m:t>3</m:t>
+        </m:r>
+        <m:r>
+          <m:t>W</m:t>
+        </m:r>
+        <m:r>
+          <m:t>e</m:t>
+        </m:r>
+        <m:r>
+          <m:t>s</m:t>
+        </m:r>
+        <m:r>
+          <m:t>t</m:t>
+        </m:r>
+        <m:r>
+          <m:rPr>
+            <m:sty m:val="p"/>
+          </m:rPr>
+          <m:t>(</m:t>
+        </m:r>
+        <m:r>
+          <m:t>K</m:t>
+        </m:r>
+        <m:r>
+          <m:t>i</m:t>
+        </m:r>
+        <m:r>
+          <m:t>d</m:t>
+        </m:r>
+        <m:r>
+          <m:t>d</m:t>
+        </m:r>
+        <m:r>
+          <m:t>e</m:t>
+        </m:r>
+        <m:r>
+          <m:t>r</m:t>
+        </m:r>
+        <m:r>
+          <m:t>e</m:t>
+        </m:r>
+        <m:r>
+          <m:t>t</m:t>
+        </m:r>
+        <m:r>
+          <m:t>a</m:t>
+        </m:r>
+        <m:r>
+          <m:t>l</m:t>
+        </m:r>
+        <m:r>
+          <m:rPr>
+            <m:sty m:val="p"/>
+          </m:rPr>
+          <m:t>.</m:t>
+        </m:r>
+        <m:r>
+          <m:t>2021</m:t>
+        </m:r>
+        <m:r>
+          <m:rPr>
+            <m:sty m:val="p"/>
+          </m:rPr>
+          <m:t>)</m:t>
+        </m:r>
+        <m:r>
+          <m:t>s</m:t>
+        </m:r>
+        <m:r>
+          <m:t>u</m:t>
+        </m:r>
+        <m:r>
+          <m:t>g</m:t>
+        </m:r>
+        <m:r>
+          <m:t>g</m:t>
+        </m:r>
+        <m:r>
+          <m:t>e</m:t>
+        </m:r>
+        <m:r>
+          <m:t>s</m:t>
+        </m:r>
+        <m:r>
+          <m:t>t</m:t>
+        </m:r>
+        <m:r>
+          <m:t>p</m:t>
+        </m:r>
+        <m:r>
+          <m:t>e</m:t>
+        </m:r>
+        <m:r>
+          <m:t>a</m:t>
+        </m:r>
+        <m:r>
+          <m:t>k</m:t>
+        </m:r>
+        <m:r>
+          <m:t>l</m:t>
+        </m:r>
+        <m:r>
+          <m:t>a</m:t>
+        </m:r>
+        <m:r>
+          <m:t>b</m:t>
+        </m:r>
+        <m:r>
+          <m:t>o</m:t>
+        </m:r>
+        <m:r>
+          <m:t>r</m:t>
+        </m:r>
+        <m:r>
+          <m:t>e</m:t>
+        </m:r>
+        <m:r>
+          <m:t>a</m:t>
+        </m:r>
+        <m:r>
+          <m:t>r</m:t>
+        </m:r>
+        <m:r>
+          <m:t>l</m:t>
+        </m:r>
+        <m:r>
+          <m:t>y</m:t>
+        </m:r>
+        <m:r>
+          <m:t>f</m:t>
+        </m:r>
+        <m:r>
+          <m:t>o</m:t>
+        </m:r>
+        <m:r>
+          <m:t>l</m:t>
+        </m:r>
+        <m:r>
+          <m:t>l</m:t>
+        </m:r>
+        <m:r>
+          <m:t>o</m:t>
+        </m:r>
+        <m:r>
+          <m:t>w</m:t>
+        </m:r>
+        <m:r>
+          <m:t>e</m:t>
+        </m:r>
+        <m:r>
+          <m:t>d</m:t>
+        </m:r>
+        <m:r>
+          <m:t>b</m:t>
+        </m:r>
+        <m:r>
+          <m:t>y</m:t>
+        </m:r>
+        <m:r>
+          <m:t>t</m:t>
+        </m:r>
+        <m:r>
+          <m:t>a</m:t>
+        </m:r>
+        <m:r>
+          <m:t>i</m:t>
+        </m:r>
+        <m:r>
+          <m:t>l</m:t>
+        </m:r>
+        <m:r>
+          <m:rPr>
+            <m:sty m:val="p"/>
+          </m:rPr>
+          <m:t>,</m:t>
+        </m:r>
+        <m:r>
+          <m:t>w</m:t>
+        </m:r>
+        <m:r>
+          <m:t>h</m:t>
+        </m:r>
+        <m:r>
+          <m:t>i</m:t>
+        </m:r>
+        <m:r>
+          <m:t>c</m:t>
+        </m:r>
+        <m:r>
+          <m:t>h</m:t>
+        </m:r>
+        <m:r>
+          <m:t>t</m:t>
+        </m:r>
+        <m:r>
+          <m:t>h</m:t>
+        </m:r>
+        <m:r>
+          <m:t>e</m:t>
+        </m:r>
+        <m:r>
+          <m:t>c</m:t>
+        </m:r>
+        <m:r>
+          <m:t>o</m:t>
+        </m:r>
+        <m:r>
+          <m:t>n</m:t>
+        </m:r>
+        <m:r>
+          <m:t>s</m:t>
+        </m:r>
+        <m:r>
+          <m:t>t</m:t>
+        </m:r>
+        <m:r>
+          <m:t>a</m:t>
+        </m:r>
+        <m:r>
+          <m:t>n</m:t>
+        </m:r>
+        <m:r>
+          <m:t>t</m:t>
+        </m:r>
+        <m:r>
+          <m:rPr>
+            <m:sty m:val="p"/>
+          </m:rPr>
+          <m:t>−</m:t>
+        </m:r>
+      </m:oMath>
+      <w:r>
+        <w:t xml:space="preserve">I_g$ model does not capture; the cumulative-labor decomposition is unaffected, but the year-by-year</w:t>
+      </w:r>
+      <w:r>
+        <w:t xml:space="preserve"> </w:t>
+      </w:r>
+      <m:oMath>
+        <m:r>
+          <m:t>R</m:t>
+        </m:r>
+        <m:r>
+          <m:rPr>
+            <m:sty m:val="p"/>
+          </m:rPr>
+          <m:t>(</m:t>
+        </m:r>
+        <m:r>
+          <m:t>t</m:t>
+        </m:r>
+        <m:r>
+          <m:rPr>
+            <m:sty m:val="p"/>
+          </m:rPr>
+          <m:t>)</m:t>
+        </m:r>
+      </m:oMath>
+      <w:r>
+        <w:t xml:space="preserve"> </w:t>
+      </w:r>
+      <w:r>
+        <w:t xml:space="preserve">trajectory is approximate.</w:t>
+      </w:r>
+      <w:r>
+        <w:t xml:space="preserve"> </w:t>
+      </w:r>
+      <w:r>
+        <w:t xml:space="preserve">- The published event counts mix renewal and new-construction events without a clean separator; the framework’s maintenance-vs-new split cannot be directly verified at per-event resolution from the existing archaeology.</w:t>
+      </w:r>
+      <w:r>
+        <w:t xml:space="preserve"> </w:t>
+      </w:r>
+      <w:r>
+        <w:t xml:space="preserve">- The WB episodic structure is approximated as four equal-spaced 50-year blocks; the published WB chronology (Saunders et al. 2005) shows actual episode timing differing from this simplification. The qualitative event-density contrast does not depend on the specific episode schedule.</w:t>
+      </w:r>
+      <w:r>
+        <w:t xml:space="preserve"> </w:t>
+      </w:r>
+      <w:r>
+        <w:t xml:space="preserve">- The depreciation rate</w:t>
+      </w:r>
+      <w:r>
+        <w:t xml:space="preserve"> </w:t>
+      </w:r>
+      <m:oMath>
+        <m:r>
+          <m:t>δ</m:t>
+        </m:r>
+        <m:r>
+          <m:rPr>
+            <m:sty m:val="p"/>
+          </m:rPr>
+          <m:t>=</m:t>
+        </m:r>
+        <m:r>
+          <m:t>0.08</m:t>
+        </m:r>
+      </m:oMath>
+      <w:r>
+        <w:t xml:space="preserve"> </w:t>
+      </w:r>
+      <w:r>
+        <w:t xml:space="preserve">is set from Table S2’s earthen-mound weathering-rate range</w:t>
+      </w:r>
+      <w:r>
+        <w:t xml:space="preserve"> </w:t>
+      </w:r>
+      <m:oMath>
+        <m:r>
+          <m:rPr>
+            <m:sty m:val="p"/>
+          </m:rPr>
+          <m:t>[</m:t>
+        </m:r>
+        <m:r>
+          <m:t>0.04</m:t>
+        </m:r>
+        <m:r>
+          <m:rPr>
+            <m:sty m:val="p"/>
+          </m:rPr>
+          <m:t>,</m:t>
+        </m:r>
+        <m:r>
+          <m:t>0.16</m:t>
+        </m:r>
+        <m:r>
+          <m:rPr>
+            <m:sty m:val="p"/>
+          </m:rPr>
+          <m:t>]</m:t>
+        </m:r>
+      </m:oMath>
+      <w:r>
+        <w:t xml:space="preserve"> </w:t>
+      </w:r>
+      <w:r>
+        <w:t xml:space="preserve">but is not derived from a per-site earthwork-decay study. The PP-vs-WB contrast is robust across this range; the precise</w:t>
+      </w:r>
+      <w:r>
+        <w:t xml:space="preserve"> </w:t>
+      </w:r>
+      <m:oMath>
+        <m:r>
+          <m:t>R</m:t>
+        </m:r>
+      </m:oMath>
+      <w:r>
+        <w:t xml:space="preserve"> </w:t>
+      </w:r>
+      <w:r>
+        <w:t xml:space="preserve">values are not.</w:t>
+      </w:r>
+    </w:p>
+    <w:p>
+      <w:pPr>
+        <w:pStyle w:val="BodyText"/>
+      </w:pPr>
+      <w:r>
+        <w:t xml:space="preserve">Reproducible from</w:t>
+      </w:r>
+      <w:r>
+        <w:t xml:space="preserve"> </w:t>
+      </w:r>
+      <w:r>
+        <w:rPr>
+          <w:rStyle w:val="VerbatimChar"/>
+        </w:rPr>
+        <w:t xml:space="preserve">scripts/analysis/renovation_ratio.py</w:t>
+      </w:r>
+      <w:r>
+        <w:t xml:space="preserve">; outputs in</w:t>
+      </w:r>
+      <w:r>
+        <w:t xml:space="preserve"> </w:t>
+      </w:r>
+      <w:r>
+        <w:rPr>
+          <w:rStyle w:val="VerbatimChar"/>
+        </w:rPr>
+        <w:t xml:space="preserve">results/sensitivity/renovation_ratio.json</w:t>
+      </w:r>
+      <w:r>
+        <w:t xml:space="preserve">.</w:t>
+      </w:r>
+    </w:p>
+    <w:bookmarkEnd w:id="93"/>
+    <w:bookmarkStart w:id="94" w:name="s17.8-priority-follow-up-work"/>
+    <w:p>
+      <w:pPr>
+        <w:pStyle w:val="Heading3"/>
+      </w:pPr>
+      <w:r>
+        <w:t xml:space="preserve">S17.8 Priority follow-up work</w:t>
+      </w:r>
+    </w:p>
+    <w:p>
+      <w:pPr>
+        <w:pStyle w:val="FirstParagraph"/>
+      </w:pPr>
+      <w:r>
+        <w:t xml:space="preserve">The seven components above each identify a specific item of follow-up work that would either tighten the present implementation or convert a conditional consistency demonstration into a forward-prediction test. We consolidate the items here so that the empirical agenda the framework calls for is visible in one place, and so the §7 Discussion can refer to them collectively.</w:t>
       </w:r>
     </w:p>
     <w:p>
@@ -41259,35 +45266,153 @@
     </w:p>
     <w:p>
       <w:pPr>
-        <w:pStyle w:val="FirstParagraph"/>
+        <w:numPr>
+          <w:ilvl w:val="0"/>
+          <w:numId w:val="1005"/>
+        </w:numPr>
       </w:pPr>
       <w:r>
-        <w:t xml:space="preserve">The framework’s contribution sits in the structural register: the threshold-crossing necessity claim, the asymmetric-flow signature, and the screening claim across LMV sites are all defended by the analyses in the main text. The predictive register at the magnitude scale awaits the full implementations of items 1, 3, 4, and 6.</w:t>
-      </w:r>
-    </w:p>
-    <w:p>
-      <w:r>
-        <w:pict>
-          <v:rect style="width:0;height:1.5pt" o:hralign="center" o:hrstd="t" o:hr="t"/>
-        </w:pict>
-      </w:r>
-    </w:p>
-    <w:p>
-      <w:r>
-        <w:pict>
-          <v:rect style="width:0;height:1.5pt" o:hralign="center" o:hrstd="t" o:hr="t"/>
-        </w:pict>
-      </w:r>
-    </w:p>
-    <w:bookmarkEnd w:id="92"/>
-    <w:bookmarkEnd w:id="93"/>
-    <w:bookmarkStart w:id="94" w:name="supplemental-references"/>
-    <w:p>
-      <w:pPr>
-        <w:pStyle w:val="Heading2"/>
-      </w:pPr>
-      <w:r>
-        <w:t xml:space="preserve">Supplemental References</w:t>
+        <w:rPr>
+          <w:b/>
+          <w:bCs/>
+        </w:rPr>
+        <w:t xml:space="preserve">Per-site earthwork-decay calibration of</w:t>
+      </w:r>
+      <w:r>
+        <w:rPr>
+          <w:b/>
+          <w:bCs/>
+        </w:rPr>
+        <w:t xml:space="preserve"> </w:t>
+      </w:r>
+      <m:oMath>
+        <m:r>
+          <m:t>δ</m:t>
+        </m:r>
+      </m:oMath>
+      <w:r>
+        <w:t xml:space="preserve"> </w:t>
+      </w:r>
+      <w:r>
+        <w:t xml:space="preserve">and labor-resolved chronology for the</w:t>
+      </w:r>
+      <w:r>
+        <w:t xml:space="preserve"> </w:t>
+      </w:r>
+      <m:oMath>
+        <m:r>
+          <m:t>R</m:t>
+        </m:r>
+        <m:r>
+          <m:rPr>
+            <m:sty m:val="p"/>
+          </m:rPr>
+          <m:t>(</m:t>
+        </m:r>
+        <m:sSub>
+          <m:e>
+            <m:r>
+              <m:t>M</m:t>
+            </m:r>
+          </m:e>
+          <m:sub>
+            <m:r>
+              <m:t>g</m:t>
+            </m:r>
+          </m:sub>
+        </m:sSub>
+        <m:r>
+          <m:rPr>
+            <m:sty m:val="p"/>
+          </m:rPr>
+          <m:t>)</m:t>
+        </m:r>
+      </m:oMath>
+      <w:r>
+        <w:t xml:space="preserve"> </w:t>
+      </w:r>
+      <w:r>
+        <w:t xml:space="preserve">event-density prediction (§S17.7). The current PP-vs-WB contrast uses Table S2’s earthen-mound weathering-rate range</w:t>
+      </w:r>
+      <w:r>
+        <w:t xml:space="preserve"> </w:t>
+      </w:r>
+      <m:oMath>
+        <m:r>
+          <m:t>δ</m:t>
+        </m:r>
+        <m:r>
+          <m:rPr>
+            <m:sty m:val="p"/>
+          </m:rPr>
+          <m:t>∈</m:t>
+        </m:r>
+        <m:r>
+          <m:rPr>
+            <m:sty m:val="p"/>
+          </m:rPr>
+          <m:t>[</m:t>
+        </m:r>
+        <m:r>
+          <m:t>0.04</m:t>
+        </m:r>
+        <m:r>
+          <m:rPr>
+            <m:sty m:val="p"/>
+          </m:rPr>
+          <m:t>,</m:t>
+        </m:r>
+        <m:r>
+          <m:t>0.16</m:t>
+        </m:r>
+        <m:r>
+          <m:rPr>
+            <m:sty m:val="p"/>
+          </m:rPr>
+          <m:t>]</m:t>
+        </m:r>
+      </m:oMath>
+      <w:r>
+        <w:t xml:space="preserve"> </w:t>
+      </w:r>
+      <w:r>
+        <w:t xml:space="preserve">rather than a site-specific decay estimate, and the published event counts mix maintenance/renewal with new construction without a clean separator. Per-site</w:t>
+      </w:r>
+      <w:r>
+        <w:t xml:space="preserve"> </w:t>
+      </w:r>
+      <m:oMath>
+        <m:r>
+          <m:t>δ</m:t>
+        </m:r>
+      </m:oMath>
+      <w:r>
+        <w:t xml:space="preserve"> </w:t>
+      </w:r>
+      <w:r>
+        <w:t xml:space="preserve">from sediment-cap weathering studies and event-resolved labor estimates (per-component fill volumes, per-stage labor budgets) would convert the structural event-density contrast into a quantitative</w:t>
+      </w:r>
+      <w:r>
+        <w:t xml:space="preserve"> </w:t>
+      </w:r>
+      <m:oMath>
+        <m:r>
+          <m:t>R</m:t>
+        </m:r>
+      </m:oMath>
+      <w:r>
+        <w:t xml:space="preserve">-vs-</w:t>
+      </w:r>
+      <m:oMath>
+        <m:r>
+          <m:t>R</m:t>
+        </m:r>
+      </m:oMath>
+      <w:r>
+        <w:t xml:space="preserve"> </w:t>
+      </w:r>
+      <w:r>
+        <w:t xml:space="preserve">comparison.</w:t>
       </w:r>
     </w:p>
     <w:p>
@@ -41295,6 +45420,39 @@
         <w:pStyle w:val="FirstParagraph"/>
       </w:pPr>
       <w:r>
+        <w:t xml:space="preserve">The framework’s contribution sits in the structural register: the threshold-crossing necessity claim, the asymmetric-flow signature, the screening claim across LMV sites, and the event-density contrast under depreciation are all defended by the analyses in the main text. The predictive register at the magnitude scale awaits the full implementations of items 1, 3, 4, 6, and 7.</w:t>
+      </w:r>
+    </w:p>
+    <w:p>
+      <w:r>
+        <w:pict>
+          <v:rect style="width:0;height:1.5pt" o:hralign="center" o:hrstd="t" o:hr="t"/>
+        </w:pict>
+      </w:r>
+    </w:p>
+    <w:p>
+      <w:r>
+        <w:pict>
+          <v:rect style="width:0;height:1.5pt" o:hralign="center" o:hrstd="t" o:hr="t"/>
+        </w:pict>
+      </w:r>
+    </w:p>
+    <w:bookmarkEnd w:id="94"/>
+    <w:bookmarkEnd w:id="95"/>
+    <w:bookmarkStart w:id="96" w:name="supplemental-references"/>
+    <w:p>
+      <w:pPr>
+        <w:pStyle w:val="Heading2"/>
+      </w:pPr>
+      <w:r>
+        <w:t xml:space="preserve">Supplemental References</w:t>
+      </w:r>
+    </w:p>
+    <w:p>
+      <w:pPr>
+        <w:pStyle w:val="FirstParagraph"/>
+      </w:pPr>
+      <w:r>
         <w:t xml:space="preserve">In addition to the references in the main paper:</w:t>
       </w:r>
     </w:p>
@@ -41370,8 +45528,8 @@
         <w:t xml:space="preserve">Wiessner, P., 2002. Hunting, healing, and hxaro exchange: A long-term perspective on !Kung (Ju/’hoansi) large-game hunting. Evolution and Human Behavior 23, 407-436.</w:t>
       </w:r>
     </w:p>
-    <w:bookmarkEnd w:id="94"/>
-    <w:bookmarkEnd w:id="95"/>
+    <w:bookmarkEnd w:id="96"/>
+    <w:bookmarkEnd w:id="97"/>
     <w:sectPr>
       <w:pgSz w:h="15840" w:w="12240"/>
       <w:pgMar w:bottom="1440" w:footer="720" w:gutter="0" w:header="720" w:left="1440" w:right="1440" w:top="1440"/>

--- a/docs/jamt/Supplemental.docx
+++ b/docs/jamt/Supplemental.docx
@@ -25500,7 +25500,7 @@
                 <m:t>+</m:t>
               </m:r>
               <m:r>
-                <m:t>0.014</m:t>
+                <m:t>0.03</m:t>
               </m:r>
             </m:oMath>
           </w:p>
@@ -30644,7 +30644,65 @@
         </m:r>
       </m:oMath>
       <w:r>
-        <w:t xml:space="preserve">. The earlier 7,000 m³ figure used in pre-LiDAR drafts of the manuscript (which gave the often-cited ~30× ratio) was an under-estimate; the LiDAR re-analysis (§5.1;</w:t>
+        <w:t xml:space="preserve">. The same continuous-equilibrium calculation propagated through the</w:t>
+      </w:r>
+      <w:r>
+        <w:t xml:space="preserve"> </w:t>
+      </w:r>
+      <m:oMath>
+        <m:sSub>
+          <m:e>
+            <m:r>
+              <m:t>n</m:t>
+            </m:r>
+          </m:e>
+          <m:sub>
+            <m:r>
+              <m:t>a</m:t>
+            </m:r>
+            <m:r>
+              <m:t>g</m:t>
+            </m:r>
+            <m:r>
+              <m:t>g</m:t>
+            </m:r>
+          </m:sub>
+        </m:sSub>
+      </m:oMath>
+      <w:r>
+        <w:t xml:space="preserve"> </w:t>
+      </w:r>
+      <w:r>
+        <w:t xml:space="preserve">sensitivity sweep below confirms that no plausible</w:t>
+      </w:r>
+      <w:r>
+        <w:t xml:space="preserve"> </w:t>
+      </w:r>
+      <m:oMath>
+        <m:sSub>
+          <m:e>
+            <m:r>
+              <m:t>n</m:t>
+            </m:r>
+          </m:e>
+          <m:sub>
+            <m:r>
+              <m:t>a</m:t>
+            </m:r>
+            <m:r>
+              <m:t>g</m:t>
+            </m:r>
+            <m:r>
+              <m:t>g</m:t>
+            </m:r>
+          </m:sub>
+        </m:sSub>
+      </m:oMath>
+      <w:r>
+        <w:t xml:space="preserve"> </w:t>
+      </w:r>
+      <w:r>
+        <w:t xml:space="preserve">value closes the 9× gap. Methodology and per-cluster breakdown for the 27,065 m³ figure are in §5.1; the analysis script is</w:t>
       </w:r>
       <w:r>
         <w:t xml:space="preserve"> </w:t>
@@ -30656,65 +30714,7 @@
         <w:t xml:space="preserve">scripts/analysis/watson_brake_volume.py</w:t>
       </w:r>
       <w:r>
-        <w:t xml:space="preserve">) replaces it. An intermediate LiDAR baseline-method sensitivity range of 15,000-120,000 m³ (the seven polygon-wide baselines in the analysis script) is documented in the JSON output for transparency, but the per-mound estimate of 27,065 m³ is the authoritative central value because it uses local rather than polygon-wide baselines and treats the mounds and ridges as resting on natural ground rather than on a constructed inter-mound surface. The same continuous-equilibrium calculation propagated through the</w:t>
-      </w:r>
-      <w:r>
-        <w:t xml:space="preserve"> </w:t>
-      </w:r>
-      <m:oMath>
-        <m:sSub>
-          <m:e>
-            <m:r>
-              <m:t>n</m:t>
-            </m:r>
-          </m:e>
-          <m:sub>
-            <m:r>
-              <m:t>a</m:t>
-            </m:r>
-            <m:r>
-              <m:t>g</m:t>
-            </m:r>
-            <m:r>
-              <m:t>g</m:t>
-            </m:r>
-          </m:sub>
-        </m:sSub>
-      </m:oMath>
-      <w:r>
-        <w:t xml:space="preserve"> </w:t>
-      </w:r>
-      <w:r>
-        <w:t xml:space="preserve">sensitivity sweep below confirms that no plausible</w:t>
-      </w:r>
-      <w:r>
-        <w:t xml:space="preserve"> </w:t>
-      </w:r>
-      <m:oMath>
-        <m:sSub>
-          <m:e>
-            <m:r>
-              <m:t>n</m:t>
-            </m:r>
-          </m:e>
-          <m:sub>
-            <m:r>
-              <m:t>a</m:t>
-            </m:r>
-            <m:r>
-              <m:t>g</m:t>
-            </m:r>
-            <m:r>
-              <m:t>g</m:t>
-            </m:r>
-          </m:sub>
-        </m:sSub>
-      </m:oMath>
-      <w:r>
-        <w:t xml:space="preserve"> </w:t>
-      </w:r>
-      <w:r>
-        <w:t xml:space="preserve">value closes the 9× gap.</w:t>
+        <w:t xml:space="preserve">.</w:t>
       </w:r>
     </w:p>
     <w:p>
@@ -31735,7 +31735,7 @@
         <w:t xml:space="preserve"> </w:t>
       </w:r>
       <w:r>
-        <w:t xml:space="preserve">(§S17.2) produces ~25,000 m³ of cumulative investment, essentially matching the observed value within ~7%. Closing the gap therefore primarily requires the per-event labor-scaling extension; the bistable regime-switching mechanism contributes the episodic</w:t>
+        <w:t xml:space="preserve">(§S17.2) produces ~25,000 m³ of cumulative investment, essentially matching the observed value within ~9%. Closing the gap therefore primarily requires the per-event labor-scaling extension; the bistable regime-switching mechanism contributes the episodic</w:t>
       </w:r>
       <w:r>
         <w:t xml:space="preserve"> </w:t>
@@ -37592,35 +37592,18 @@
         <w:pStyle w:val="BodyText"/>
       </w:pPr>
       <w:r>
-        <w:t xml:space="preserve">Under the prior 7,000 m³ WB volume figure,</w:t>
-      </w:r>
-      <w:r>
-        <w:t xml:space="preserve"> </w:t>
-      </w:r>
-      <m:oMath>
-        <m:r>
-          <m:t>K</m:t>
-        </m:r>
-        <m:r>
-          <m:rPr>
-            <m:sty m:val="p"/>
-          </m:rPr>
-          <m:t>=</m:t>
-        </m:r>
-        <m:r>
-          <m:t>3</m:t>
-        </m:r>
-      </m:oMath>
-      <w:r>
-        <w:t xml:space="preserve"> </w:t>
-      </w:r>
-      <w:r>
-        <w:t xml:space="preserve">years and</w:t>
-      </w:r>
-      <w:r>
-        <w:t xml:space="preserve"> </w:t>
-      </w:r>
-      <m:oMath>
+        <w:t xml:space="preserve">Across the swept</w:t>
+      </w:r>
+      <w:r>
+        <w:t xml:space="preserve"> </w:t>
+      </w:r>
+      <m:oMath>
+        <m:r>
+          <m:rPr>
+            <m:sty m:val="p"/>
+          </m:rPr>
+          <m:t>(</m:t>
+        </m:r>
         <m:sSub>
           <m:e>
             <m:r>
@@ -37640,28 +37623,81 @@
           <m:rPr>
             <m:sty m:val="p"/>
           </m:rPr>
-          <m:t>≈</m:t>
-        </m:r>
-        <m:r>
-          <m:t>0.10</m:t>
-        </m:r>
-      </m:oMath>
-      <w:r>
-        <w:t xml:space="preserve"> </w:t>
-      </w:r>
-      <w:r>
-        <w:t xml:space="preserve">gave a sweep-selected closure (predicted 5,408 m³ inside the prior observed value’s 95% CI). Under the refined LiDAR-derived per-mound WB volume of 27,065 m³ (§5.1), the role of regime switching shifts. Across the swept</w:t>
-      </w:r>
-      <w:r>
-        <w:t xml:space="preserve"> </w:t>
-      </w:r>
-      <m:oMath>
-        <m:r>
-          <m:rPr>
-            <m:sty m:val="p"/>
-          </m:rPr>
-          <m:t>(</m:t>
-        </m:r>
+          <m:t>,</m:t>
+        </m:r>
+        <m:r>
+          <m:t>K</m:t>
+        </m:r>
+        <m:r>
+          <m:rPr>
+            <m:sty m:val="p"/>
+          </m:rPr>
+          <m:t>)</m:t>
+        </m:r>
+      </m:oMath>
+      <w:r>
+        <w:t xml:space="preserve"> </w:t>
+      </w:r>
+      <w:r>
+        <w:t xml:space="preserve">grid at the LiDAR-derived per-mound WB volume of 27,065 m³ (§5.1), regime-switching predictions for cumulative WB volume span ~2,800 to ~89,000 m³ at</w:t>
+      </w:r>
+      <w:r>
+        <w:t xml:space="preserve"> </w:t>
+      </w:r>
+      <m:oMath>
+        <m:r>
+          <m:t>K</m:t>
+        </m:r>
+        <m:r>
+          <m:rPr>
+            <m:sty m:val="p"/>
+          </m:rPr>
+          <m:t>∈</m:t>
+        </m:r>
+        <m:r>
+          <m:rPr>
+            <m:sty m:val="p"/>
+          </m:rPr>
+          <m:t>{</m:t>
+        </m:r>
+        <m:r>
+          <m:t>1</m:t>
+        </m:r>
+        <m:r>
+          <m:rPr>
+            <m:sty m:val="p"/>
+          </m:rPr>
+          <m:t>,</m:t>
+        </m:r>
+        <m:r>
+          <m:t>2</m:t>
+        </m:r>
+        <m:r>
+          <m:rPr>
+            <m:sty m:val="p"/>
+          </m:rPr>
+          <m:t>,</m:t>
+        </m:r>
+        <m:r>
+          <m:t>3</m:t>
+        </m:r>
+        <m:r>
+          <m:rPr>
+            <m:sty m:val="p"/>
+          </m:rPr>
+          <m:t>}</m:t>
+        </m:r>
+      </m:oMath>
+      <w:r>
+        <w:t xml:space="preserve"> </w:t>
+      </w:r>
+      <w:r>
+        <w:t xml:space="preserve">and</w:t>
+      </w:r>
+      <w:r>
+        <w:t xml:space="preserve"> </w:t>
+      </w:r>
+      <m:oMath>
         <m:sSub>
           <m:e>
             <m:r>
@@ -37681,76 +37717,35 @@
           <m:rPr>
             <m:sty m:val="p"/>
           </m:rPr>
+          <m:t>∈</m:t>
+        </m:r>
+        <m:r>
+          <m:rPr>
+            <m:sty m:val="p"/>
+          </m:rPr>
+          <m:t>[</m:t>
+        </m:r>
+        <m:r>
+          <m:t>0.075</m:t>
+        </m:r>
+        <m:r>
+          <m:rPr>
+            <m:sty m:val="p"/>
+          </m:rPr>
           <m:t>,</m:t>
         </m:r>
         <m:r>
-          <m:t>K</m:t>
-        </m:r>
-        <m:r>
-          <m:rPr>
-            <m:sty m:val="p"/>
-          </m:rPr>
-          <m:t>)</m:t>
-        </m:r>
-      </m:oMath>
-      <w:r>
-        <w:t xml:space="preserve"> </w:t>
-      </w:r>
-      <w:r>
-        <w:t xml:space="preserve">grid, regime-switching predictions for cumulative WB volume span ~5,000 to ~54,000 m³ at</w:t>
-      </w:r>
-      <w:r>
-        <w:t xml:space="preserve"> </w:t>
-      </w:r>
-      <m:oMath>
-        <m:r>
-          <m:t>K</m:t>
-        </m:r>
-        <m:r>
-          <m:rPr>
-            <m:sty m:val="p"/>
-          </m:rPr>
-          <m:t>∈</m:t>
-        </m:r>
-        <m:r>
-          <m:rPr>
-            <m:sty m:val="p"/>
-          </m:rPr>
-          <m:t>{</m:t>
-        </m:r>
-        <m:r>
-          <m:t>1</m:t>
-        </m:r>
-        <m:r>
-          <m:rPr>
-            <m:sty m:val="p"/>
-          </m:rPr>
-          <m:t>,</m:t>
-        </m:r>
-        <m:r>
-          <m:t>2</m:t>
-        </m:r>
-        <m:r>
-          <m:rPr>
-            <m:sty m:val="p"/>
-          </m:rPr>
-          <m:t>,</m:t>
-        </m:r>
-        <m:r>
-          <m:t>3</m:t>
-        </m:r>
-        <m:r>
-          <m:rPr>
-            <m:sty m:val="p"/>
-          </m:rPr>
-          <m:t>}</m:t>
-        </m:r>
-      </m:oMath>
-      <w:r>
-        <w:t xml:space="preserve"> </w:t>
-      </w:r>
-      <w:r>
-        <w:t xml:space="preserve">and</w:t>
+          <m:t>0.20</m:t>
+        </m:r>
+        <m:r>
+          <m:rPr>
+            <m:sty m:val="p"/>
+          </m:rPr>
+          <m:t>]</m:t>
+        </m:r>
+      </m:oMath>
+      <w:r>
+        <w:t xml:space="preserve">. The observed 27,065 m³ sits inside the K=2 sweep range (~12,000 to ~35,000 m³ across this</w:t>
       </w:r>
       <w:r>
         <w:t xml:space="preserve"> </w:t>
@@ -37771,108 +37766,12 @@
             </m:r>
           </m:sub>
         </m:sSub>
-        <m:r>
-          <m:rPr>
-            <m:sty m:val="p"/>
-          </m:rPr>
-          <m:t>∈</m:t>
-        </m:r>
-        <m:r>
-          <m:rPr>
-            <m:sty m:val="p"/>
-          </m:rPr>
-          <m:t>[</m:t>
-        </m:r>
-        <m:r>
-          <m:t>0.075</m:t>
-        </m:r>
-        <m:r>
-          <m:rPr>
-            <m:sty m:val="p"/>
-          </m:rPr>
-          <m:t>,</m:t>
-        </m:r>
-        <m:r>
-          <m:t>0.20</m:t>
-        </m:r>
-        <m:r>
-          <m:rPr>
-            <m:sty m:val="p"/>
-          </m:rPr>
-          <m:t>]</m:t>
-        </m:r>
-      </m:oMath>
-      <w:r>
-        <w:t xml:space="preserve">. The observed 27,065 m³ sits between the</w:t>
-      </w:r>
-      <w:r>
-        <w:t xml:space="preserve"> </w:t>
-      </w:r>
-      <m:oMath>
-        <m:r>
-          <m:t>K</m:t>
-        </m:r>
-        <m:r>
-          <m:rPr>
-            <m:sty m:val="p"/>
-          </m:rPr>
-          <m:t>=</m:t>
-        </m:r>
-        <m:r>
-          <m:t>3</m:t>
-        </m:r>
-      </m:oMath>
-      <w:r>
-        <w:t xml:space="preserve"> </w:t>
-      </w:r>
-      <w:r>
-        <w:t xml:space="preserve">undershoot (~5,000 m³) and the</w:t>
-      </w:r>
-      <w:r>
-        <w:t xml:space="preserve"> </w:t>
-      </w:r>
-      <m:oMath>
-        <m:r>
-          <m:t>K</m:t>
-        </m:r>
-        <m:r>
-          <m:rPr>
-            <m:sty m:val="p"/>
-          </m:rPr>
-          <m:t>=</m:t>
-        </m:r>
-        <m:r>
-          <m:t>1</m:t>
-        </m:r>
-      </m:oMath>
-      <w:r>
-        <w:t xml:space="preserve"> </w:t>
-      </w:r>
-      <w:r>
-        <w:t xml:space="preserve">overshoot (~54,000 m³) and would be bracketed by an intermediate</w:t>
-      </w:r>
-      <w:r>
-        <w:t xml:space="preserve"> </w:t>
-      </w:r>
-      <m:oMath>
-        <m:r>
-          <m:t>K</m:t>
-        </m:r>
-        <m:r>
-          <m:rPr>
-            <m:sty m:val="p"/>
-          </m:rPr>
-          <m:t>=</m:t>
-        </m:r>
-        <m:r>
-          <m:t>2</m:t>
-        </m:r>
-      </m:oMath>
-      <w:r>
-        <w:t xml:space="preserve"> </w:t>
-      </w:r>
-      <w:r>
-        <w:t xml:space="preserve">value. The per-event labor-scaling extension (§S17.2) closes the WB gap essentially exactly (~25,000 m³ predicted, 0.93× of observed) independently of any specific</w:t>
+      </m:oMath>
+      <w:r>
+        <w:t xml:space="preserve"> </w:t>
+      </w:r>
+      <w:r>
+        <w:t xml:space="preserve">range), with K=1 overshooting (~52,000 to ~89,000 m³) and K=3 undershooting (~2,800 to ~13,600 m³). The per-event labor-scaling extension (§S17.2) closes the WB gap essentially exactly (~25,000 m³ predicted, 0.91× of observed) independently of any specific</w:t>
       </w:r>
       <w:r>
         <w:t xml:space="preserve"> </w:t>
@@ -38439,7 +38338,7 @@
           <m:t>+</m:t>
         </m:r>
         <m:r>
-          <m:t>0.15</m:t>
+          <m:t>0.10</m:t>
         </m:r>
       </m:oMath>
       <w:r>
@@ -38480,7 +38379,7 @@
         <w:t xml:space="preserve"> </w:t>
       </w:r>
       <w:r>
-        <w:t xml:space="preserve">of observed volume). At</w:t>
+        <w:t xml:space="preserve">of observed volume; std of log-ratios is 0.54). At</w:t>
       </w:r>
       <w:r>
         <w:t xml:space="preserve"> </w:t>
@@ -38500,7 +38399,7 @@
         </m:r>
       </m:oMath>
       <w:r>
-        <w:t xml:space="preserve">, the WB prediction drops from 240,000 m³ to ~25,000 m³, essentially matching the LiDAR-derived per-mound volume of 27,065 m³ (§5.1) within ~7% (ratio 0.93×). Under the prior 7,000 m³ figure this prediction read as a ~3.5× overshoot; under the refined per-mound estimate the prediction is a near-exact match. J.W. Copes drops from 90,000 m³ to ~1,300 m³ (vs observed 500 m³, ~2.6</w:t>
+        <w:t xml:space="preserve">, the WB prediction drops from 240,000 m³ to ~25,000 m³, essentially matching the LiDAR-derived per-mound volume of 27,065 m³ (§5.1) within ~9% (ratio 0.91×). J.W. Copes drops from 90,000 m³ to ~1,300 m³ (vs observed 500 m³, ~2.6</w:t>
       </w:r>
       <m:oMath>
         <m:r>
@@ -41655,7 +41554,7 @@
           <m:t>+</m:t>
         </m:r>
         <m:r>
-          <m:t>0.89</m:t>
+          <m:t>0.91</m:t>
         </m:r>
       </m:oMath>
       <w:r>
@@ -41741,7 +41640,7 @@
         </m:r>
       </m:oMath>
       <w:r>
-        <w:t xml:space="preserve">) is:</w:t>
+        <w:t xml:space="preserve">), against ordinal scale, is:</w:t>
       </w:r>
       <w:r>
         <w:t xml:space="preserve"> </w:t>
@@ -41754,7 +41653,7 @@
           <m:t>−</m:t>
         </m:r>
         <m:r>
-          <m:t>0.009</m:t>
+          <m:t>0.019</m:t>
         </m:r>
       </m:oMath>
       <w:r>
@@ -41774,7 +41673,7 @@
           <m:t>+</m:t>
         </m:r>
         <m:r>
-          <m:t>0.005</m:t>
+          <m:t>0.015</m:t>
         </m:r>
       </m:oMath>
       <w:r>
@@ -41794,7 +41693,7 @@
           <m:t>+</m:t>
         </m:r>
         <m:r>
-          <m:t>0.014</m:t>
+          <m:t>0.029</m:t>
         </m:r>
       </m:oMath>
       <w:r>

--- a/docs/jamt/Supplemental.docx
+++ b/docs/jamt/Supplemental.docx
@@ -33416,7 +33416,7 @@
               <w:pStyle w:val="Compact"/>
             </w:pPr>
             <w:r>
-              <w:t xml:space="preserve">Partial test; consistent for copper (after recovery), for galena (after recovery), vessel-basis for steatite</w:t>
+              <w:t xml:space="preserve">Partial test; consistent for copper and galena in like units and for steatite on a vessel basis; near-source materials (novaculite, crystal quartz) overpredicted 8-63× by the cost-driven acquisition rule (genuine misfit); joint Mahalanobis rejects</w:t>
             </w:r>
           </w:p>
         </w:tc>
@@ -34100,7 +34100,7 @@
                 <m:t>+</m:t>
               </m:r>
               <m:r>
-                <m:t>0.91</m:t>
+                <m:t>0.92</m:t>
               </m:r>
             </m:oMath>
             <w:r>
@@ -34118,7 +34118,7 @@
               <w:t xml:space="preserve"> </w:t>
             </w:r>
             <w:r>
-              <w:t xml:space="preserve">contributes</w:t>
+              <w:t xml:space="preserve">contributes at most</w:t>
             </w:r>
             <w:r>
               <w:t xml:space="preserve"> </w:t>
@@ -34128,16 +34128,10 @@
                 <m:rPr>
                   <m:sty m:val="p"/>
                 </m:rPr>
-                <m:t>≤</m:t>
-              </m:r>
-              <m:r>
-                <m:rPr>
-                  <m:sty m:val="p"/>
-                </m:rPr>
-                <m:t>+</m:t>
-              </m:r>
-              <m:r>
-                <m:t>0.03</m:t>
+                <m:t>±</m:t>
+              </m:r>
+              <m:r>
+                <m:t>0.02</m:t>
               </m:r>
             </m:oMath>
           </w:p>
